--- a/thesis/index.docx
+++ b/thesis/index.docx
@@ -357,7 +357,7 @@
     </w:p>
     <w:bookmarkEnd w:id="22"/>
     <w:bookmarkEnd w:id="23"/>
-    <w:bookmarkStart w:id="46" w:name="methods"/>
+    <w:bookmarkStart w:id="48" w:name="methods"/>
     <w:p>
       <w:pPr>
         <w:pStyle w:val="Heading1"/>
@@ -544,7 +544,25 @@
         <w:t xml:space="preserve">[ref, aknowledge].</w:t>
       </w:r>
     </w:p>
-    <w:bookmarkStart w:id="26" w:name="downloading-data-and-project-structure"/>
+    <w:bookmarkStart w:id="24" w:name="initial-exploration-with-hicexplorer"/>
+    <w:p>
+      <w:pPr>
+        <w:pStyle w:val="Heading2"/>
+      </w:pPr>
+      <w:r>
+        <w:t xml:space="preserve">Initial Exploration with HiCExplorer</w:t>
+      </w:r>
+    </w:p>
+    <w:p>
+      <w:pPr>
+        <w:pStyle w:val="FirstParagraph"/>
+      </w:pPr>
+      <w:r>
+        <w:t xml:space="preserve">Here moves most of the text about HiCExplorer…</w:t>
+      </w:r>
+    </w:p>
+    <w:bookmarkEnd w:id="24"/>
+    <w:bookmarkStart w:id="27" w:name="downloading-data-and-project-structure"/>
     <w:p>
       <w:pPr>
         <w:pStyle w:val="Heading2"/>
@@ -621,7 +639,7 @@
       <w:tr>
         <w:tc>
           <w:tcPr/>
-          <w:bookmarkStart w:id="25" w:name="tbl-runtable-summary"/>
+          <w:bookmarkStart w:id="26" w:name="tbl-runtable-summary"/>
           <w:p>
             <w:pPr>
               <w:jc w:val="center"/>
@@ -635,7 +653,7 @@
               <w:t xml:space="preserve">Table 1: Summary of the data accessions used in this analysis</w:t>
             </w:r>
           </w:p>
-          <w:bookmarkStart w:id="24" w:name="T_55add"/>
+          <w:bookmarkStart w:id="25" w:name="T_55add"/>
           <w:tbl>
             <w:tblPr>
               <w:tblStyle w:val="Table"/>
@@ -1025,14 +1043,14 @@
               </w:tc>
             </w:tr>
           </w:tbl>
-          <w:bookmarkEnd w:id="24"/>
           <w:bookmarkEnd w:id="25"/>
+          <w:bookmarkEnd w:id="26"/>
           <w:p/>
         </w:tc>
       </w:tr>
     </w:tbl>
-    <w:bookmarkEnd w:id="26"/>
-    <w:bookmarkStart w:id="45" w:name="handling-coolers-or-preparing-coolers"/>
+    <w:bookmarkEnd w:id="27"/>
+    <w:bookmarkStart w:id="47" w:name="handling-coolers-or-preparing-coolers"/>
     <w:p>
       <w:pPr>
         <w:pStyle w:val="Heading2"/>
@@ -1054,7 +1072,7 @@
       <w:tr>
         <w:tc>
           <w:tcPr/>
-          <w:bookmarkStart w:id="30" w:name="fig-flowchart-handling-coolers"/>
+          <w:bookmarkStart w:id="31" w:name="fig-flowchart-handling-coolers"/>
           <w:p>
             <w:pPr>
               <w:pStyle w:val="Compact"/>
@@ -1065,18 +1083,18 @@
                 <wp:inline>
                   <wp:extent cx="5334000" cy="939762"/>
                   <wp:effectExtent b="0" l="0" r="0" t="0"/>
-                  <wp:docPr descr="" title="" id="28" name="Picture"/>
+                  <wp:docPr descr="" title="" id="29" name="Picture"/>
                   <a:graphic>
                     <a:graphicData uri="http://schemas.openxmlformats.org/drawingml/2006/picture">
                       <pic:pic>
                         <pic:nvPicPr>
-                          <pic:cNvPr descr="illustrations/placeholder2000x360.png" id="29" name="Picture"/>
+                          <pic:cNvPr descr="illustrations/placeholder2000x360.png" id="30" name="Picture"/>
                           <pic:cNvPicPr>
                             <a:picLocks noChangeArrowheads="1" noChangeAspect="1"/>
                           </pic:cNvPicPr>
                         </pic:nvPicPr>
                         <pic:blipFill>
-                          <a:blip r:embed="rId27"/>
+                          <a:blip r:embed="rId28"/>
                           <a:stretch>
                             <a:fillRect/>
                           </a:stretch>
@@ -1143,11 +1161,11 @@
               <w:t xml:space="preserve">. The first 6 steps were done with a Probably BioRender or Inkscape.</w:t>
             </w:r>
           </w:p>
-          <w:bookmarkEnd w:id="30"/>
+          <w:bookmarkEnd w:id="31"/>
         </w:tc>
       </w:tr>
     </w:tbl>
-    <w:bookmarkStart w:id="38" w:name="the-gwf-workflow-targets"/>
+    <w:bookmarkStart w:id="40" w:name="the-gwf-workflow-targets"/>
     <w:p>
       <w:pPr>
         <w:pStyle w:val="Heading3"/>
@@ -1196,7 +1214,7 @@
         <w:t xml:space="preserve">workflow was created to handle the first part of the data processing, and each accesion number (read pair, mate pair) from the Hi-C sequencing was processed in parallel, so their execution was independent from each other.</w:t>
       </w:r>
     </w:p>
-    <w:bookmarkStart w:id="31" w:name="downloading-the-reads"/>
+    <w:bookmarkStart w:id="32" w:name="downloading-the-reads"/>
     <w:p>
       <w:pPr>
         <w:pStyle w:val="Heading4"/>
@@ -1243,8 +1261,8 @@
         <w:t xml:space="preserve">files.</w:t>
       </w:r>
     </w:p>
-    <w:bookmarkEnd w:id="31"/>
-    <w:bookmarkStart w:id="32" w:name="handling-the-reference"/>
+    <w:bookmarkEnd w:id="32"/>
+    <w:bookmarkStart w:id="33" w:name="handling-the-reference"/>
     <w:p>
       <w:pPr>
         <w:pStyle w:val="Heading4"/>
@@ -1561,9 +1579,24 @@
       <w:r>
         <w:t xml:space="preserve">to use.</w:t>
       </w:r>
-    </w:p>
-    <w:bookmarkEnd w:id="32"/>
-    <w:bookmarkStart w:id="33" w:name="mapping-hi-c-reads"/>
+      <w:r>
+        <w:t xml:space="preserve"> </w:t>
+      </w:r>
+      <w:r>
+        <w:rPr>
+          <w:rStyle w:val="VerbatimChar"/>
+        </w:rPr>
+        <w:t xml:space="preserve">--large-index</w:t>
+      </w:r>
+      <w:r>
+        <w:t xml:space="preserve"> </w:t>
+      </w:r>
+      <w:r>
+        <w:t xml:space="preserve">creates the special indexing format required for large genomes such as macaque.</w:t>
+      </w:r>
+    </w:p>
+    <w:bookmarkEnd w:id="33"/>
+    <w:bookmarkStart w:id="35" w:name="mapping-hi-c-reads"/>
     <w:p>
       <w:pPr>
         <w:pStyle w:val="Heading4"/>
@@ -1646,6 +1679,24 @@
           <w:b/>
           <w:bCs/>
         </w:rPr>
+        <w:t xml:space="preserve">General Approach</w:t>
+      </w:r>
+      <w:r>
+        <w:t xml:space="preserve"> </w:t>
+      </w:r>
+      <w:r>
+        <w:t xml:space="preserve">The main difference between Hi-C libraries and standard paired-end libraries is the high fraction of chimeric reads in Hi-C. As a contact pair is crosslinked and ligated before sequencing, chimeric reads occur as a feature, and standard mapping techniques seeks to filter out this type of reads [ref]. Thus, we need specialized tools for rescuing chimeric reads.</w:t>
+      </w:r>
+    </w:p>
+    <w:p>
+      <w:pPr>
+        <w:pStyle w:val="BodyText"/>
+      </w:pPr>
+      <w:r>
+        <w:rPr>
+          <w:b/>
+          <w:bCs/>
+        </w:rPr>
         <w:t xml:space="preserve">Reproduction</w:t>
       </w:r>
       <w:r>
@@ -1664,7 +1715,7 @@
         <w:t xml:space="preserve"> </w:t>
       </w:r>
       <w:r>
-        <w:t xml:space="preserve">with both</w:t>
+        <w:t xml:space="preserve">with either</w:t>
       </w:r>
       <w:r>
         <w:t xml:space="preserve"> </w:t>
@@ -1680,7 +1731,7 @@
         <w:t xml:space="preserve"> </w:t>
       </w:r>
       <w:r>
-        <w:t xml:space="preserve">and</w:t>
+        <w:t xml:space="preserve">or</w:t>
       </w:r>
       <w:r>
         <w:t xml:space="preserve"> </w:t>
@@ -1706,7 +1757,7 @@
         <w:t xml:space="preserve">HiC-Pro</w:t>
       </w:r>
       <w:r>
-        <w:t xml:space="preserve">. Hic-Pro uses bowtie2 in end-to-end mode, followed by remapping of 5’-ends of the unmapped reads to rescue chimeric fragments along with another approach. I argue that even though we are trying to reproduce results, it is nonsensical to use methods that are not state-of-the-art. That said, either widely used method should produce similar results.</w:t>
+        <w:t xml:space="preserve">. Hic-Pro uses bowtie2 in end-to-end mode, followed by remapping of 5’-ends of the unmapped reads to rescue chimeric fragments along with another approach. I argue that even when trying to reproduce results, it is nonsensical to use methods that are not state-of-the-art. The HiC-Pro pipeline stops at a normalized contact map, and is thus not sufficient for downstream analysis.</w:t>
       </w:r>
     </w:p>
     <w:p>
@@ -1724,7 +1775,7 @@
         <w:t xml:space="preserve"> </w:t>
       </w:r>
       <w:r>
-        <w:t xml:space="preserve">(since 2019)</w:t>
+        <w:t xml:space="preserve">(since Wang et al. 2019)</w:t>
       </w:r>
     </w:p>
     <w:p>
@@ -1742,7 +1793,79 @@
         <w:t xml:space="preserve"> </w:t>
       </w:r>
       <w:r>
-        <w:t xml:space="preserve">Initially, recommendations from HiCExplorer were used. According to their documentation [ref] it is crucial to 1) align reads locally, as Hi-C has a higher fraction of reads that are chimeric, and 2) mapping mates separately to mitigate some of the heuristics made by aligners for standard paired-end libraries. However, the resulting files were incompatible with the</w:t>
+        <w:t xml:space="preserve">Initially, recommendations from HiCExplorer were used. According to their documentation [ref] it is crucial to 1) align reads locally, and 2) map mates separately. They recommend either of</w:t>
+      </w:r>
+      <w:r>
+        <w:t xml:space="preserve"> </w:t>
+      </w:r>
+      <w:r>
+        <w:rPr>
+          <w:rStyle w:val="VerbatimChar"/>
+        </w:rPr>
+        <w:t xml:space="preserve">bwa</w:t>
+      </w:r>
+      <w:r>
+        <w:t xml:space="preserve"> </w:t>
+      </w:r>
+      <w:r>
+        <w:t xml:space="preserve">or</w:t>
+      </w:r>
+      <w:r>
+        <w:t xml:space="preserve"> </w:t>
+      </w:r>
+      <w:r>
+        <w:rPr>
+          <w:rStyle w:val="VerbatimChar"/>
+        </w:rPr>
+        <w:t xml:space="preserve">bowtie2</w:t>
+      </w:r>
+      <w:r>
+        <w:t xml:space="preserve">, so I tested both with their recommended settings.</w:t>
+      </w:r>
+      <w:r>
+        <w:t xml:space="preserve"> </w:t>
+      </w:r>
+      <w:r>
+        <w:rPr>
+          <w:rStyle w:val="VerbatimChar"/>
+        </w:rPr>
+        <w:t xml:space="preserve">bowtie2</w:t>
+      </w:r>
+      <w:r>
+        <w:t xml:space="preserve"> </w:t>
+      </w:r>
+      <w:r>
+        <w:t xml:space="preserve">turned out to be a lot more resource-intensive and to produce almost no mapped reads [ref sup-fig-bowtie2-stats], so I suspect some settings was not set correctly. The mapped reads was converted to a Hi-C Matrix with</w:t>
+      </w:r>
+      <w:r>
+        <w:t xml:space="preserve"> </w:t>
+      </w:r>
+      <w:r>
+        <w:rPr>
+          <w:i/>
+          <w:iCs/>
+        </w:rPr>
+        <w:t xml:space="preserve">HiCExplorers</w:t>
+      </w:r>
+      <w:r>
+        <w:t xml:space="preserve"> </w:t>
+      </w:r>
+      <w:r>
+        <w:rPr>
+          <w:rStyle w:val="VerbatimChar"/>
+        </w:rPr>
+        <w:t xml:space="preserve">hicBuildMatrix</w:t>
+      </w:r>
+      <w:r>
+        <w:t xml:space="preserve">, which is extremely memory-intensive.</w:t>
+      </w:r>
+    </w:p>
+    <w:p>
+      <w:pPr>
+        <w:pStyle w:val="BodyText"/>
+      </w:pPr>
+      <w:r>
+        <w:t xml:space="preserve">However, the resulting files were incompatible with the</w:t>
       </w:r>
       <w:r>
         <w:t xml:space="preserve"> </w:t>
@@ -1835,11 +1958,97 @@
         <w:t xml:space="preserve"> </w:t>
       </w:r>
       <w:r>
-        <w:t xml:space="preserve">never mentions the</w:t>
-      </w:r>
-    </w:p>
-    <w:bookmarkEnd w:id="33"/>
-    <w:bookmarkStart w:id="35" w:name="pair-and-sort-the-reads"/>
+        <w:t xml:space="preserve">never mentions any problems with aligning the Hi-C reads, they just provide an example using</w:t>
+      </w:r>
+      <w:r>
+        <w:t xml:space="preserve"> </w:t>
+      </w:r>
+      <w:r>
+        <w:rPr>
+          <w:rStyle w:val="VerbatimChar"/>
+        </w:rPr>
+        <w:t xml:space="preserve">bwa mem</w:t>
+      </w:r>
+      <w:r>
+        <w:t xml:space="preserve"> </w:t>
+      </w:r>
+      <w:r>
+        <w:t xml:space="preserve">with the</w:t>
+      </w:r>
+      <w:r>
+        <w:t xml:space="preserve"> </w:t>
+      </w:r>
+      <w:r>
+        <w:rPr>
+          <w:rStyle w:val="VerbatimChar"/>
+        </w:rPr>
+        <w:t xml:space="preserve">-P</w:t>
+      </w:r>
+      <w:r>
+        <w:t xml:space="preserve"> </w:t>
+      </w:r>
+      <w:r>
+        <w:t xml:space="preserve">option set, which activates the Smith-Waterman [ref] algorithm to rescue missing hits. The documentation of</w:t>
+      </w:r>
+      <w:r>
+        <w:t xml:space="preserve"> </w:t>
+      </w:r>
+      <w:r>
+        <w:rPr>
+          <w:rStyle w:val="VerbatimChar"/>
+        </w:rPr>
+        <w:t xml:space="preserve">bwa</w:t>
+      </w:r>
+      <w:r>
+        <w:t xml:space="preserve"> </w:t>
+      </w:r>
+      <w:hyperlink r:id="rId34">
+        <w:r>
+          <w:rPr>
+            <w:rStyle w:val="Hyperlink"/>
+          </w:rPr>
+          <w:t xml:space="preserve">ref</w:t>
+        </w:r>
+      </w:hyperlink>
+      <w:r>
+        <w:t xml:space="preserve"> </w:t>
+      </w:r>
+      <w:r>
+        <w:t xml:space="preserve">state that both</w:t>
+      </w:r>
+      <w:r>
+        <w:t xml:space="preserve"> </w:t>
+      </w:r>
+      <w:r>
+        <w:rPr>
+          <w:rStyle w:val="VerbatimChar"/>
+        </w:rPr>
+        <w:t xml:space="preserve">bwa-mem</w:t>
+      </w:r>
+      <w:r>
+        <w:t xml:space="preserve"> </w:t>
+      </w:r>
+      <w:r>
+        <w:t xml:space="preserve">and</w:t>
+      </w:r>
+      <w:r>
+        <w:t xml:space="preserve"> </w:t>
+      </w:r>
+      <w:r>
+        <w:rPr>
+          <w:rStyle w:val="VerbatimChar"/>
+        </w:rPr>
+        <w:t xml:space="preserve">bwa-sw</w:t>
+      </w:r>
+      <w:r>
+        <w:t xml:space="preserve"> </w:t>
+      </w:r>
+      <w:r>
+        <w:t xml:space="preserve">will rescue chimeric reads.</w:t>
+      </w:r>
+    </w:p>
+    <w:bookmarkEnd w:id="35"/>
+    <w:bookmarkStart w:id="37" w:name="pair-and-sort-the-reads"/>
     <w:p>
       <w:pPr>
         <w:pStyle w:val="Heading4"/>
@@ -1912,7 +2121,7 @@
       <w:r>
         <w:t xml:space="preserve"> </w:t>
       </w:r>
-      <w:hyperlink r:id="rId34">
+      <w:hyperlink r:id="rId36">
         <w:r>
           <w:rPr>
             <w:rStyle w:val="Hyperlink"/>
@@ -1921,8 +2130,8 @@
         </w:r>
       </w:hyperlink>
     </w:p>
-    <w:bookmarkEnd w:id="35"/>
-    <w:bookmarkStart w:id="36" w:name="filter-deduplicate-pairs"/>
+    <w:bookmarkEnd w:id="37"/>
+    <w:bookmarkStart w:id="38" w:name="filter-deduplicate-pairs"/>
     <w:p>
       <w:pPr>
         <w:pStyle w:val="Heading4"/>
@@ -2016,8 +2225,8 @@
         <w:t xml:space="preserve">I have missed this step, so I have not filtered for mapping quality. I will make a histogram showing the distribution of mapq scores to see the significance of this. Or just rerun that part of the analysis.</w:t>
       </w:r>
     </w:p>
-    <w:bookmarkEnd w:id="36"/>
-    <w:bookmarkStart w:id="37" w:name="create-interaction-matrices-coolers"/>
+    <w:bookmarkEnd w:id="38"/>
+    <w:bookmarkStart w:id="39" w:name="create-interaction-matrices-coolers"/>
     <w:p>
       <w:pPr>
         <w:pStyle w:val="Heading4"/>
@@ -2173,9 +2382,9 @@
         <w:t xml:space="preserve">scores to convince you [ref]. Otherwise, I will have fixed this issue.</w:t>
       </w:r>
     </w:p>
-    <w:bookmarkEnd w:id="37"/>
-    <w:bookmarkEnd w:id="38"/>
-    <w:bookmarkStart w:id="44" w:name="notebook-edits"/>
+    <w:bookmarkEnd w:id="39"/>
+    <w:bookmarkEnd w:id="40"/>
+    <w:bookmarkStart w:id="46" w:name="notebook-edits"/>
     <w:p>
       <w:pPr>
         <w:pStyle w:val="Heading3"/>
@@ -2249,7 +2458,7 @@
         <w:t xml:space="preserve">.</w:t>
       </w:r>
     </w:p>
-    <w:bookmarkStart w:id="39" w:name="pooling-samples-merging-coolers"/>
+    <w:bookmarkStart w:id="41" w:name="pooling-samples-merging-coolers"/>
     <w:p>
       <w:pPr>
         <w:pStyle w:val="Heading4"/>
@@ -2327,8 +2536,8 @@
         <w:t xml:space="preserve">was used to merge all samples in each sub-folder (cell type) to just one interaction matrix for each cell type. The function merges matrices of the same dimensions by simply adding the interaction frequencies of each genomic position together, resulting in less empty positions by chance.</w:t>
       </w:r>
     </w:p>
-    <w:bookmarkEnd w:id="39"/>
-    <w:bookmarkStart w:id="40" w:name="create-multi-resolution-coolers-zoomify"/>
+    <w:bookmarkEnd w:id="41"/>
+    <w:bookmarkStart w:id="42" w:name="create-multi-resolution-coolers-zoomify"/>
     <w:p>
       <w:pPr>
         <w:pStyle w:val="Heading4"/>
@@ -2361,8 +2570,8 @@
         <w:t xml:space="preserve">[ref] is that it natively provides support for storing sparse interaction matrices in multiple resolutions in the same file by adding groups to the cooler [ref]. We can then efficiently store resolutions (i.e., different bin sizes) that is multiples of the smallest bin size. We chose to use 10kb, 50kb, 100kb, and 500kb bins, and the resolutions are made by recursively binning the base resolution. We call this process zoomifying.</w:t>
       </w:r>
     </w:p>
-    <w:bookmarkEnd w:id="40"/>
-    <w:bookmarkStart w:id="41" w:name="matrix-balancing-iterative-correction"/>
+    <w:bookmarkEnd w:id="42"/>
+    <w:bookmarkStart w:id="43" w:name="matrix-balancing-iterative-correction"/>
     <w:p>
       <w:pPr>
         <w:pStyle w:val="Heading4"/>
@@ -2535,8 +2744,8 @@
         <w:t xml:space="preserve">flag, and that can be added to another column, so that we can compare the difference between the two methods easily. However, we will only use the default mode for now.</w:t>
       </w:r>
     </w:p>
-    <w:bookmarkEnd w:id="41"/>
-    <w:bookmarkStart w:id="42" w:name="eigendecomposition"/>
+    <w:bookmarkEnd w:id="43"/>
+    <w:bookmarkStart w:id="44" w:name="eigendecomposition"/>
     <w:p>
       <w:pPr>
         <w:pStyle w:val="Heading4"/>
@@ -2686,8 +2895,8 @@
         <w:t xml:space="preserve">docs [ref]).</w:t>
       </w:r>
     </w:p>
-    <w:bookmarkEnd w:id="42"/>
-    <w:bookmarkStart w:id="43" w:name="plotting"/>
+    <w:bookmarkEnd w:id="44"/>
+    <w:bookmarkStart w:id="45" w:name="plotting"/>
     <w:p>
       <w:pPr>
         <w:pStyle w:val="Heading4"/>
@@ -2733,11 +2942,11 @@
         <w:br w:type="page"/>
       </w:r>
     </w:p>
-    <w:bookmarkEnd w:id="43"/>
-    <w:bookmarkEnd w:id="44"/>
     <w:bookmarkEnd w:id="45"/>
     <w:bookmarkEnd w:id="46"/>
-    <w:bookmarkStart w:id="47" w:name="results"/>
+    <w:bookmarkEnd w:id="47"/>
+    <w:bookmarkEnd w:id="48"/>
+    <w:bookmarkStart w:id="49" w:name="results"/>
     <w:p>
       <w:pPr>
         <w:pStyle w:val="Heading1"/>
@@ -2759,8 +2968,8 @@
         <w:br w:type="page"/>
       </w:r>
     </w:p>
-    <w:bookmarkEnd w:id="47"/>
-    <w:bookmarkStart w:id="48" w:name="discussion"/>
+    <w:bookmarkEnd w:id="49"/>
+    <w:bookmarkStart w:id="50" w:name="discussion"/>
     <w:p>
       <w:pPr>
         <w:pStyle w:val="Heading1"/>
@@ -2782,8 +2991,8 @@
         <w:br w:type="page"/>
       </w:r>
     </w:p>
-    <w:bookmarkEnd w:id="48"/>
-    <w:bookmarkStart w:id="66" w:name="bibliography"/>
+    <w:bookmarkEnd w:id="50"/>
+    <w:bookmarkStart w:id="68" w:name="bibliography"/>
     <w:p>
       <w:pPr>
         <w:pStyle w:val="Heading1"/>
@@ -2792,8 +3001,8 @@
         <w:t xml:space="preserve">Bibliography</w:t>
       </w:r>
     </w:p>
-    <w:bookmarkStart w:id="65" w:name="refs"/>
-    <w:bookmarkStart w:id="50" w:name="ref-imakaev_iterative_2012"/>
+    <w:bookmarkStart w:id="67" w:name="refs"/>
+    <w:bookmarkStart w:id="52" w:name="ref-imakaev_iterative_2012"/>
     <w:p>
       <w:pPr>
         <w:pStyle w:val="Bibliography"/>
@@ -2844,7 +3053,7 @@
       <w:r>
         <w:t xml:space="preserve"> </w:t>
       </w:r>
-      <w:hyperlink r:id="rId49">
+      <w:hyperlink r:id="rId51">
         <w:r>
           <w:rPr>
             <w:rStyle w:val="Hyperlink"/>
@@ -2856,8 +3065,8 @@
         <w:t xml:space="preserve">.</w:t>
       </w:r>
     </w:p>
-    <w:bookmarkEnd w:id="50"/>
-    <w:bookmarkStart w:id="52" w:name="ref-jaenike_sex_2001"/>
+    <w:bookmarkEnd w:id="52"/>
+    <w:bookmarkStart w:id="54" w:name="ref-jaenike_sex_2001"/>
     <w:p>
       <w:pPr>
         <w:pStyle w:val="Bibliography"/>
@@ -2911,7 +3120,7 @@
       <w:r>
         <w:t xml:space="preserve"> </w:t>
       </w:r>
-      <w:hyperlink r:id="rId51">
+      <w:hyperlink r:id="rId53">
         <w:r>
           <w:rPr>
             <w:rStyle w:val="Hyperlink"/>
@@ -2923,8 +3132,8 @@
         <w:t xml:space="preserve">.</w:t>
       </w:r>
     </w:p>
-    <w:bookmarkEnd w:id="52"/>
-    <w:bookmarkStart w:id="54" w:name="ref-lieberman_aiden_comprehensive_2009"/>
+    <w:bookmarkEnd w:id="54"/>
+    <w:bookmarkStart w:id="56" w:name="ref-lieberman_aiden_comprehensive_2009"/>
     <w:p>
       <w:pPr>
         <w:pStyle w:val="Bibliography"/>
@@ -3026,7 +3235,7 @@
       <w:r>
         <w:t xml:space="preserve"> </w:t>
       </w:r>
-      <w:hyperlink r:id="rId53">
+      <w:hyperlink r:id="rId55">
         <w:r>
           <w:rPr>
             <w:rStyle w:val="Hyperlink"/>
@@ -3038,8 +3247,8 @@
         <w:t xml:space="preserve">.</w:t>
       </w:r>
     </w:p>
-    <w:bookmarkEnd w:id="54"/>
-    <w:bookmarkStart w:id="56" w:name="ref-munch_group_2024"/>
+    <w:bookmarkEnd w:id="56"/>
+    <w:bookmarkStart w:id="58" w:name="ref-munch_group_2024"/>
     <w:p>
       <w:pPr>
         <w:pStyle w:val="Bibliography"/>
@@ -3056,7 +3265,7 @@
       <w:r>
         <w:t xml:space="preserve"> </w:t>
       </w:r>
-      <w:hyperlink r:id="rId55">
+      <w:hyperlink r:id="rId57">
         <w:r>
           <w:rPr>
             <w:rStyle w:val="Hyperlink"/>
@@ -3068,8 +3277,8 @@
         <w:t xml:space="preserve">.</w:t>
       </w:r>
     </w:p>
-    <w:bookmarkEnd w:id="56"/>
-    <w:bookmarkStart w:id="58" w:name="ref-open2c"/>
+    <w:bookmarkEnd w:id="58"/>
+    <w:bookmarkStart w:id="60" w:name="ref-open2c"/>
     <w:p>
       <w:pPr>
         <w:pStyle w:val="Bibliography"/>
@@ -3129,7 +3338,7 @@
       <w:r>
         <w:t xml:space="preserve"> </w:t>
       </w:r>
-      <w:hyperlink r:id="rId57">
+      <w:hyperlink r:id="rId59">
         <w:r>
           <w:rPr>
             <w:rStyle w:val="Hyperlink"/>
@@ -3141,8 +3350,8 @@
         <w:t xml:space="preserve">.</w:t>
       </w:r>
     </w:p>
-    <w:bookmarkEnd w:id="58"/>
-    <w:bookmarkStart w:id="60" w:name="ref-skov_extraordinary_2023"/>
+    <w:bookmarkEnd w:id="60"/>
+    <w:bookmarkStart w:id="62" w:name="ref-skov_extraordinary_2023"/>
     <w:p>
       <w:pPr>
         <w:pStyle w:val="Bibliography"/>
@@ -3187,7 +3396,7 @@
       <w:r>
         <w:t xml:space="preserve"> </w:t>
       </w:r>
-      <w:hyperlink r:id="rId59">
+      <w:hyperlink r:id="rId61">
         <w:r>
           <w:rPr>
             <w:rStyle w:val="Hyperlink"/>
@@ -3199,8 +3408,8 @@
         <w:t xml:space="preserve">.</w:t>
       </w:r>
     </w:p>
-    <w:bookmarkEnd w:id="60"/>
-    <w:bookmarkStart w:id="62" w:name="ref-sorensen_genome_wide_2023"/>
+    <w:bookmarkEnd w:id="62"/>
+    <w:bookmarkStart w:id="64" w:name="ref-sorensen_genome_wide_2023"/>
     <w:p>
       <w:pPr>
         <w:pStyle w:val="Bibliography"/>
@@ -3233,7 +3442,7 @@
       <w:r>
         <w:t xml:space="preserve"> </w:t>
       </w:r>
-      <w:hyperlink r:id="rId61">
+      <w:hyperlink r:id="rId63">
         <w:r>
           <w:rPr>
             <w:rStyle w:val="Hyperlink"/>
@@ -3245,8 +3454,8 @@
         <w:t xml:space="preserve">.</w:t>
       </w:r>
     </w:p>
-    <w:bookmarkEnd w:id="62"/>
-    <w:bookmarkStart w:id="64" w:name="ref-wang_reprogramming_2019"/>
+    <w:bookmarkEnd w:id="64"/>
+    <w:bookmarkStart w:id="66" w:name="ref-wang_reprogramming_2019"/>
     <w:p>
       <w:pPr>
         <w:pStyle w:val="Bibliography"/>
@@ -3312,7 +3521,7 @@
       <w:r>
         <w:t xml:space="preserve"> </w:t>
       </w:r>
-      <w:hyperlink r:id="rId63">
+      <w:hyperlink r:id="rId65">
         <w:r>
           <w:rPr>
             <w:rStyle w:val="Hyperlink"/>
@@ -3324,9 +3533,9 @@
         <w:t xml:space="preserve">.</w:t>
       </w:r>
     </w:p>
-    <w:bookmarkEnd w:id="64"/>
-    <w:bookmarkEnd w:id="65"/>
     <w:bookmarkEnd w:id="66"/>
+    <w:bookmarkEnd w:id="67"/>
+    <w:bookmarkEnd w:id="68"/>
     <w:sectPr/>
   </w:body>
 </w:document>
@@ -3701,13 +3910,13 @@
     <w:abstractNumId w:val="993"/>
   </w:num>
   <w:num w:numId="1004">
-    <w:abstractNumId w:val="992"/>
+    <w:abstractNumId w:val="993"/>
   </w:num>
   <w:num w:numId="1005">
     <w:abstractNumId w:val="993"/>
   </w:num>
   <w:num w:numId="1006">
-    <w:abstractNumId w:val="992"/>
+    <w:abstractNumId w:val="993"/>
   </w:num>
   <w:num w:numId="1007">
     <w:abstractNumId w:val="992"/>

--- a/thesis/index.docx
+++ b/thesis/index.docx
@@ -23,7 +23,7 @@
         <w:pStyle w:val="Date"/>
       </w:pPr>
       <w:r>
-        <w:t xml:space="preserve">2024-11-30</w:t>
+        <w:t xml:space="preserve">2024-12-01</w:t>
       </w:r>
     </w:p>
     <w:p>
@@ -1685,7 +1685,7 @@
         <w:t xml:space="preserve"> </w:t>
       </w:r>
       <w:r>
-        <w:t xml:space="preserve">The main difference between Hi-C libraries and standard paired-end libraries is the high fraction of chimeric reads in Hi-C. As a contact pair is crosslinked and ligated before sequencing, chimeric reads occur as a feature, and standard mapping techniques seeks to filter out this type of reads [ref]. Thus, we need specialized tools for rescuing chimeric reads.</w:t>
+        <w:t xml:space="preserve">The main difference between Hi-C libraries and standard paired-end libraries is the high fraction of chimeric reads in Hi-C. As a contact pair is crosslinked and ligated before sequencing, chimeric reads occur as a feature, and standard mapping techniques seeks to filter out this type of reads [ref]. Thus, we need specialized tools for rescuing chimeric reads. That said, we have to be cautious distinguishing the intended chimerism for Hi-C and that of technical artefacts.</w:t>
       </w:r>
     </w:p>
     <w:p>
@@ -1709,7 +1709,7 @@
         <w:t xml:space="preserve"> </w:t>
       </w:r>
       <w:r>
-        <w:t xml:space="preserve">Wang et al. (2019)</w:t>
+        <w:t xml:space="preserve">(Wang et al. 2019)</w:t>
       </w:r>
       <w:r>
         <w:t xml:space="preserve"> </w:t>
@@ -1757,7 +1757,22 @@
         <w:t xml:space="preserve">HiC-Pro</w:t>
       </w:r>
       <w:r>
-        <w:t xml:space="preserve">. Hic-Pro uses bowtie2 in end-to-end mode, followed by remapping of 5’-ends of the unmapped reads to rescue chimeric fragments along with another approach. I argue that even when trying to reproduce results, it is nonsensical to use methods that are not state-of-the-art. The HiC-Pro pipeline stops at a normalized contact map, and is thus not sufficient for downstream analysis.</w:t>
+        <w:t xml:space="preserve">. Hic-Pro uses bowtie2 in end-to-end mode, followed by remapping of 5’-ends of the unmapped reads to rescue chimeric fragments along with another approach. I mapped the reads using</w:t>
+      </w:r>
+      <w:r>
+        <w:t xml:space="preserve"> </w:t>
+      </w:r>
+      <w:r>
+        <w:rPr>
+          <w:rStyle w:val="VerbatimChar"/>
+        </w:rPr>
+        <w:t xml:space="preserve">bowtie2 --end-to-end</w:t>
+      </w:r>
+      <w:r>
+        <w:t xml:space="preserve"> </w:t>
+      </w:r>
+      <w:r>
+        <w:t xml:space="preserve">without the rescue-remapping, and it returned a very high fraction of discarded reads. I argue that even when trying to reproduce results, it is nonsensical to use methods that are not state-of-the-art. The HiC-Pro pipeline stops at a normalized contact map, and is thus not sufficient for downstream analysis.</w:t>
       </w:r>
     </w:p>
     <w:p>
@@ -1775,7 +1790,7 @@
         <w:t xml:space="preserve"> </w:t>
       </w:r>
       <w:r>
-        <w:t xml:space="preserve">(since Wang et al. 2019)</w:t>
+        <w:t xml:space="preserve">(Wang et al. 2019)</w:t>
       </w:r>
     </w:p>
     <w:p>
@@ -1835,7 +1850,16 @@
         <w:t xml:space="preserve"> </w:t>
       </w:r>
       <w:r>
-        <w:t xml:space="preserve">turned out to be a lot more resource-intensive and to produce almost no mapped reads [ref sup-fig-bowtie2-stats], so I suspect some settings was not set correctly. The mapped reads was converted to a Hi-C Matrix with</w:t>
+        <w:t xml:space="preserve">turned out to be a lot more resource-intensive and to produce almost no mapped reads [ref sup-fig-bowtie2-stats], so I suspect some settings was not set correctly. The mapped reads was converted to a Hi-C Matrix (</w:t>
+      </w:r>
+      <w:r>
+        <w:rPr>
+          <w:rStyle w:val="VerbatimChar"/>
+        </w:rPr>
+        <w:t xml:space="preserve">.h5</w:t>
+      </w:r>
+      <w:r>
+        <w:t xml:space="preserve">) with</w:t>
       </w:r>
       <w:r>
         <w:t xml:space="preserve"> </w:t>
@@ -1857,31 +1881,7 @@
         <w:t xml:space="preserve">hicBuildMatrix</w:t>
       </w:r>
       <w:r>
-        <w:t xml:space="preserve">, which is extremely memory-intensive.</w:t>
-      </w:r>
-    </w:p>
-    <w:p>
-      <w:pPr>
-        <w:pStyle w:val="BodyText"/>
-      </w:pPr>
-      <w:r>
-        <w:t xml:space="preserve">However, the resulting files were incompatible with the</w:t>
-      </w:r>
-      <w:r>
-        <w:t xml:space="preserve"> </w:t>
-      </w:r>
-      <w:r>
-        <w:rPr>
-          <w:i/>
-          <w:iCs/>
-        </w:rPr>
-        <w:t xml:space="preserve">open2C</w:t>
-      </w:r>
-      <w:r>
-        <w:t xml:space="preserve"> </w:t>
-      </w:r>
-      <w:r>
-        <w:t xml:space="preserve">ecosystem, and I therefore followed</w:t>
+        <w:t xml:space="preserve">, which is extremely memory-intensive, using ~120 GB memory for the biggest matrix. I followed</w:t>
       </w:r>
       <w:r>
         <w:t xml:space="preserve"> </w:t>
@@ -1897,7 +1897,22 @@
         <w:t xml:space="preserve"> </w:t>
       </w:r>
       <w:r>
-        <w:t xml:space="preserve">pipeline to plot and explore the matrices created from this mapping. However, the work was laborious for experimentation, as the provided functions all write plots to files. I did not manage to make an efficient implementation for plotting the</w:t>
+        <w:t xml:space="preserve">pipeline to plot and explore the matrices created from this mapping. However, the work was laborious for experimentation, as, even though written in Python,</w:t>
+      </w:r>
+      <w:r>
+        <w:t xml:space="preserve"> </w:t>
+      </w:r>
+      <w:r>
+        <w:rPr>
+          <w:rStyle w:val="VerbatimChar"/>
+        </w:rPr>
+        <w:t xml:space="preserve">HicExplorer</w:t>
+      </w:r>
+      <w:r>
+        <w:t xml:space="preserve"> </w:t>
+      </w:r>
+      <w:r>
+        <w:t xml:space="preserve">only comes with a command-line interface and provided functions all write plots to files. I did not manage to make an efficient implementation for plotting the</w:t>
       </w:r>
       <w:r>
         <w:t xml:space="preserve"> </w:t>
@@ -1912,7 +1927,7 @@
         <w:t xml:space="preserve"> </w:t>
       </w:r>
       <w:r>
-        <w:t xml:space="preserve">files produced by the pipeline, and I relatively quickly shifted to</w:t>
+        <w:t xml:space="preserve">files produced by the pipeline, as would be required for utilizing Jupyter Notebooks for customizing plots. I relatively quickly shifted to</w:t>
       </w:r>
       <w:r>
         <w:t xml:space="preserve"> </w:t>
@@ -1928,7 +1943,7 @@
         <w:t xml:space="preserve"> </w:t>
       </w:r>
       <w:r>
-        <w:t xml:space="preserve">for their promises of the greener grass.</w:t>
+        <w:t xml:space="preserve">for their promises of the greener grass (a Python API).</w:t>
       </w:r>
     </w:p>
     <w:p>
@@ -1952,7 +1967,7 @@
         <w:t xml:space="preserve"> </w:t>
       </w:r>
       <w:r>
-        <w:t xml:space="preserve">Open Chromosome Collective (2024)</w:t>
+        <w:t xml:space="preserve">(Open Chromosome Collective 2024)</w:t>
       </w:r>
       <w:r>
         <w:t xml:space="preserve"> </w:t>
@@ -1973,7 +1988,7 @@
         <w:t xml:space="preserve"> </w:t>
       </w:r>
       <w:r>
-        <w:t xml:space="preserve">with the</w:t>
+        <w:t xml:space="preserve">in paired-end mode and with the</w:t>
       </w:r>
       <w:r>
         <w:t xml:space="preserve"> </w:t>
@@ -1988,7 +2003,7 @@
         <w:t xml:space="preserve"> </w:t>
       </w:r>
       <w:r>
-        <w:t xml:space="preserve">option set, which activates the Smith-Waterman [ref] algorithm to rescue missing hits. The documentation of</w:t>
+        <w:t xml:space="preserve">option set, which activates the Smith-Waterman [ref] algorithm to rescue missing hits, by focusing on assigning only of of the mates to a good mapping and escape mate-rescue. The documentation of</w:t>
       </w:r>
       <w:r>
         <w:t xml:space="preserve"> </w:t>
@@ -2014,47 +2029,120 @@
         <w:t xml:space="preserve"> </w:t>
       </w:r>
       <w:r>
-        <w:t xml:space="preserve">state that both</w:t>
-      </w:r>
-      <w:r>
-        <w:t xml:space="preserve"> </w:t>
-      </w:r>
-      <w:r>
-        <w:rPr>
-          <w:rStyle w:val="VerbatimChar"/>
-        </w:rPr>
-        <w:t xml:space="preserve">bwa-mem</w:t>
-      </w:r>
-      <w:r>
-        <w:t xml:space="preserve"> </w:t>
-      </w:r>
-      <w:r>
-        <w:t xml:space="preserve">and</w:t>
-      </w:r>
-      <w:r>
-        <w:t xml:space="preserve"> </w:t>
-      </w:r>
-      <w:r>
-        <w:rPr>
-          <w:rStyle w:val="VerbatimChar"/>
-        </w:rPr>
-        <w:t xml:space="preserve">bwa-sw</w:t>
-      </w:r>
-      <w:r>
-        <w:t xml:space="preserve"> </w:t>
-      </w:r>
-      <w:r>
-        <w:t xml:space="preserve">will rescue chimeric reads.</w:t>
+        <w:t xml:space="preserve">state that both bwa-mem and bwa-sw will rescue chimeric reads. Consequently, Open2C does not have a builtin way of pairing the reads after mapping, and I was left with two options:</w:t>
+      </w:r>
+      <w:r>
+        <w:t xml:space="preserve"> </w:t>
+      </w:r>
+      <w:r>
+        <w:rPr>
+          <w:b/>
+          <w:bCs/>
+        </w:rPr>
+        <w:t xml:space="preserve">1)</w:t>
+      </w:r>
+      <w:r>
+        <w:t xml:space="preserve"> </w:t>
+      </w:r>
+      <w:r>
+        <w:t xml:space="preserve">to re(-)pair the individually mapped read-mates (.bam) with</w:t>
+      </w:r>
+      <w:r>
+        <w:t xml:space="preserve"> </w:t>
+      </w:r>
+      <w:r>
+        <w:rPr>
+          <w:rStyle w:val="VerbatimChar"/>
+        </w:rPr>
+        <w:t xml:space="preserve">samtools-fixmate</w:t>
+      </w:r>
+      <w:r>
+        <w:t xml:space="preserve"> </w:t>
+      </w:r>
+      <w:r>
+        <w:t xml:space="preserve">into one of the specific input formats required for</w:t>
+      </w:r>
+      <w:r>
+        <w:t xml:space="preserve"> </w:t>
+      </w:r>
+      <w:r>
+        <w:rPr>
+          <w:rStyle w:val="VerbatimChar"/>
+        </w:rPr>
+        <w:t xml:space="preserve">cooler</w:t>
+      </w:r>
+      <w:r>
+        <w:t xml:space="preserve"> </w:t>
+      </w:r>
+      <w:r>
+        <w:t xml:space="preserve">to create an interaction matrix</w:t>
+      </w:r>
+      <w:r>
+        <w:t xml:space="preserve"> </w:t>
+      </w:r>
+      <w:r>
+        <w:rPr>
+          <w:i/>
+          <w:iCs/>
+        </w:rPr>
+        <w:t xml:space="preserve">cooler</w:t>
+      </w:r>
+      <w:r>
+        <w:t xml:space="preserve">, or</w:t>
+      </w:r>
+      <w:r>
+        <w:t xml:space="preserve"> </w:t>
+      </w:r>
+      <w:r>
+        <w:rPr>
+          <w:b/>
+          <w:bCs/>
+        </w:rPr>
+        <w:t xml:space="preserve">2)</w:t>
+      </w:r>
+      <w:r>
+        <w:t xml:space="preserve"> </w:t>
+      </w:r>
+      <w:r>
+        <w:t xml:space="preserve">re-map the reads using Open2C’s recommendations and use their established pipeline for producing a cooler. I chose the latter, where I mapped the fastq files to</w:t>
+      </w:r>
+      <w:r>
+        <w:t xml:space="preserve"> </w:t>
+      </w:r>
+      <w:r>
+        <w:rPr>
+          <w:i/>
+          <w:iCs/>
+        </w:rPr>
+        <w:t xml:space="preserve">rheMac10</w:t>
+      </w:r>
+      <w:r>
+        <w:t xml:space="preserve"> </w:t>
+      </w:r>
+      <w:r>
+        <w:t xml:space="preserve">in paired end mode for a pair (m1, m2) with</w:t>
+      </w:r>
+      <w:r>
+        <w:t xml:space="preserve"> </w:t>
+      </w:r>
+      <w:r>
+        <w:rPr>
+          <w:rStyle w:val="VerbatimChar"/>
+        </w:rPr>
+        <w:t xml:space="preserve">bwa mem -SP rheMac10 m1 m2</w:t>
+      </w:r>
+      <w:r>
+        <w:t xml:space="preserve">.</w:t>
       </w:r>
     </w:p>
     <w:bookmarkEnd w:id="35"/>
-    <w:bookmarkStart w:id="37" w:name="pair-and-sort-the-reads"/>
+    <w:bookmarkStart w:id="37" w:name="parse-and-sort-the-reads"/>
     <w:p>
       <w:pPr>
         <w:pStyle w:val="Heading4"/>
       </w:pPr>
       <w:r>
-        <w:t xml:space="preserve">Pair and sort the reads</w:t>
+        <w:t xml:space="preserve">Parse and sort the reads</w:t>
       </w:r>
     </w:p>
     <w:p>
@@ -2130,6 +2218,108 @@
         </w:r>
       </w:hyperlink>
     </w:p>
+    <w:p>
+      <w:pPr>
+        <w:pStyle w:val="FirstParagraph"/>
+      </w:pPr>
+      <w:r>
+        <w:rPr>
+          <w:b/>
+          <w:bCs/>
+        </w:rPr>
+        <w:t xml:space="preserve">HiCExplorer</w:t>
+      </w:r>
+      <w:r>
+        <w:t xml:space="preserve"> </w:t>
+      </w:r>
+      <w:r>
+        <w:t xml:space="preserve">No action is needed, as this step is done implicitly when building the matrix</w:t>
+      </w:r>
+    </w:p>
+    <w:p>
+      <w:pPr>
+        <w:pStyle w:val="BodyText"/>
+      </w:pPr>
+      <w:r>
+        <w:rPr>
+          <w:b/>
+          <w:bCs/>
+        </w:rPr>
+        <w:t xml:space="preserve">Open2C</w:t>
+      </w:r>
+      <w:r>
+        <w:t xml:space="preserve"> </w:t>
+      </w:r>
+      <w:r>
+        <w:t xml:space="preserve">We need to convert the alignments into ligation events, and distinguish between several types of ligation events. The simplest event is when each side only maps to one unique segment in the genome</w:t>
+      </w:r>
+      <w:r>
+        <w:t xml:space="preserve"> </w:t>
+      </w:r>
+      <w:r>
+        <w:t xml:space="preserve">‘UU’</w:t>
+      </w:r>
+      <w:r>
+        <w:t xml:space="preserve">. Other events, where one or both sides map to multiple segments or the reads are long enough (&gt;150bp) to contain two alignments (multiple ligations) have to be considered as well. Multiple ligations (walks) are treated according to the</w:t>
+      </w:r>
+      <w:r>
+        <w:t xml:space="preserve"> </w:t>
+      </w:r>
+      <w:r>
+        <w:rPr>
+          <w:rStyle w:val="VerbatimChar"/>
+        </w:rPr>
+        <w:t xml:space="preserve">--walks-policy</w:t>
+      </w:r>
+      <w:r>
+        <w:t xml:space="preserve">, where</w:t>
+      </w:r>
+      <w:r>
+        <w:t xml:space="preserve"> </w:t>
+      </w:r>
+      <w:r>
+        <w:rPr>
+          <w:rStyle w:val="VerbatimChar"/>
+        </w:rPr>
+        <w:t xml:space="preserve">mask</w:t>
+      </w:r>
+      <w:r>
+        <w:t xml:space="preserve"> </w:t>
+      </w:r>
+      <w:r>
+        <w:t xml:space="preserve">is the most conservative and masks all complex walks, whereas</w:t>
+      </w:r>
+      <w:r>
+        <w:t xml:space="preserve"> </w:t>
+      </w:r>
+      <w:r>
+        <w:rPr>
+          <w:rStyle w:val="VerbatimChar"/>
+        </w:rPr>
+        <w:t xml:space="preserve">5unique</w:t>
+      </w:r>
+      <w:r>
+        <w:t xml:space="preserve"> </w:t>
+      </w:r>
+      <w:r>
+        <w:t xml:space="preserve">reports the 5’-most unique alignment on each side. The pairs are piped directly into</w:t>
+      </w:r>
+      <w:r>
+        <w:t xml:space="preserve"> </w:t>
+      </w:r>
+      <w:r>
+        <w:rPr>
+          <w:rStyle w:val="VerbatimChar"/>
+        </w:rPr>
+        <w:t xml:space="preserve">pairtools sort</w:t>
+      </w:r>
+      <w:r>
+        <w:t xml:space="preserve"> </w:t>
+      </w:r>
+      <w:r>
+        <w:t xml:space="preserve">after parsing, as the deduplication step requires.</w:t>
+      </w:r>
+    </w:p>
     <w:bookmarkEnd w:id="37"/>
     <w:bookmarkStart w:id="38" w:name="filter-deduplicate-pairs"/>
     <w:p>
@@ -2145,6 +2335,24 @@
         <w:pStyle w:val="FirstParagraph"/>
       </w:pPr>
       <w:r>
+        <w:rPr>
+          <w:b/>
+          <w:bCs/>
+        </w:rPr>
+        <w:t xml:space="preserve">HiCExplorer</w:t>
+      </w:r>
+      <w:r>
+        <w:t xml:space="preserve"> </w:t>
+      </w:r>
+      <w:r>
+        <w:t xml:space="preserve">No action is needed, as this step is done implicitly when building the matrix</w:t>
+      </w:r>
+    </w:p>
+    <w:p>
+      <w:pPr>
+        <w:pStyle w:val="BodyText"/>
+      </w:pPr>
+      <w:r>
         <w:t xml:space="preserve">At this point we will remove all reads that are mapped to an unplaced scaffold. Even though the publication of</w:t>
       </w:r>
       <w:r>
@@ -2174,7 +2382,10 @@
         <w:t xml:space="preserve">rhemac8</w:t>
       </w:r>
       <w:r>
-        <w:t xml:space="preserve">,</w:t>
+        <w:t xml:space="preserve"> </w:t>
+      </w:r>
+      <w:r>
+        <w:t xml:space="preserve">[ref],</w:t>
       </w:r>
       <w:r>
         <w:t xml:space="preserve"> </w:t>
@@ -2239,6 +2450,75 @@
       <w:pPr>
         <w:pStyle w:val="FirstParagraph"/>
       </w:pPr>
+      <w:r>
+        <w:rPr>
+          <w:b/>
+          <w:bCs/>
+        </w:rPr>
+        <w:t xml:space="preserve">HiCExplorer</w:t>
+      </w:r>
+      <w:r>
+        <w:t xml:space="preserve"> </w:t>
+      </w:r>
+      <w:r>
+        <w:rPr>
+          <w:rStyle w:val="VerbatimChar"/>
+        </w:rPr>
+        <w:t xml:space="preserve">hicBuildMatrix</w:t>
+      </w:r>
+      <w:r>
+        <w:t xml:space="preserve"> </w:t>
+      </w:r>
+      <w:r>
+        <w:t xml:space="preserve">both parse and filter the mapped reads. The default value was used, alignments with</w:t>
+      </w:r>
+      <w:r>
+        <w:t xml:space="preserve"> </w:t>
+      </w:r>
+      <m:oMath>
+        <m:r>
+          <m:t>m</m:t>
+        </m:r>
+        <m:r>
+          <m:t>a</m:t>
+        </m:r>
+        <m:r>
+          <m:t>p</m:t>
+        </m:r>
+        <m:r>
+          <m:t>q</m:t>
+        </m:r>
+        <m:r>
+          <m:rPr>
+            <m:sty m:val="p"/>
+          </m:rPr>
+          <m:t>&lt;</m:t>
+        </m:r>
+        <m:r>
+          <m:t>15</m:t>
+        </m:r>
+      </m:oMath>
+      <w:r>
+        <w:t xml:space="preserve"> </w:t>
+      </w:r>
+      <w:r>
+        <w:t xml:space="preserve">are discarded.</w:t>
+      </w:r>
+    </w:p>
+    <w:p>
+      <w:pPr>
+        <w:pStyle w:val="BodyText"/>
+      </w:pPr>
+      <w:r>
+        <w:rPr>
+          <w:b/>
+          <w:bCs/>
+        </w:rPr>
+        <w:t xml:space="preserve">Open2C</w:t>
+      </w:r>
+      <w:r>
+        <w:t xml:space="preserve"> </w:t>
+      </w:r>
       <w:r>
         <w:t xml:space="preserve">The final part of the</w:t>
       </w:r>

--- a/thesis/index.docx
+++ b/thesis/index.docx
@@ -23,7 +23,7 @@
         <w:pStyle w:val="Date"/>
       </w:pPr>
       <w:r>
-        <w:t xml:space="preserve">2024-12-01</w:t>
+        <w:t xml:space="preserve">2024-12-02</w:t>
       </w:r>
     </w:p>
     <w:p>

--- a/thesis/index.docx
+++ b/thesis/index.docx
@@ -23,7 +23,7 @@
         <w:pStyle w:val="Date"/>
       </w:pPr>
       <w:r>
-        <w:t xml:space="preserve">2024-12-02</w:t>
+        <w:t xml:space="preserve">2024-12-03</w:t>
       </w:r>
     </w:p>
     <w:p>
@@ -2272,7 +2272,10 @@
         <w:t xml:space="preserve">--walks-policy</w:t>
       </w:r>
       <w:r>
-        <w:t xml:space="preserve">, where</w:t>
+        <w:t xml:space="preserve"> </w:t>
+      </w:r>
+      <w:r>
+        <w:t xml:space="preserve">when parsing the alignments into valid pairs (or valid Hi-C contacts). Here,</w:t>
       </w:r>
       <w:r>
         <w:t xml:space="preserve"> </w:t>
@@ -2317,7 +2320,40 @@
         <w:t xml:space="preserve"> </w:t>
       </w:r>
       <w:r>
-        <w:t xml:space="preserve">after parsing, as the deduplication step requires.</w:t>
+        <w:t xml:space="preserve">after parsing, as the deduplication step requires a sorted set of pairs.</w:t>
+      </w:r>
+    </w:p>
+    <w:p>
+      <w:pPr>
+        <w:pStyle w:val="BodyText"/>
+      </w:pPr>
+      <w:r>
+        <w:t xml:space="preserve">I initially used</w:t>
+      </w:r>
+      <w:r>
+        <w:t xml:space="preserve"> </w:t>
+      </w:r>
+      <w:r>
+        <w:rPr>
+          <w:rStyle w:val="VerbatimChar"/>
+        </w:rPr>
+        <w:t xml:space="preserve">--walks-policy mask</w:t>
+      </w:r>
+      <w:r>
+        <w:t xml:space="preserve">, reasoning I had plenty of data points and could handle complex walks in a conservative way. Only later I realized the recommendations from</w:t>
+      </w:r>
+      <w:r>
+        <w:t xml:space="preserve"> </w:t>
+      </w:r>
+      <w:r>
+        <w:rPr>
+          <w:i/>
+          <w:iCs/>
+        </w:rPr>
+        <w:t xml:space="preserve">pairtools</w:t>
+      </w:r>
+      <w:r>
+        <w:t xml:space="preserve">, specifically informing that longer reads might have a significant proportion of reads that contain complex walks. With this in mind, I decided to re-parse the alignments into a new set of pairs, and equally apply the recommended filter (next section). As both results are saved, we can compare the two approaches.</w:t>
       </w:r>
     </w:p>
     <w:bookmarkEnd w:id="37"/>
@@ -2444,6 +2480,26 @@
       </w:pPr>
       <w:r>
         <w:t xml:space="preserve">Create interaction matrices (coolers)</w:t>
+      </w:r>
+    </w:p>
+    <w:p>
+      <w:pPr>
+        <w:pStyle w:val="FirstParagraph"/>
+      </w:pPr>
+      <w:r>
+        <w:t xml:space="preserve">Needs:</w:t>
+      </w:r>
+    </w:p>
+    <w:p>
+      <w:pPr>
+        <w:pStyle w:val="Compact"/>
+        <w:numPr>
+          <w:ilvl w:val="0"/>
+          <w:numId w:val="1012"/>
+        </w:numPr>
+      </w:pPr>
+      <w:r>
+        <w:t xml:space="preserve">update paragraph on new filters</w:t>
       </w:r>
     </w:p>
     <w:p>
@@ -3198,7 +3254,7 @@
         <w:pStyle w:val="Compact"/>
         <w:numPr>
           <w:ilvl w:val="0"/>
-          <w:numId w:val="1012"/>
+          <w:numId w:val="1013"/>
         </w:numPr>
       </w:pPr>
       <w:r>
@@ -3210,7 +3266,7 @@
         <w:pStyle w:val="Compact"/>
         <w:numPr>
           <w:ilvl w:val="0"/>
-          <w:numId w:val="1013"/>
+          <w:numId w:val="1014"/>
         </w:numPr>
       </w:pPr>
       <w:r>
@@ -4205,18 +4261,21 @@
     <w:abstractNumId w:val="991"/>
   </w:num>
   <w:num w:numId="1009">
-    <w:abstractNumId w:val="992"/>
+    <w:abstractNumId w:val="993"/>
   </w:num>
   <w:num w:numId="1010">
-    <w:abstractNumId w:val="992"/>
+    <w:abstractNumId w:val="993"/>
   </w:num>
   <w:num w:numId="1011">
-    <w:abstractNumId w:val="992"/>
+    <w:abstractNumId w:val="993"/>
   </w:num>
   <w:num w:numId="1012">
     <w:abstractNumId w:val="992"/>
   </w:num>
   <w:num w:numId="1013">
+    <w:abstractNumId w:val="992"/>
+  </w:num>
+  <w:num w:numId="1014">
     <w:abstractNumId w:val="992"/>
   </w:num>
 </w:numbering>

--- a/thesis/index.docx
+++ b/thesis/index.docx
@@ -23,7 +23,7 @@
         <w:pStyle w:val="Date"/>
       </w:pPr>
       <w:r>
-        <w:t xml:space="preserve">2024-12-03</w:t>
+        <w:t xml:space="preserve">2024-12-04</w:t>
       </w:r>
     </w:p>
     <w:p>

--- a/thesis/index.docx
+++ b/thesis/index.docx
@@ -23,7 +23,7 @@
         <w:pStyle w:val="Date"/>
       </w:pPr>
       <w:r>
-        <w:t xml:space="preserve">2024-12-04</w:t>
+        <w:t xml:space="preserve">2024-12-05</w:t>
       </w:r>
     </w:p>
     <w:p>
@@ -42,7 +42,7 @@
         <w:t xml:space="preserve">This is a dummy abstract, dreamt up by chatGPT. This thesis investigates the 3D chromatin architecture of the X chromosome in baboons, macaques, and humans, focusing on chromatin compartments during spermatogenesis. Using publicly available Hi-C data, interaction maps were created to identify Principal Component 1 (PC1) compartments, revealing distinct compartmentalization patterns among species. The analysis included transition zones, where chromatin shifts between compartment types, and their correlation with positively selected regions. By comparing these zones with evolutionarily significant regions, the study explores how chromatin structure influences evolutionary pressures. Key findings include conserved chromatin features that may help retain non-advantageous alleles, suggesting a role for selfish genetic elements in genome evolution. This research offers new insights into the relationship between chromatin architecture and evolutionary dynamics across primate species.</w:t>
       </w:r>
     </w:p>
-    <w:bookmarkStart w:id="23" w:name="introduction"/>
+    <w:bookmarkStart w:id="33" w:name="introduction"/>
     <w:p>
       <w:pPr>
         <w:pStyle w:val="Heading1"/>
@@ -234,12 +234,42 @@
       </w:r>
     </w:p>
     <w:bookmarkEnd w:id="21"/>
-    <w:bookmarkStart w:id="22" w:name="X19e12c691c06e9c8107bb83991f48d88bcb3bc3"/>
+    <w:bookmarkStart w:id="22" w:name="X33a1f7f09052bfc9e796405e210ac646dca111e"/>
     <w:p>
       <w:pPr>
         <w:pStyle w:val="Heading2"/>
       </w:pPr>
       <w:r>
+        <w:t xml:space="preserve">Our Organism of Interest, Wang et al., and the references</w:t>
+      </w:r>
+    </w:p>
+    <w:bookmarkEnd w:id="22"/>
+    <w:bookmarkStart w:id="23" w:name="X9a8650042bff176c116846e57de07bafb9f27be"/>
+    <w:p>
+      <w:pPr>
+        <w:pStyle w:val="Heading2"/>
+      </w:pPr>
+      <w:r>
+        <w:t xml:space="preserve">Extended Common Haplotypes Discoverved in Humans</w:t>
+      </w:r>
+    </w:p>
+    <w:bookmarkEnd w:id="23"/>
+    <w:bookmarkStart w:id="24" w:name="chromatin-conformation"/>
+    <w:p>
+      <w:pPr>
+        <w:pStyle w:val="Heading2"/>
+      </w:pPr>
+      <w:r>
+        <w:t xml:space="preserve">Chromatin Conformation</w:t>
+      </w:r>
+    </w:p>
+    <w:bookmarkEnd w:id="24"/>
+    <w:bookmarkStart w:id="32" w:name="X19e12c691c06e9c8107bb83991f48d88bcb3bc3"/>
+    <w:p>
+      <w:pPr>
+        <w:pStyle w:val="Heading2"/>
+      </w:pPr>
+      <w:r>
         <w:t xml:space="preserve">High-Throughput Chromosome Conformation Capture (Hi-C)</w:t>
       </w:r>
     </w:p>
@@ -350,14 +380,84 @@
         <w:t xml:space="preserve">opened new possibilities for exploring the three-dimensional organization of the genome.</w:t>
       </w:r>
     </w:p>
+    <w:bookmarkStart w:id="25" w:name="hi-c-library-preparation"/>
+    <w:p>
+      <w:pPr>
+        <w:pStyle w:val="Heading3"/>
+      </w:pPr>
+      <w:r>
+        <w:t xml:space="preserve">Hi-C Library preparation</w:t>
+      </w:r>
+    </w:p>
+    <w:bookmarkEnd w:id="25"/>
+    <w:bookmarkStart w:id="31" w:name="hi-c-data-analysis"/>
+    <w:p>
+      <w:pPr>
+        <w:pStyle w:val="Heading3"/>
+      </w:pPr>
+      <w:r>
+        <w:t xml:space="preserve">Hi-C Data Analysis</w:t>
+      </w:r>
+    </w:p>
+    <w:bookmarkStart w:id="26" w:name="aligning-the-hi-c-reads"/>
+    <w:p>
+      <w:pPr>
+        <w:pStyle w:val="Heading5"/>
+      </w:pPr>
+      <w:r>
+        <w:t xml:space="preserve">Aligning the Hi-C reads</w:t>
+      </w:r>
+    </w:p>
+    <w:bookmarkEnd w:id="26"/>
+    <w:bookmarkStart w:id="27" w:name="identifying-and-storing-valid-hi-c-pairs"/>
+    <w:p>
+      <w:pPr>
+        <w:pStyle w:val="Heading5"/>
+      </w:pPr>
+      <w:r>
+        <w:t xml:space="preserve">Identifying and Storing Valid Hi-C Pairs</w:t>
+      </w:r>
+    </w:p>
+    <w:bookmarkEnd w:id="27"/>
+    <w:bookmarkStart w:id="28" w:name="interaction-matrices"/>
+    <w:p>
+      <w:pPr>
+        <w:pStyle w:val="Heading5"/>
+      </w:pPr>
+      <w:r>
+        <w:t xml:space="preserve">Interaction Matrices</w:t>
+      </w:r>
+    </w:p>
+    <w:bookmarkEnd w:id="28"/>
+    <w:bookmarkStart w:id="29" w:name="calling-compartments-ice"/>
+    <w:p>
+      <w:pPr>
+        <w:pStyle w:val="Heading5"/>
+      </w:pPr>
+      <w:r>
+        <w:t xml:space="preserve">Calling Compartments (ICE)</w:t>
+      </w:r>
+    </w:p>
+    <w:bookmarkEnd w:id="29"/>
+    <w:bookmarkStart w:id="30" w:name="edges"/>
+    <w:p>
+      <w:pPr>
+        <w:pStyle w:val="Heading5"/>
+      </w:pPr>
+      <w:r>
+        <w:t xml:space="preserve">Edges</w:t>
+      </w:r>
+    </w:p>
     <w:p>
       <w:r>
         <w:br w:type="page"/>
       </w:r>
     </w:p>
-    <w:bookmarkEnd w:id="22"/>
-    <w:bookmarkEnd w:id="23"/>
-    <w:bookmarkStart w:id="48" w:name="methods"/>
+    <w:bookmarkEnd w:id="30"/>
+    <w:bookmarkEnd w:id="31"/>
+    <w:bookmarkEnd w:id="32"/>
+    <w:bookmarkEnd w:id="33"/>
+    <w:bookmarkStart w:id="59" w:name="methods"/>
     <w:p>
       <w:pPr>
         <w:pStyle w:val="Heading1"/>
@@ -544,7 +644,7 @@
         <w:t xml:space="preserve">[ref, aknowledge].</w:t>
       </w:r>
     </w:p>
-    <w:bookmarkStart w:id="24" w:name="initial-exploration-with-hicexplorer"/>
+    <w:bookmarkStart w:id="34" w:name="initial-exploration-with-hicexplorer"/>
     <w:p>
       <w:pPr>
         <w:pStyle w:val="Heading2"/>
@@ -561,8 +661,8 @@
         <w:t xml:space="preserve">Here moves most of the text about HiCExplorer…</w:t>
       </w:r>
     </w:p>
-    <w:bookmarkEnd w:id="24"/>
-    <w:bookmarkStart w:id="27" w:name="downloading-data-and-project-structure"/>
+    <w:bookmarkEnd w:id="34"/>
+    <w:bookmarkStart w:id="37" w:name="downloading-data-and-project-structure"/>
     <w:p>
       <w:pPr>
         <w:pStyle w:val="Heading2"/>
@@ -639,7 +739,7 @@
       <w:tr>
         <w:tc>
           <w:tcPr/>
-          <w:bookmarkStart w:id="26" w:name="tbl-runtable-summary"/>
+          <w:bookmarkStart w:id="36" w:name="tbl-runtable-summary"/>
           <w:p>
             <w:pPr>
               <w:jc w:val="center"/>
@@ -653,7 +753,7 @@
               <w:t xml:space="preserve">Table 1: Summary of the data accessions used in this analysis</w:t>
             </w:r>
           </w:p>
-          <w:bookmarkStart w:id="25" w:name="T_55add"/>
+          <w:bookmarkStart w:id="35" w:name="T_55add"/>
           <w:tbl>
             <w:tblPr>
               <w:tblStyle w:val="Table"/>
@@ -1043,14 +1143,14 @@
               </w:tc>
             </w:tr>
           </w:tbl>
-          <w:bookmarkEnd w:id="25"/>
-          <w:bookmarkEnd w:id="26"/>
+          <w:bookmarkEnd w:id="35"/>
+          <w:bookmarkEnd w:id="36"/>
           <w:p/>
         </w:tc>
       </w:tr>
     </w:tbl>
-    <w:bookmarkEnd w:id="27"/>
-    <w:bookmarkStart w:id="47" w:name="handling-coolers-or-preparing-coolers"/>
+    <w:bookmarkEnd w:id="37"/>
+    <w:bookmarkStart w:id="58" w:name="handling-coolers-or-preparing-coolers"/>
     <w:p>
       <w:pPr>
         <w:pStyle w:val="Heading2"/>
@@ -1072,7 +1172,7 @@
       <w:tr>
         <w:tc>
           <w:tcPr/>
-          <w:bookmarkStart w:id="31" w:name="fig-flowchart-handling-coolers"/>
+          <w:bookmarkStart w:id="41" w:name="fig-flowchart-handling-coolers"/>
           <w:p>
             <w:pPr>
               <w:pStyle w:val="Compact"/>
@@ -1083,18 +1183,18 @@
                 <wp:inline>
                   <wp:extent cx="5334000" cy="939762"/>
                   <wp:effectExtent b="0" l="0" r="0" t="0"/>
-                  <wp:docPr descr="" title="" id="29" name="Picture"/>
+                  <wp:docPr descr="" title="" id="39" name="Picture"/>
                   <a:graphic>
                     <a:graphicData uri="http://schemas.openxmlformats.org/drawingml/2006/picture">
                       <pic:pic>
                         <pic:nvPicPr>
-                          <pic:cNvPr descr="illustrations/placeholder2000x360.png" id="30" name="Picture"/>
+                          <pic:cNvPr descr="illustrations/placeholder2000x360.png" id="40" name="Picture"/>
                           <pic:cNvPicPr>
                             <a:picLocks noChangeArrowheads="1" noChangeAspect="1"/>
                           </pic:cNvPicPr>
                         </pic:nvPicPr>
                         <pic:blipFill>
-                          <a:blip r:embed="rId28"/>
+                          <a:blip r:embed="rId38"/>
                           <a:stretch>
                             <a:fillRect/>
                           </a:stretch>
@@ -1161,11 +1261,11 @@
               <w:t xml:space="preserve">. The first 6 steps were done with a Probably BioRender or Inkscape.</w:t>
             </w:r>
           </w:p>
-          <w:bookmarkEnd w:id="31"/>
+          <w:bookmarkEnd w:id="41"/>
         </w:tc>
       </w:tr>
     </w:tbl>
-    <w:bookmarkStart w:id="40" w:name="the-gwf-workflow-targets"/>
+    <w:bookmarkStart w:id="51" w:name="the-gwf-workflow-targets"/>
     <w:p>
       <w:pPr>
         <w:pStyle w:val="Heading3"/>
@@ -1214,10 +1314,10 @@
         <w:t xml:space="preserve">workflow was created to handle the first part of the data processing, and each accesion number (read pair, mate pair) from the Hi-C sequencing was processed in parallel, so their execution was independent from each other.</w:t>
       </w:r>
     </w:p>
-    <w:bookmarkStart w:id="32" w:name="downloading-the-reads"/>
-    <w:p>
-      <w:pPr>
-        <w:pStyle w:val="Heading4"/>
+    <w:bookmarkStart w:id="42" w:name="downloading-the-reads"/>
+    <w:p>
+      <w:pPr>
+        <w:pStyle w:val="Heading5"/>
       </w:pPr>
       <w:r>
         <w:t xml:space="preserve">Downloading the reads</w:t>
@@ -1261,11 +1361,11 @@
         <w:t xml:space="preserve">files.</w:t>
       </w:r>
     </w:p>
-    <w:bookmarkEnd w:id="32"/>
-    <w:bookmarkStart w:id="33" w:name="handling-the-reference"/>
-    <w:p>
-      <w:pPr>
-        <w:pStyle w:val="Heading4"/>
+    <w:bookmarkEnd w:id="42"/>
+    <w:bookmarkStart w:id="43" w:name="handling-the-reference"/>
+    <w:p>
+      <w:pPr>
+        <w:pStyle w:val="Heading5"/>
       </w:pPr>
       <w:r>
         <w:t xml:space="preserve">Handling the reference</w:t>
@@ -1276,17 +1376,21 @@
         <w:pStyle w:val="FirstParagraph"/>
       </w:pPr>
       <w:r>
-        <w:t xml:space="preserve">Needs:</w:t>
-      </w:r>
-    </w:p>
-    <w:p>
-      <w:pPr>
-        <w:pStyle w:val="Compact"/>
-        <w:numPr>
-          <w:ilvl w:val="0"/>
-          <w:numId w:val="1001"/>
-        </w:numPr>
-      </w:pPr>
+        <w:t xml:space="preserve">The latest reference genome for rhesus macaque (</w:t>
+      </w:r>
+      <w:r>
+        <w:rPr>
+          <w:i/>
+          <w:iCs/>
+        </w:rPr>
+        <w:t xml:space="preserve">macaca mulata</w:t>
+      </w:r>
+      <w:r>
+        <w:t xml:space="preserve">),</w:t>
+      </w:r>
+      <w:r>
+        <w:t xml:space="preserve"> </w:t>
+      </w:r>
       <w:r>
         <w:rPr>
           <w:i/>
@@ -1295,7 +1399,38 @@
         <w:t xml:space="preserve">rheMac10</w:t>
       </w:r>
       <w:r>
-        <w:t xml:space="preserve">,</w:t>
+        <w:t xml:space="preserve"> </w:t>
+      </w:r>
+      <w:r>
+        <w:t xml:space="preserve">(or</w:t>
+      </w:r>
+      <w:r>
+        <w:t xml:space="preserve"> </w:t>
+      </w:r>
+      <w:r>
+        <w:rPr>
+          <w:i/>
+          <w:iCs/>
+        </w:rPr>
+        <w:t xml:space="preserve">Mmul_10</w:t>
+      </w:r>
+      <w:r>
+        <w:t xml:space="preserve">, UCSC or NCBI naming conventions, respectively) was downloaded to GDK from UCSC web servers with</w:t>
+      </w:r>
+      <w:r>
+        <w:t xml:space="preserve"> </w:t>
+      </w:r>
+      <w:r>
+        <w:rPr>
+          <w:rStyle w:val="VerbatimChar"/>
+        </w:rPr>
+        <w:t xml:space="preserve">wget</w:t>
+      </w:r>
+      <w:r>
+        <w:t xml:space="preserve"> </w:t>
+      </w:r>
+      <w:r>
+        <w:t xml:space="preserve">[ref]. To use</w:t>
       </w:r>
       <w:r>
         <w:t xml:space="preserve"> </w:t>
@@ -1310,19 +1445,81 @@
         <w:t xml:space="preserve"> </w:t>
       </w:r>
       <w:r>
-        <w:t xml:space="preserve">indexing</w:t>
-      </w:r>
-    </w:p>
-    <w:p>
-      <w:pPr>
-        <w:pStyle w:val="Compact"/>
-        <w:numPr>
-          <w:ilvl w:val="0"/>
-          <w:numId w:val="1002"/>
-        </w:numPr>
-      </w:pPr>
-      <w:r>
-        <w:t xml:space="preserve">Wang et al. used</w:t>
+        <w:t xml:space="preserve">(Burrow Wheeler’s Aligner) [ref] for mapping, rheMac10 needs to be indexed with both</w:t>
+      </w:r>
+      <w:r>
+        <w:t xml:space="preserve"> </w:t>
+      </w:r>
+      <w:r>
+        <w:rPr>
+          <w:rStyle w:val="VerbatimChar"/>
+        </w:rPr>
+        <w:t xml:space="preserve">bwa index</w:t>
+      </w:r>
+      <w:r>
+        <w:t xml:space="preserve"> </w:t>
+      </w:r>
+      <w:r>
+        <w:t xml:space="preserve">with the</w:t>
+      </w:r>
+      <w:r>
+        <w:t xml:space="preserve"> </w:t>
+      </w:r>
+      <w:r>
+        <w:rPr>
+          <w:rStyle w:val="VerbatimChar"/>
+        </w:rPr>
+        <w:t xml:space="preserve">--bwtsw</w:t>
+      </w:r>
+      <w:r>
+        <w:t xml:space="preserve"> </w:t>
+      </w:r>
+      <w:r>
+        <w:t xml:space="preserve">option and</w:t>
+      </w:r>
+      <w:r>
+        <w:t xml:space="preserve"> </w:t>
+      </w:r>
+      <w:r>
+        <w:rPr>
+          <w:rStyle w:val="VerbatimChar"/>
+        </w:rPr>
+        <w:t xml:space="preserve">samtools faidx</w:t>
+      </w:r>
+      <w:r>
+        <w:t xml:space="preserve">, which results in six indexing files for</w:t>
+      </w:r>
+      <w:r>
+        <w:t xml:space="preserve"> </w:t>
+      </w:r>
+      <w:r>
+        <w:rPr>
+          <w:rStyle w:val="VerbatimChar"/>
+        </w:rPr>
+        <w:t xml:space="preserve">bwa mem</w:t>
+      </w:r>
+      <w:r>
+        <w:t xml:space="preserve"> </w:t>
+      </w:r>
+      <w:r>
+        <w:t xml:space="preserve">to use.</w:t>
+      </w:r>
+    </w:p>
+    <w:p>
+      <w:pPr>
+        <w:pStyle w:val="BodyText"/>
+      </w:pPr>
+      <w:r>
+        <w:t xml:space="preserve">Since</w:t>
+      </w:r>
+      <w:r>
+        <w:t xml:space="preserve"> </w:t>
+      </w:r>
+      <w:r>
+        <w:t xml:space="preserve">(2019)</w:t>
+      </w:r>
+      <w:r>
+        <w:t xml:space="preserve">, the reference genome for rhesus macaque has changed several times from</w:t>
       </w:r>
       <w:r>
         <w:t xml:space="preserve"> </w:t>
@@ -1335,19 +1532,98 @@
         <w:t xml:space="preserve">rheMac2</w:t>
       </w:r>
       <w:r>
-        <w:t xml:space="preserve">, the first assembly of rhesus</w:t>
-      </w:r>
-    </w:p>
-    <w:p>
-      <w:pPr>
-        <w:pStyle w:val="Compact"/>
-        <w:numPr>
-          <w:ilvl w:val="0"/>
-          <w:numId w:val="1003"/>
-        </w:numPr>
-      </w:pPr>
-      <w:r>
-        <w:t xml:space="preserve">Bowtie2 indexing</w:t>
+        <w:t xml:space="preserve"> </w:t>
+      </w:r>
+      <w:r>
+        <w:t xml:space="preserve">to</w:t>
+      </w:r>
+      <w:r>
+        <w:t xml:space="preserve"> </w:t>
+      </w:r>
+      <w:r>
+        <w:rPr>
+          <w:i/>
+          <w:iCs/>
+        </w:rPr>
+        <w:t xml:space="preserve">rheMac10</w:t>
+      </w:r>
+      <w:r>
+        <w:t xml:space="preserve">, each time resulting in a much less fragmented reference assembly. Part of the reasoning for reproducing their results was doing so on the latest assembly of the Macaca mulata genome, which arguably will result in a more accurate mapping of the reads, and a better inference of the chromatin compartments as well.</w:t>
+      </w:r>
+    </w:p>
+    <w:p>
+      <w:pPr>
+        <w:pStyle w:val="BodyText"/>
+      </w:pPr>
+      <w:r>
+        <w:t xml:space="preserve">Several mappers were used in different configurations (described in below), and</w:t>
+      </w:r>
+      <w:r>
+        <w:t xml:space="preserve"> </w:t>
+      </w:r>
+      <w:r>
+        <w:rPr>
+          <w:rStyle w:val="VerbatimChar"/>
+        </w:rPr>
+        <w:t xml:space="preserve">bowtie2</w:t>
+      </w:r>
+      <w:r>
+        <w:t xml:space="preserve"> </w:t>
+      </w:r>
+      <w:r>
+        <w:t xml:space="preserve">requires its own indexing of the reference, using</w:t>
+      </w:r>
+      <w:r>
+        <w:t xml:space="preserve"> </w:t>
+      </w:r>
+      <w:r>
+        <w:rPr>
+          <w:rStyle w:val="VerbatimChar"/>
+        </w:rPr>
+        <w:t xml:space="preserve">bowtie2-build --large-index</w:t>
+      </w:r>
+      <w:r>
+        <w:t xml:space="preserve">, which creates six index files for</w:t>
+      </w:r>
+      <w:r>
+        <w:t xml:space="preserve"> </w:t>
+      </w:r>
+      <w:r>
+        <w:rPr>
+          <w:rStyle w:val="VerbatimChar"/>
+        </w:rPr>
+        <w:t xml:space="preserve">bowtie2</w:t>
+      </w:r>
+      <w:r>
+        <w:t xml:space="preserve"> </w:t>
+      </w:r>
+      <w:r>
+        <w:t xml:space="preserve">to use.</w:t>
+      </w:r>
+      <w:r>
+        <w:t xml:space="preserve"> </w:t>
+      </w:r>
+      <w:r>
+        <w:rPr>
+          <w:rStyle w:val="VerbatimChar"/>
+        </w:rPr>
+        <w:t xml:space="preserve">--large-index</w:t>
+      </w:r>
+      <w:r>
+        <w:t xml:space="preserve"> </w:t>
+      </w:r>
+      <w:r>
+        <w:t xml:space="preserve">creates the special indexing format required for large genomes such as macaque.</w:t>
+      </w:r>
+    </w:p>
+    <w:bookmarkEnd w:id="43"/>
+    <w:bookmarkStart w:id="45" w:name="mapping-hi-c-reads"/>
+    <w:p>
+      <w:pPr>
+        <w:pStyle w:val="Heading5"/>
+      </w:pPr>
+      <w:r>
+        <w:t xml:space="preserve">Mapping Hi-C reads</w:t>
       </w:r>
     </w:p>
     <w:p>
@@ -1355,133 +1631,7 @@
         <w:pStyle w:val="FirstParagraph"/>
       </w:pPr>
       <w:r>
-        <w:t xml:space="preserve">The latest reference genome for rhesus macaque (</w:t>
-      </w:r>
-      <w:r>
-        <w:rPr>
-          <w:i/>
-          <w:iCs/>
-        </w:rPr>
-        <w:t xml:space="preserve">macaca mulata</w:t>
-      </w:r>
-      <w:r>
-        <w:t xml:space="preserve">),</w:t>
-      </w:r>
-      <w:r>
-        <w:t xml:space="preserve"> </w:t>
-      </w:r>
-      <w:r>
-        <w:rPr>
-          <w:i/>
-          <w:iCs/>
-        </w:rPr>
-        <w:t xml:space="preserve">rheMac10</w:t>
-      </w:r>
-      <w:r>
-        <w:t xml:space="preserve"> </w:t>
-      </w:r>
-      <w:r>
-        <w:t xml:space="preserve">(or</w:t>
-      </w:r>
-      <w:r>
-        <w:t xml:space="preserve"> </w:t>
-      </w:r>
-      <w:r>
-        <w:rPr>
-          <w:i/>
-          <w:iCs/>
-        </w:rPr>
-        <w:t xml:space="preserve">Mmul_10</w:t>
-      </w:r>
-      <w:r>
-        <w:t xml:space="preserve">, UCSC or NCBI naming conventions, respectively) was downloaded to GDK from UCSC web servers with</w:t>
-      </w:r>
-      <w:r>
-        <w:t xml:space="preserve"> </w:t>
-      </w:r>
-      <w:r>
-        <w:rPr>
-          <w:rStyle w:val="VerbatimChar"/>
-        </w:rPr>
-        <w:t xml:space="preserve">wget</w:t>
-      </w:r>
-      <w:r>
-        <w:t xml:space="preserve"> </w:t>
-      </w:r>
-      <w:r>
-        <w:t xml:space="preserve">[ref]. To use</w:t>
-      </w:r>
-      <w:r>
-        <w:t xml:space="preserve"> </w:t>
-      </w:r>
-      <w:r>
-        <w:rPr>
-          <w:rStyle w:val="VerbatimChar"/>
-        </w:rPr>
-        <w:t xml:space="preserve">bwa</w:t>
-      </w:r>
-      <w:r>
-        <w:t xml:space="preserve"> </w:t>
-      </w:r>
-      <w:r>
-        <w:t xml:space="preserve">(Burrow Wheeler’s Aligner) [ref] for mapping, rheMac10 needs to be indexed with both</w:t>
-      </w:r>
-      <w:r>
-        <w:t xml:space="preserve"> </w:t>
-      </w:r>
-      <w:r>
-        <w:rPr>
-          <w:rStyle w:val="VerbatimChar"/>
-        </w:rPr>
-        <w:t xml:space="preserve">bwa index</w:t>
-      </w:r>
-      <w:r>
-        <w:t xml:space="preserve"> </w:t>
-      </w:r>
-      <w:r>
-        <w:t xml:space="preserve">with the</w:t>
-      </w:r>
-      <w:r>
-        <w:t xml:space="preserve"> </w:t>
-      </w:r>
-      <w:r>
-        <w:rPr>
-          <w:rStyle w:val="VerbatimChar"/>
-        </w:rPr>
-        <w:t xml:space="preserve">--bwtsw</w:t>
-      </w:r>
-      <w:r>
-        <w:t xml:space="preserve"> </w:t>
-      </w:r>
-      <w:r>
-        <w:t xml:space="preserve">option and</w:t>
-      </w:r>
-      <w:r>
-        <w:t xml:space="preserve"> </w:t>
-      </w:r>
-      <w:r>
-        <w:rPr>
-          <w:rStyle w:val="VerbatimChar"/>
-        </w:rPr>
-        <w:t xml:space="preserve">samtools faidx</w:t>
-      </w:r>
-      <w:r>
-        <w:t xml:space="preserve">, which results in six indexing files for</w:t>
-      </w:r>
-      <w:r>
-        <w:t xml:space="preserve"> </w:t>
-      </w:r>
-      <w:r>
-        <w:rPr>
-          <w:rStyle w:val="VerbatimChar"/>
-        </w:rPr>
-        <w:t xml:space="preserve">bwa mem</w:t>
-      </w:r>
-      <w:r>
-        <w:t xml:space="preserve"> </w:t>
-      </w:r>
-      <w:r>
-        <w:t xml:space="preserve">to use.</w:t>
+        <w:t xml:space="preserve">paragraph will be restructured.</w:t>
       </w:r>
     </w:p>
     <w:p>
@@ -1489,45 +1639,7 @@
         <w:pStyle w:val="BodyText"/>
       </w:pPr>
       <w:r>
-        <w:t xml:space="preserve">Since</w:t>
-      </w:r>
-      <w:r>
-        <w:t xml:space="preserve"> </w:t>
-      </w:r>
-      <w:r>
-        <w:t xml:space="preserve">(2019)</w:t>
-      </w:r>
-      <w:r>
-        <w:t xml:space="preserve">, the reference genome for rhesus macaque has changed several times from</w:t>
-      </w:r>
-      <w:r>
-        <w:t xml:space="preserve"> </w:t>
-      </w:r>
-      <w:r>
-        <w:rPr>
-          <w:i/>
-          <w:iCs/>
-        </w:rPr>
-        <w:t xml:space="preserve">rheMac2</w:t>
-      </w:r>
-      <w:r>
-        <w:t xml:space="preserve"> </w:t>
-      </w:r>
-      <w:r>
-        <w:t xml:space="preserve">to</w:t>
-      </w:r>
-      <w:r>
-        <w:t xml:space="preserve"> </w:t>
-      </w:r>
-      <w:r>
-        <w:rPr>
-          <w:i/>
-          <w:iCs/>
-        </w:rPr>
-        <w:t xml:space="preserve">rheMac10</w:t>
-      </w:r>
-      <w:r>
-        <w:t xml:space="preserve">, each time resulting in a much less fragmented reference assembly. Part of the reasoning for reproducing their results was doing so on the latest assembly of the Macaca mulata genome, which arguably will result in a more accurate mapping of the reads, and a better inference of the chromatin compartments as well.</w:t>
+        <w:t xml:space="preserve">The main difference between Hi-C libraries and standard paired-end libraries is the high fraction of chimeric reads in Hi-C. As a contact pair is crosslinked and ligated before sequencing, chimeric reads occur as a feature, and standard mapping techniques seeks to filter out this type of reads [ref]. Thus, we need specialized tools for rescuing chimeric reads. That said, we have to be cautious distinguishing the intended chimerism for Hi-C and that of technical artefacts.</w:t>
       </w:r>
     </w:p>
     <w:p>
@@ -1535,157 +1647,229 @@
         <w:pStyle w:val="BodyText"/>
       </w:pPr>
       <w:r>
-        <w:t xml:space="preserve">Several mappers were used in different configurations (described in below), and</w:t>
-      </w:r>
-      <w:r>
-        <w:t xml:space="preserve"> </w:t>
-      </w:r>
-      <w:r>
-        <w:rPr>
-          <w:rStyle w:val="VerbatimChar"/>
-        </w:rPr>
-        <w:t xml:space="preserve">bowtie2</w:t>
-      </w:r>
-      <w:r>
-        <w:t xml:space="preserve"> </w:t>
-      </w:r>
-      <w:r>
-        <w:t xml:space="preserve">requires its own indexing of the reference, using</w:t>
-      </w:r>
-      <w:r>
-        <w:t xml:space="preserve"> </w:t>
-      </w:r>
-      <w:r>
-        <w:rPr>
-          <w:rStyle w:val="VerbatimChar"/>
-        </w:rPr>
-        <w:t xml:space="preserve">bowtie2-build --large-index</w:t>
-      </w:r>
-      <w:r>
-        <w:t xml:space="preserve">, which creates six index files for</w:t>
-      </w:r>
-      <w:r>
-        <w:t xml:space="preserve"> </w:t>
-      </w:r>
-      <w:r>
-        <w:rPr>
-          <w:rStyle w:val="VerbatimChar"/>
-        </w:rPr>
-        <w:t xml:space="preserve">bowtie2</w:t>
-      </w:r>
-      <w:r>
-        <w:t xml:space="preserve"> </w:t>
-      </w:r>
-      <w:r>
-        <w:t xml:space="preserve">to use.</w:t>
-      </w:r>
-      <w:r>
-        <w:t xml:space="preserve"> </w:t>
-      </w:r>
-      <w:r>
-        <w:rPr>
-          <w:rStyle w:val="VerbatimChar"/>
-        </w:rPr>
-        <w:t xml:space="preserve">--large-index</w:t>
-      </w:r>
-      <w:r>
-        <w:t xml:space="preserve"> </w:t>
-      </w:r>
-      <w:r>
-        <w:t xml:space="preserve">creates the special indexing format required for large genomes such as macaque.</w:t>
-      </w:r>
-    </w:p>
-    <w:bookmarkEnd w:id="33"/>
-    <w:bookmarkStart w:id="35" w:name="mapping-hi-c-reads"/>
-    <w:p>
-      <w:pPr>
-        <w:pStyle w:val="Heading4"/>
-      </w:pPr>
-      <w:r>
-        <w:t xml:space="preserve">Mapping Hi-C reads</w:t>
-      </w:r>
-    </w:p>
-    <w:p>
-      <w:pPr>
-        <w:pStyle w:val="FirstParagraph"/>
-      </w:pPr>
-      <w:r>
-        <w:t xml:space="preserve">Needs:</w:t>
-      </w:r>
-    </w:p>
-    <w:p>
-      <w:pPr>
-        <w:pStyle w:val="Compact"/>
-        <w:numPr>
-          <w:ilvl w:val="0"/>
-          <w:numId w:val="1004"/>
-        </w:numPr>
-      </w:pPr>
-      <w:r>
-        <w:t xml:space="preserve">Genereal problems from standard PE reads to Hi-C reads (rescue chimeric fragments)</w:t>
-      </w:r>
-    </w:p>
-    <w:p>
-      <w:pPr>
-        <w:pStyle w:val="Compact"/>
-        <w:numPr>
-          <w:ilvl w:val="0"/>
-          <w:numId w:val="1005"/>
-        </w:numPr>
-      </w:pPr>
-      <w:r>
-        <w:t xml:space="preserve">HiCExplorer, bwa, mapping reads seperately</w:t>
-      </w:r>
-    </w:p>
-    <w:p>
-      <w:pPr>
-        <w:pStyle w:val="Compact"/>
-        <w:numPr>
-          <w:ilvl w:val="0"/>
-          <w:numId w:val="1006"/>
-        </w:numPr>
-      </w:pPr>
-      <w:r>
-        <w:t xml:space="preserve">Bowtie2 (local and end-to-end)</w:t>
-      </w:r>
-    </w:p>
-    <w:p>
-      <w:pPr>
-        <w:pStyle w:val="Compact"/>
-        <w:numPr>
-          <w:ilvl w:val="0"/>
-          <w:numId w:val="1007"/>
-        </w:numPr>
-      </w:pPr>
-      <w:r>
-        <w:t xml:space="preserve">Open2C formats and</w:t>
-      </w:r>
-      <w:r>
-        <w:t xml:space="preserve"> </w:t>
-      </w:r>
-      <w:r>
-        <w:rPr>
-          <w:rStyle w:val="VerbatimChar"/>
-        </w:rPr>
-        <w:t xml:space="preserve">bwa</w:t>
-      </w:r>
-    </w:p>
-    <w:p>
-      <w:pPr>
-        <w:pStyle w:val="FirstParagraph"/>
+        <w:t xml:space="preserve">It was not feasible to follow the same approach as</w:t>
+      </w:r>
+      <w:r>
+        <w:t xml:space="preserve"> </w:t>
+      </w:r>
+      <w:r>
+        <w:t xml:space="preserve">(Wang et al. 2019)</w:t>
+      </w:r>
+      <w:r>
+        <w:t xml:space="preserve"> </w:t>
+      </w:r>
+      <w:r>
+        <w:t xml:space="preserve">with either</w:t>
+      </w:r>
+      <w:r>
+        <w:t xml:space="preserve"> </w:t>
+      </w:r>
+      <w:r>
+        <w:rPr>
+          <w:i/>
+          <w:iCs/>
+        </w:rPr>
+        <w:t xml:space="preserve">HiCExplorer</w:t>
+      </w:r>
+      <w:r>
+        <w:t xml:space="preserve"> </w:t>
+      </w:r>
+      <w:r>
+        <w:t xml:space="preserve">or</w:t>
+      </w:r>
+      <w:r>
+        <w:t xml:space="preserve"> </w:t>
+      </w:r>
+      <w:r>
+        <w:rPr>
+          <w:i/>
+          <w:iCs/>
+        </w:rPr>
+        <w:t xml:space="preserve">Open2C</w:t>
+      </w:r>
+      <w:r>
+        <w:t xml:space="preserve">, as they use a third software,</w:t>
+      </w:r>
+      <w:r>
+        <w:t xml:space="preserve"> </w:t>
+      </w:r>
+      <w:r>
+        <w:rPr>
+          <w:i/>
+          <w:iCs/>
+        </w:rPr>
+        <w:t xml:space="preserve">HiC-Pro</w:t>
+      </w:r>
+      <w:r>
+        <w:t xml:space="preserve">. Hic-Pro uses bowtie2 in end-to-end mode, followed by remapping of 5’-ends of the unmapped reads to rescue chimeric fragments along with another approach. I mapped the reads using</w:t>
+      </w:r>
+      <w:r>
+        <w:t xml:space="preserve"> </w:t>
+      </w:r>
+      <w:r>
+        <w:rPr>
+          <w:rStyle w:val="VerbatimChar"/>
+        </w:rPr>
+        <w:t xml:space="preserve">bowtie2 --end-to-end</w:t>
+      </w:r>
+      <w:r>
+        <w:t xml:space="preserve"> </w:t>
+      </w:r>
+      <w:r>
+        <w:t xml:space="preserve">without the rescue-remapping, and it returned a very high fraction of discarded reads. I argue that even when trying to reproduce results, it is nonsensical to use methods that are not state-of-the-art. The HiC-Pro pipeline stops at a normalized contact map, and is thus not sufficient for downstream analysis.</w:t>
+      </w:r>
+    </w:p>
+    <w:p>
+      <w:pPr>
+        <w:pStyle w:val="BodyText"/>
       </w:pPr>
       <w:r>
         <w:rPr>
           <w:b/>
           <w:bCs/>
         </w:rPr>
-        <w:t xml:space="preserve">General Approach</w:t>
-      </w:r>
-      <w:r>
-        <w:t xml:space="preserve"> </w:t>
-      </w:r>
-      <w:r>
-        <w:t xml:space="preserve">The main difference between Hi-C libraries and standard paired-end libraries is the high fraction of chimeric reads in Hi-C. As a contact pair is crosslinked and ligated before sequencing, chimeric reads occur as a feature, and standard mapping techniques seeks to filter out this type of reads [ref]. Thus, we need specialized tools for rescuing chimeric reads. That said, we have to be cautious distinguishing the intended chimerism for Hi-C and that of technical artefacts.</w:t>
+        <w:t xml:space="preserve">HiCExplorer</w:t>
+      </w:r>
+      <w:r>
+        <w:t xml:space="preserve"> </w:t>
+      </w:r>
+      <w:r>
+        <w:t xml:space="preserve">Initially, recommendations from HiCExplorer were used. According to their documentation [ref] it is crucial to 1) align reads locally, and 2) map mates separately. They recommend either of</w:t>
+      </w:r>
+      <w:r>
+        <w:t xml:space="preserve"> </w:t>
+      </w:r>
+      <w:r>
+        <w:rPr>
+          <w:rStyle w:val="VerbatimChar"/>
+        </w:rPr>
+        <w:t xml:space="preserve">bwa</w:t>
+      </w:r>
+      <w:r>
+        <w:t xml:space="preserve"> </w:t>
+      </w:r>
+      <w:r>
+        <w:t xml:space="preserve">or</w:t>
+      </w:r>
+      <w:r>
+        <w:t xml:space="preserve"> </w:t>
+      </w:r>
+      <w:r>
+        <w:rPr>
+          <w:rStyle w:val="VerbatimChar"/>
+        </w:rPr>
+        <w:t xml:space="preserve">bowtie2</w:t>
+      </w:r>
+      <w:r>
+        <w:t xml:space="preserve">, so I tested both with their recommended settings.</w:t>
+      </w:r>
+      <w:r>
+        <w:t xml:space="preserve"> </w:t>
+      </w:r>
+      <w:r>
+        <w:rPr>
+          <w:rStyle w:val="VerbatimChar"/>
+        </w:rPr>
+        <w:t xml:space="preserve">bowtie2</w:t>
+      </w:r>
+      <w:r>
+        <w:t xml:space="preserve"> </w:t>
+      </w:r>
+      <w:r>
+        <w:t xml:space="preserve">turned out to be a lot more resource-intensive and to produce almost no mapped reads [ref sup-fig-bowtie2-stats], so I suspect some settings was not set correctly. The mapped reads was converted to a Hi-C Matrix (</w:t>
+      </w:r>
+      <w:r>
+        <w:rPr>
+          <w:rStyle w:val="VerbatimChar"/>
+        </w:rPr>
+        <w:t xml:space="preserve">.h5</w:t>
+      </w:r>
+      <w:r>
+        <w:t xml:space="preserve">) with</w:t>
+      </w:r>
+      <w:r>
+        <w:t xml:space="preserve"> </w:t>
+      </w:r>
+      <w:r>
+        <w:rPr>
+          <w:i/>
+          <w:iCs/>
+        </w:rPr>
+        <w:t xml:space="preserve">HiCExplorers</w:t>
+      </w:r>
+      <w:r>
+        <w:t xml:space="preserve"> </w:t>
+      </w:r>
+      <w:r>
+        <w:rPr>
+          <w:rStyle w:val="VerbatimChar"/>
+        </w:rPr>
+        <w:t xml:space="preserve">hicBuildMatrix</w:t>
+      </w:r>
+      <w:r>
+        <w:t xml:space="preserve">, which is extremely memory-intensive, using ~120 GB memory for the biggest matrix. I followed</w:t>
+      </w:r>
+      <w:r>
+        <w:t xml:space="preserve"> </w:t>
+      </w:r>
+      <w:r>
+        <w:rPr>
+          <w:i/>
+          <w:iCs/>
+        </w:rPr>
+        <w:t xml:space="preserve">HiCExplorer</w:t>
+      </w:r>
+      <w:r>
+        <w:t xml:space="preserve"> </w:t>
+      </w:r>
+      <w:r>
+        <w:t xml:space="preserve">pipeline to plot and explore the matrices created from this mapping. However, the work was laborious for experimentation, as, even though written in Python,</w:t>
+      </w:r>
+      <w:r>
+        <w:t xml:space="preserve"> </w:t>
+      </w:r>
+      <w:r>
+        <w:rPr>
+          <w:rStyle w:val="VerbatimChar"/>
+        </w:rPr>
+        <w:t xml:space="preserve">HicExplorer</w:t>
+      </w:r>
+      <w:r>
+        <w:t xml:space="preserve"> </w:t>
+      </w:r>
+      <w:r>
+        <w:t xml:space="preserve">only comes with a command-line interface and provided functions all write plots to files. I did not manage to make an efficient implementation for plotting the</w:t>
+      </w:r>
+      <w:r>
+        <w:t xml:space="preserve"> </w:t>
+      </w:r>
+      <w:r>
+        <w:rPr>
+          <w:rStyle w:val="VerbatimChar"/>
+        </w:rPr>
+        <w:t xml:space="preserve">.h5</w:t>
+      </w:r>
+      <w:r>
+        <w:t xml:space="preserve"> </w:t>
+      </w:r>
+      <w:r>
+        <w:t xml:space="preserve">files produced by the pipeline, as would be required for utilizing Jupyter Notebooks for customizing plots. I relatively quickly shifted to</w:t>
+      </w:r>
+      <w:r>
+        <w:t xml:space="preserve"> </w:t>
+      </w:r>
+      <w:r>
+        <w:rPr>
+          <w:i/>
+          <w:iCs/>
+        </w:rPr>
+        <w:t xml:space="preserve">Open2C</w:t>
+      </w:r>
+      <w:r>
+        <w:t xml:space="preserve"> </w:t>
+      </w:r>
+      <w:r>
+        <w:t xml:space="preserve">for their promises of the greener grass (a Python API).</w:t>
       </w:r>
     </w:p>
     <w:p>
@@ -1697,118 +1881,55 @@
           <w:b/>
           <w:bCs/>
         </w:rPr>
-        <w:t xml:space="preserve">Reproduction</w:t>
-      </w:r>
-      <w:r>
-        <w:t xml:space="preserve"> </w:t>
-      </w:r>
-      <w:r>
-        <w:t xml:space="preserve">It was not feasible to follow the same approach as</w:t>
-      </w:r>
-      <w:r>
-        <w:t xml:space="preserve"> </w:t>
-      </w:r>
-      <w:r>
-        <w:t xml:space="preserve">(Wang et al. 2019)</w:t>
-      </w:r>
-      <w:r>
-        <w:t xml:space="preserve"> </w:t>
-      </w:r>
-      <w:r>
-        <w:t xml:space="preserve">with either</w:t>
-      </w:r>
-      <w:r>
-        <w:t xml:space="preserve"> </w:t>
-      </w:r>
-      <w:r>
-        <w:rPr>
-          <w:i/>
-          <w:iCs/>
-        </w:rPr>
-        <w:t xml:space="preserve">HiCExplorer</w:t>
-      </w:r>
-      <w:r>
-        <w:t xml:space="preserve"> </w:t>
-      </w:r>
-      <w:r>
-        <w:t xml:space="preserve">or</w:t>
-      </w:r>
-      <w:r>
-        <w:t xml:space="preserve"> </w:t>
-      </w:r>
-      <w:r>
-        <w:rPr>
-          <w:i/>
-          <w:iCs/>
-        </w:rPr>
         <w:t xml:space="preserve">Open2C</w:t>
       </w:r>
       <w:r>
-        <w:t xml:space="preserve">, as they use a third software,</w:t>
-      </w:r>
-      <w:r>
-        <w:t xml:space="preserve"> </w:t>
-      </w:r>
-      <w:r>
-        <w:rPr>
-          <w:i/>
-          <w:iCs/>
-        </w:rPr>
-        <w:t xml:space="preserve">HiC-Pro</w:t>
-      </w:r>
-      <w:r>
-        <w:t xml:space="preserve">. Hic-Pro uses bowtie2 in end-to-end mode, followed by remapping of 5’-ends of the unmapped reads to rescue chimeric fragments along with another approach. I mapped the reads using</w:t>
-      </w:r>
-      <w:r>
-        <w:t xml:space="preserve"> </w:t>
-      </w:r>
-      <w:r>
-        <w:rPr>
-          <w:rStyle w:val="VerbatimChar"/>
-        </w:rPr>
-        <w:t xml:space="preserve">bowtie2 --end-to-end</w:t>
-      </w:r>
-      <w:r>
-        <w:t xml:space="preserve"> </w:t>
-      </w:r>
-      <w:r>
-        <w:t xml:space="preserve">without the rescue-remapping, and it returned a very high fraction of discarded reads. I argue that even when trying to reproduce results, it is nonsensical to use methods that are not state-of-the-art. The HiC-Pro pipeline stops at a normalized contact map, and is thus not sufficient for downstream analysis.</w:t>
-      </w:r>
-    </w:p>
-    <w:p>
-      <w:pPr>
-        <w:pStyle w:val="Compact"/>
-        <w:numPr>
-          <w:ilvl w:val="0"/>
-          <w:numId w:val="1008"/>
-        </w:numPr>
-      </w:pPr>
-      <w:r>
-        <w:t xml:space="preserve">Hi-C is a rapidly evolving concept and a lot has changed in 5 years</w:t>
-      </w:r>
-      <w:r>
-        <w:t xml:space="preserve"> </w:t>
-      </w:r>
-      <w:r>
-        <w:t xml:space="preserve">(Wang et al. 2019)</w:t>
-      </w:r>
-    </w:p>
-    <w:p>
-      <w:pPr>
-        <w:pStyle w:val="FirstParagraph"/>
-      </w:pPr>
-      <w:r>
-        <w:rPr>
-          <w:b/>
-          <w:bCs/>
-        </w:rPr>
-        <w:t xml:space="preserve">HiCExplorer</w:t>
-      </w:r>
-      <w:r>
-        <w:t xml:space="preserve"> </w:t>
-      </w:r>
-      <w:r>
-        <w:t xml:space="preserve">Initially, recommendations from HiCExplorer were used. According to their documentation [ref] it is crucial to 1) align reads locally, and 2) map mates separately. They recommend either of</w:t>
+        <w:t xml:space="preserve"> </w:t>
+      </w:r>
+      <w:r>
+        <w:t xml:space="preserve">Suspiciously,</w:t>
+      </w:r>
+      <w:r>
+        <w:t xml:space="preserve"> </w:t>
+      </w:r>
+      <w:r>
+        <w:t xml:space="preserve">(Open Chromosome Collective 2024)</w:t>
+      </w:r>
+      <w:r>
+        <w:t xml:space="preserve"> </w:t>
+      </w:r>
+      <w:r>
+        <w:t xml:space="preserve">never mentions any problems with aligning the Hi-C reads, they just provide an example using</w:t>
+      </w:r>
+      <w:r>
+        <w:t xml:space="preserve"> </w:t>
+      </w:r>
+      <w:r>
+        <w:rPr>
+          <w:rStyle w:val="VerbatimChar"/>
+        </w:rPr>
+        <w:t xml:space="preserve">bwa mem</w:t>
+      </w:r>
+      <w:r>
+        <w:t xml:space="preserve"> </w:t>
+      </w:r>
+      <w:r>
+        <w:t xml:space="preserve">in paired-end mode and with the</w:t>
+      </w:r>
+      <w:r>
+        <w:t xml:space="preserve"> </w:t>
+      </w:r>
+      <w:r>
+        <w:rPr>
+          <w:rStyle w:val="VerbatimChar"/>
+        </w:rPr>
+        <w:t xml:space="preserve">-P</w:t>
+      </w:r>
+      <w:r>
+        <w:t xml:space="preserve"> </w:t>
+      </w:r>
+      <w:r>
+        <w:t xml:space="preserve">option set, which activates the Smith-Waterman [ref] algorithm to rescue missing hits, by focusing on assigning only of of the mates to a good mapping and escape mate-rescue. The documentation of</w:t>
       </w:r>
       <w:r>
         <w:t xml:space="preserve"> </w:t>
@@ -1822,202 +1943,7 @@
       <w:r>
         <w:t xml:space="preserve"> </w:t>
       </w:r>
-      <w:r>
-        <w:t xml:space="preserve">or</w:t>
-      </w:r>
-      <w:r>
-        <w:t xml:space="preserve"> </w:t>
-      </w:r>
-      <w:r>
-        <w:rPr>
-          <w:rStyle w:val="VerbatimChar"/>
-        </w:rPr>
-        <w:t xml:space="preserve">bowtie2</w:t>
-      </w:r>
-      <w:r>
-        <w:t xml:space="preserve">, so I tested both with their recommended settings.</w:t>
-      </w:r>
-      <w:r>
-        <w:t xml:space="preserve"> </w:t>
-      </w:r>
-      <w:r>
-        <w:rPr>
-          <w:rStyle w:val="VerbatimChar"/>
-        </w:rPr>
-        <w:t xml:space="preserve">bowtie2</w:t>
-      </w:r>
-      <w:r>
-        <w:t xml:space="preserve"> </w:t>
-      </w:r>
-      <w:r>
-        <w:t xml:space="preserve">turned out to be a lot more resource-intensive and to produce almost no mapped reads [ref sup-fig-bowtie2-stats], so I suspect some settings was not set correctly. The mapped reads was converted to a Hi-C Matrix (</w:t>
-      </w:r>
-      <w:r>
-        <w:rPr>
-          <w:rStyle w:val="VerbatimChar"/>
-        </w:rPr>
-        <w:t xml:space="preserve">.h5</w:t>
-      </w:r>
-      <w:r>
-        <w:t xml:space="preserve">) with</w:t>
-      </w:r>
-      <w:r>
-        <w:t xml:space="preserve"> </w:t>
-      </w:r>
-      <w:r>
-        <w:rPr>
-          <w:i/>
-          <w:iCs/>
-        </w:rPr>
-        <w:t xml:space="preserve">HiCExplorers</w:t>
-      </w:r>
-      <w:r>
-        <w:t xml:space="preserve"> </w:t>
-      </w:r>
-      <w:r>
-        <w:rPr>
-          <w:rStyle w:val="VerbatimChar"/>
-        </w:rPr>
-        <w:t xml:space="preserve">hicBuildMatrix</w:t>
-      </w:r>
-      <w:r>
-        <w:t xml:space="preserve">, which is extremely memory-intensive, using ~120 GB memory for the biggest matrix. I followed</w:t>
-      </w:r>
-      <w:r>
-        <w:t xml:space="preserve"> </w:t>
-      </w:r>
-      <w:r>
-        <w:rPr>
-          <w:i/>
-          <w:iCs/>
-        </w:rPr>
-        <w:t xml:space="preserve">HiCExplorer</w:t>
-      </w:r>
-      <w:r>
-        <w:t xml:space="preserve"> </w:t>
-      </w:r>
-      <w:r>
-        <w:t xml:space="preserve">pipeline to plot and explore the matrices created from this mapping. However, the work was laborious for experimentation, as, even though written in Python,</w:t>
-      </w:r>
-      <w:r>
-        <w:t xml:space="preserve"> </w:t>
-      </w:r>
-      <w:r>
-        <w:rPr>
-          <w:rStyle w:val="VerbatimChar"/>
-        </w:rPr>
-        <w:t xml:space="preserve">HicExplorer</w:t>
-      </w:r>
-      <w:r>
-        <w:t xml:space="preserve"> </w:t>
-      </w:r>
-      <w:r>
-        <w:t xml:space="preserve">only comes with a command-line interface and provided functions all write plots to files. I did not manage to make an efficient implementation for plotting the</w:t>
-      </w:r>
-      <w:r>
-        <w:t xml:space="preserve"> </w:t>
-      </w:r>
-      <w:r>
-        <w:rPr>
-          <w:rStyle w:val="VerbatimChar"/>
-        </w:rPr>
-        <w:t xml:space="preserve">.h5</w:t>
-      </w:r>
-      <w:r>
-        <w:t xml:space="preserve"> </w:t>
-      </w:r>
-      <w:r>
-        <w:t xml:space="preserve">files produced by the pipeline, as would be required for utilizing Jupyter Notebooks for customizing plots. I relatively quickly shifted to</w:t>
-      </w:r>
-      <w:r>
-        <w:t xml:space="preserve"> </w:t>
-      </w:r>
-      <w:r>
-        <w:rPr>
-          <w:i/>
-          <w:iCs/>
-        </w:rPr>
-        <w:t xml:space="preserve">Open2C</w:t>
-      </w:r>
-      <w:r>
-        <w:t xml:space="preserve"> </w:t>
-      </w:r>
-      <w:r>
-        <w:t xml:space="preserve">for their promises of the greener grass (a Python API).</w:t>
-      </w:r>
-    </w:p>
-    <w:p>
-      <w:pPr>
-        <w:pStyle w:val="BodyText"/>
-      </w:pPr>
-      <w:r>
-        <w:rPr>
-          <w:b/>
-          <w:bCs/>
-        </w:rPr>
-        <w:t xml:space="preserve">Open2C</w:t>
-      </w:r>
-      <w:r>
-        <w:t xml:space="preserve"> </w:t>
-      </w:r>
-      <w:r>
-        <w:t xml:space="preserve">Suspiciously,</w:t>
-      </w:r>
-      <w:r>
-        <w:t xml:space="preserve"> </w:t>
-      </w:r>
-      <w:r>
-        <w:t xml:space="preserve">(Open Chromosome Collective 2024)</w:t>
-      </w:r>
-      <w:r>
-        <w:t xml:space="preserve"> </w:t>
-      </w:r>
-      <w:r>
-        <w:t xml:space="preserve">never mentions any problems with aligning the Hi-C reads, they just provide an example using</w:t>
-      </w:r>
-      <w:r>
-        <w:t xml:space="preserve"> </w:t>
-      </w:r>
-      <w:r>
-        <w:rPr>
-          <w:rStyle w:val="VerbatimChar"/>
-        </w:rPr>
-        <w:t xml:space="preserve">bwa mem</w:t>
-      </w:r>
-      <w:r>
-        <w:t xml:space="preserve"> </w:t>
-      </w:r>
-      <w:r>
-        <w:t xml:space="preserve">in paired-end mode and with the</w:t>
-      </w:r>
-      <w:r>
-        <w:t xml:space="preserve"> </w:t>
-      </w:r>
-      <w:r>
-        <w:rPr>
-          <w:rStyle w:val="VerbatimChar"/>
-        </w:rPr>
-        <w:t xml:space="preserve">-P</w:t>
-      </w:r>
-      <w:r>
-        <w:t xml:space="preserve"> </w:t>
-      </w:r>
-      <w:r>
-        <w:t xml:space="preserve">option set, which activates the Smith-Waterman [ref] algorithm to rescue missing hits, by focusing on assigning only of of the mates to a good mapping and escape mate-rescue. The documentation of</w:t>
-      </w:r>
-      <w:r>
-        <w:t xml:space="preserve"> </w:t>
-      </w:r>
-      <w:r>
-        <w:rPr>
-          <w:rStyle w:val="VerbatimChar"/>
-        </w:rPr>
-        <w:t xml:space="preserve">bwa</w:t>
-      </w:r>
-      <w:r>
-        <w:t xml:space="preserve"> </w:t>
-      </w:r>
-      <w:hyperlink r:id="rId34">
+      <w:hyperlink r:id="rId44">
         <w:r>
           <w:rPr>
             <w:rStyle w:val="Hyperlink"/>
@@ -2135,11 +2061,11 @@
         <w:t xml:space="preserve">.</w:t>
       </w:r>
     </w:p>
-    <w:bookmarkEnd w:id="35"/>
-    <w:bookmarkStart w:id="37" w:name="parse-and-sort-the-reads"/>
-    <w:p>
-      <w:pPr>
-        <w:pStyle w:val="Heading4"/>
+    <w:bookmarkEnd w:id="45"/>
+    <w:bookmarkStart w:id="48" w:name="parse-and-sort-the-reads"/>
+    <w:p>
+      <w:pPr>
+        <w:pStyle w:val="Heading5"/>
       </w:pPr>
       <w:r>
         <w:t xml:space="preserve">Parse and sort the reads</w:t>
@@ -2150,40 +2076,89 @@
         <w:pStyle w:val="FirstParagraph"/>
       </w:pPr>
       <w:r>
-        <w:t xml:space="preserve">Needs:</w:t>
-      </w:r>
-    </w:p>
-    <w:p>
-      <w:pPr>
-        <w:pStyle w:val="Compact"/>
-        <w:numPr>
-          <w:ilvl w:val="0"/>
-          <w:numId w:val="1009"/>
-        </w:numPr>
-      </w:pPr>
-      <w:r>
-        <w:t xml:space="preserve">mapping mates separately vs. as paired-end reads</w:t>
-      </w:r>
-    </w:p>
-    <w:p>
-      <w:pPr>
-        <w:pStyle w:val="Compact"/>
-        <w:numPr>
-          <w:ilvl w:val="0"/>
-          <w:numId w:val="1010"/>
-        </w:numPr>
-      </w:pPr>
-      <w:r>
-        <w:rPr>
-          <w:rStyle w:val="VerbatimChar"/>
-        </w:rPr>
-        <w:t xml:space="preserve">pairtools parse</w:t>
-      </w:r>
-      <w:r>
-        <w:t xml:space="preserve"> </w:t>
-      </w:r>
-      <w:r>
-        <w:t xml:space="preserve">and</w:t>
+        <w:rPr>
+          <w:b/>
+          <w:bCs/>
+        </w:rPr>
+        <w:t xml:space="preserve">HiCExplorer</w:t>
+      </w:r>
+      <w:r>
+        <w:t xml:space="preserve"> </w:t>
+      </w:r>
+      <w:r>
+        <w:t xml:space="preserve">No action is needed, as this step is done implicitly when building the matrix</w:t>
+      </w:r>
+    </w:p>
+    <w:p>
+      <w:pPr>
+        <w:pStyle w:val="BodyText"/>
+      </w:pPr>
+      <w:r>
+        <w:rPr>
+          <w:b/>
+          <w:bCs/>
+        </w:rPr>
+        <w:t xml:space="preserve">Open2C</w:t>
+      </w:r>
+      <w:r>
+        <w:t xml:space="preserve"> </w:t>
+      </w:r>
+      <w:r>
+        <w:t xml:space="preserve">We need to convert the alignments into ligation events, and distinguish between several types of ligation events. The simplest event is when each side only maps to one unique segment in the genome</w:t>
+      </w:r>
+      <w:r>
+        <w:t xml:space="preserve"> </w:t>
+      </w:r>
+      <w:r>
+        <w:t xml:space="preserve">‘UU’</w:t>
+      </w:r>
+      <w:r>
+        <w:t xml:space="preserve">. Other events, where one or both sides map to multiple segments or the reads are long enough (&gt;150bp) to contain two alignments (multiple ligations) have to be considered as well. Multiple ligations (walks) are treated according to the</w:t>
+      </w:r>
+      <w:r>
+        <w:t xml:space="preserve"> </w:t>
+      </w:r>
+      <w:r>
+        <w:rPr>
+          <w:rStyle w:val="VerbatimChar"/>
+        </w:rPr>
+        <w:t xml:space="preserve">--walks-policy</w:t>
+      </w:r>
+      <w:r>
+        <w:t xml:space="preserve"> </w:t>
+      </w:r>
+      <w:r>
+        <w:t xml:space="preserve">when parsing the alignments into valid pairs (or valid Hi-C contacts). Here,</w:t>
+      </w:r>
+      <w:r>
+        <w:t xml:space="preserve"> </w:t>
+      </w:r>
+      <w:r>
+        <w:rPr>
+          <w:rStyle w:val="VerbatimChar"/>
+        </w:rPr>
+        <w:t xml:space="preserve">mask</w:t>
+      </w:r>
+      <w:r>
+        <w:t xml:space="preserve"> </w:t>
+      </w:r>
+      <w:r>
+        <w:t xml:space="preserve">is the most conservative and masks all complex walks, whereas</w:t>
+      </w:r>
+      <w:r>
+        <w:t xml:space="preserve"> </w:t>
+      </w:r>
+      <w:r>
+        <w:rPr>
+          <w:rStyle w:val="VerbatimChar"/>
+        </w:rPr>
+        <w:t xml:space="preserve">5unique</w:t>
+      </w:r>
+      <w:r>
+        <w:t xml:space="preserve"> </w:t>
+      </w:r>
+      <w:r>
+        <w:t xml:space="preserve">reports the 5’-most unique alignment on each side. The pairs are piped directly into</w:t>
       </w:r>
       <w:r>
         <w:t xml:space="preserve"> </w:t>
@@ -2194,46 +2169,620 @@
         </w:rPr>
         <w:t xml:space="preserve">pairtools sort</w:t>
       </w:r>
-    </w:p>
-    <w:p>
-      <w:pPr>
-        <w:pStyle w:val="Compact"/>
-        <w:numPr>
-          <w:ilvl w:val="0"/>
-          <w:numId w:val="1011"/>
-        </w:numPr>
-      </w:pPr>
-      <w:r>
-        <w:t xml:space="preserve">discuss the use of default parameters:</w:t>
-      </w:r>
-      <w:r>
-        <w:t xml:space="preserve"> </w:t>
-      </w:r>
-      <w:hyperlink r:id="rId36">
+      <w:r>
+        <w:t xml:space="preserve"> </w:t>
+      </w:r>
+      <w:r>
+        <w:t xml:space="preserve">after parsing, as the deduplication step requires a sorted set of pairs. The</w:t>
+      </w:r>
+      <w:r>
+        <w:t xml:space="preserve"> </w:t>
+      </w:r>
+      <w:r>
+        <w:rPr>
+          <w:i/>
+          <w:iCs/>
+        </w:rPr>
+        <w:t xml:space="preserve">.pairs</w:t>
+      </w:r>
+      <w:r>
+        <w:t xml:space="preserve">-format produced by</w:t>
+      </w:r>
+      <w:r>
+        <w:t xml:space="preserve"> </w:t>
+      </w:r>
+      <w:r>
+        <w:rPr>
+          <w:rStyle w:val="VerbatimChar"/>
+        </w:rPr>
+        <w:t xml:space="preserve">pairtools</w:t>
+      </w:r>
+      <w:r>
+        <w:t xml:space="preserve"> </w:t>
+      </w:r>
+      <w:r>
+        <w:t xml:space="preserve">is an extension the</w:t>
+      </w:r>
+      <w:r>
+        <w:t xml:space="preserve"> </w:t>
+      </w:r>
+      <w:hyperlink r:id="rId46">
         <w:r>
           <w:rPr>
             <w:rStyle w:val="Hyperlink"/>
           </w:rPr>
-          <w:t xml:space="preserve">docs</w:t>
+          <w:t xml:space="preserve">4DN Consortium</w:t>
         </w:r>
       </w:hyperlink>
+      <w:r>
+        <w:t xml:space="preserve">-specified format, storing Hi-C pairs as in</w:t>
+      </w:r>
+      <w:r>
+        <w:t xml:space="preserve"> </w:t>
+      </w:r>
+      <w:hyperlink w:anchor="tbl-pairsformat">
+        <w:r>
+          <w:rPr>
+            <w:rStyle w:val="Hyperlink"/>
+          </w:rPr>
+          <w:t xml:space="preserve">Table 2</w:t>
+        </w:r>
+      </w:hyperlink>
+      <w:r>
+        <w:t xml:space="preserve">.</w:t>
+      </w:r>
+    </w:p>
+    <w:tbl>
+      <w:tblPr>
+        <w:tblStyle w:val="Table"/>
+        <w:tblW w:type="pct" w:w="5000"/>
+        <w:tblLayout w:type="fixed"/>
+        <w:tblLook w:firstRow="0" w:lastRow="0" w:firstColumn="0" w:lastColumn="0" w:noHBand="0" w:noVBand="0" w:val="0000"/>
+      </w:tblPr>
+      <w:tblGrid>
+        <w:gridCol w:w="7920"/>
+      </w:tblGrid>
+      <w:tr>
+        <w:tc>
+          <w:tcPr/>
+          <w:bookmarkStart w:id="47" w:name="tbl-pairsformat"/>
+          <w:p>
+            <w:pPr>
+              <w:jc w:val="center"/>
+            </w:pPr>
+            <w:pPr>
+              <w:jc w:val="start"/>
+              <w:spacing w:before="200"/>
+              <w:pStyle w:val="ImageCaption"/>
+            </w:pPr>
+            <w:r>
+              <w:t xml:space="preserve">Table 2: Column specification of the .pairs format as extended by</w:t>
+            </w:r>
+            <w:r>
+              <w:t xml:space="preserve"> </w:t>
+            </w:r>
+            <w:r>
+              <w:rPr>
+                <w:rStyle w:val="VerbatimChar"/>
+              </w:rPr>
+              <w:t xml:space="preserve">pairtools</w:t>
+            </w:r>
+            <w:r>
+              <w:t xml:space="preserve">.</w:t>
+            </w:r>
+          </w:p>
+          <w:tbl>
+            <w:tblPr>
+              <w:tblStyle w:val="Table"/>
+              <w:tblW w:type="pct" w:w="5000"/>
+              <w:tblLayout w:type="fixed"/>
+              <w:tblLook w:firstRow="1" w:lastRow="0" w:firstColumn="0" w:lastColumn="0" w:noHBand="0" w:noVBand="0" w:val="0020"/>
+            </w:tblPr>
+            <w:tblGrid>
+              <w:gridCol w:w="609"/>
+              <w:gridCol w:w="957"/>
+              <w:gridCol w:w="6353"/>
+            </w:tblGrid>
+            <w:tr>
+              <w:trPr>
+                <w:tblHeader w:val="on"/>
+              </w:trPr>
+              <w:tc>
+                <w:tcPr/>
+                <w:p>
+                  <w:pPr>
+                    <w:pStyle w:val="Compact"/>
+                    <w:jc w:val="right"/>
+                    <w:jc w:val="center"/>
+                  </w:pPr>
+                  <w:r>
+                    <w:t xml:space="preserve">Index</w:t>
+                  </w:r>
+                </w:p>
+              </w:tc>
+              <w:tc>
+                <w:tcPr/>
+                <w:p>
+                  <w:pPr>
+                    <w:pStyle w:val="Compact"/>
+                    <w:jc w:val="center"/>
+                  </w:pPr>
+                  <w:r>
+                    <w:t xml:space="preserve">Name</w:t>
+                  </w:r>
+                </w:p>
+              </w:tc>
+              <w:tc>
+                <w:tcPr/>
+                <w:p>
+                  <w:pPr>
+                    <w:pStyle w:val="Compact"/>
+                    <w:jc w:val="center"/>
+                  </w:pPr>
+                  <w:r>
+                    <w:t xml:space="preserve">Description</w:t>
+                  </w:r>
+                </w:p>
+              </w:tc>
+            </w:tr>
+            <w:tr>
+              <w:tc>
+                <w:tcPr/>
+                <w:p>
+                  <w:pPr>
+                    <w:pStyle w:val="Compact"/>
+                    <w:jc w:val="right"/>
+                    <w:jc w:val="center"/>
+                  </w:pPr>
+                  <w:r>
+                    <w:t xml:space="preserve">1</w:t>
+                  </w:r>
+                </w:p>
+              </w:tc>
+              <w:tc>
+                <w:tcPr/>
+                <w:p>
+                  <w:pPr>
+                    <w:pStyle w:val="Compact"/>
+                    <w:jc w:val="center"/>
+                  </w:pPr>
+                  <w:r>
+                    <w:t xml:space="preserve">read_id</w:t>
+                  </w:r>
+                </w:p>
+              </w:tc>
+              <w:tc>
+                <w:tcPr/>
+                <w:p>
+                  <w:pPr>
+                    <w:pStyle w:val="Compact"/>
+                    <w:jc w:val="center"/>
+                  </w:pPr>
+                  <w:r>
+                    <w:t xml:space="preserve">the ID of the read as defined in fastq files</w:t>
+                  </w:r>
+                </w:p>
+              </w:tc>
+            </w:tr>
+            <w:tr>
+              <w:tc>
+                <w:tcPr/>
+                <w:p>
+                  <w:pPr>
+                    <w:pStyle w:val="Compact"/>
+                    <w:jc w:val="right"/>
+                    <w:jc w:val="center"/>
+                  </w:pPr>
+                  <w:r>
+                    <w:t xml:space="preserve">2</w:t>
+                  </w:r>
+                </w:p>
+              </w:tc>
+              <w:tc>
+                <w:tcPr/>
+                <w:p>
+                  <w:pPr>
+                    <w:pStyle w:val="Compact"/>
+                    <w:jc w:val="center"/>
+                  </w:pPr>
+                  <w:r>
+                    <w:t xml:space="preserve">chrom1</w:t>
+                  </w:r>
+                </w:p>
+              </w:tc>
+              <w:tc>
+                <w:tcPr/>
+                <w:p>
+                  <w:pPr>
+                    <w:pStyle w:val="Compact"/>
+                    <w:jc w:val="center"/>
+                  </w:pPr>
+                  <w:r>
+                    <w:t xml:space="preserve">the chromosome of the alignment on side 1</w:t>
+                  </w:r>
+                </w:p>
+              </w:tc>
+            </w:tr>
+            <w:tr>
+              <w:tc>
+                <w:tcPr/>
+                <w:p>
+                  <w:pPr>
+                    <w:pStyle w:val="Compact"/>
+                    <w:jc w:val="right"/>
+                    <w:jc w:val="center"/>
+                  </w:pPr>
+                  <w:r>
+                    <w:t xml:space="preserve">3</w:t>
+                  </w:r>
+                </w:p>
+              </w:tc>
+              <w:tc>
+                <w:tcPr/>
+                <w:p>
+                  <w:pPr>
+                    <w:pStyle w:val="Compact"/>
+                    <w:jc w:val="center"/>
+                  </w:pPr>
+                  <w:r>
+                    <w:t xml:space="preserve">pos1</w:t>
+                  </w:r>
+                </w:p>
+              </w:tc>
+              <w:tc>
+                <w:tcPr/>
+                <w:p>
+                  <w:pPr>
+                    <w:pStyle w:val="Compact"/>
+                    <w:jc w:val="center"/>
+                  </w:pPr>
+                  <w:r>
+                    <w:t xml:space="preserve">the 1-based genomic position of the outer-most (5’) mapped bp on side 1</w:t>
+                  </w:r>
+                </w:p>
+              </w:tc>
+            </w:tr>
+            <w:tr>
+              <w:tc>
+                <w:tcPr/>
+                <w:p>
+                  <w:pPr>
+                    <w:pStyle w:val="Compact"/>
+                    <w:jc w:val="right"/>
+                    <w:jc w:val="center"/>
+                  </w:pPr>
+                  <w:r>
+                    <w:t xml:space="preserve">4</w:t>
+                  </w:r>
+                </w:p>
+              </w:tc>
+              <w:tc>
+                <w:tcPr/>
+                <w:p>
+                  <w:pPr>
+                    <w:pStyle w:val="Compact"/>
+                    <w:jc w:val="center"/>
+                  </w:pPr>
+                  <w:r>
+                    <w:t xml:space="preserve">chrom2</w:t>
+                  </w:r>
+                </w:p>
+              </w:tc>
+              <w:tc>
+                <w:tcPr/>
+                <w:p>
+                  <w:pPr>
+                    <w:pStyle w:val="Compact"/>
+                    <w:jc w:val="center"/>
+                  </w:pPr>
+                  <w:r>
+                    <w:t xml:space="preserve">the chromosome of the alignment on side 2</w:t>
+                  </w:r>
+                </w:p>
+              </w:tc>
+            </w:tr>
+            <w:tr>
+              <w:tc>
+                <w:tcPr/>
+                <w:p>
+                  <w:pPr>
+                    <w:pStyle w:val="Compact"/>
+                    <w:jc w:val="right"/>
+                    <w:jc w:val="center"/>
+                  </w:pPr>
+                  <w:r>
+                    <w:t xml:space="preserve">5</w:t>
+                  </w:r>
+                </w:p>
+              </w:tc>
+              <w:tc>
+                <w:tcPr/>
+                <w:p>
+                  <w:pPr>
+                    <w:pStyle w:val="Compact"/>
+                    <w:jc w:val="center"/>
+                  </w:pPr>
+                  <w:r>
+                    <w:t xml:space="preserve">pos2</w:t>
+                  </w:r>
+                </w:p>
+              </w:tc>
+              <w:tc>
+                <w:tcPr/>
+                <w:p>
+                  <w:pPr>
+                    <w:pStyle w:val="Compact"/>
+                    <w:jc w:val="center"/>
+                  </w:pPr>
+                  <w:r>
+                    <w:t xml:space="preserve">the 1-based genomic position of the outer-most (5’) mapped bp on side 2</w:t>
+                  </w:r>
+                </w:p>
+              </w:tc>
+            </w:tr>
+            <w:tr>
+              <w:tc>
+                <w:tcPr/>
+                <w:p>
+                  <w:pPr>
+                    <w:pStyle w:val="Compact"/>
+                    <w:jc w:val="right"/>
+                    <w:jc w:val="center"/>
+                  </w:pPr>
+                  <w:r>
+                    <w:t xml:space="preserve">6</w:t>
+                  </w:r>
+                </w:p>
+              </w:tc>
+              <w:tc>
+                <w:tcPr/>
+                <w:p>
+                  <w:pPr>
+                    <w:pStyle w:val="Compact"/>
+                    <w:jc w:val="center"/>
+                  </w:pPr>
+                  <w:r>
+                    <w:t xml:space="preserve">strand1</w:t>
+                  </w:r>
+                </w:p>
+              </w:tc>
+              <w:tc>
+                <w:tcPr/>
+                <w:p>
+                  <w:pPr>
+                    <w:pStyle w:val="Compact"/>
+                    <w:jc w:val="center"/>
+                  </w:pPr>
+                  <w:r>
+                    <w:t xml:space="preserve">the strand of the alignment on side 1</w:t>
+                  </w:r>
+                </w:p>
+              </w:tc>
+            </w:tr>
+            <w:tr>
+              <w:tc>
+                <w:tcPr/>
+                <w:p>
+                  <w:pPr>
+                    <w:pStyle w:val="Compact"/>
+                    <w:jc w:val="right"/>
+                    <w:jc w:val="center"/>
+                  </w:pPr>
+                  <w:r>
+                    <w:t xml:space="preserve">7</w:t>
+                  </w:r>
+                </w:p>
+              </w:tc>
+              <w:tc>
+                <w:tcPr/>
+                <w:p>
+                  <w:pPr>
+                    <w:pStyle w:val="Compact"/>
+                    <w:jc w:val="center"/>
+                  </w:pPr>
+                  <w:r>
+                    <w:t xml:space="preserve">strand2</w:t>
+                  </w:r>
+                </w:p>
+              </w:tc>
+              <w:tc>
+                <w:tcPr/>
+                <w:p>
+                  <w:pPr>
+                    <w:pStyle w:val="Compact"/>
+                    <w:jc w:val="center"/>
+                  </w:pPr>
+                  <w:r>
+                    <w:t xml:space="preserve">the strand of the alignment on side 2</w:t>
+                  </w:r>
+                </w:p>
+              </w:tc>
+            </w:tr>
+            <w:tr>
+              <w:tc>
+                <w:tcPr/>
+                <w:p>
+                  <w:pPr>
+                    <w:pStyle w:val="Compact"/>
+                    <w:jc w:val="right"/>
+                    <w:jc w:val="center"/>
+                  </w:pPr>
+                  <w:r>
+                    <w:t xml:space="preserve">8</w:t>
+                  </w:r>
+                </w:p>
+              </w:tc>
+              <w:tc>
+                <w:tcPr/>
+                <w:p>
+                  <w:pPr>
+                    <w:pStyle w:val="Compact"/>
+                    <w:jc w:val="center"/>
+                  </w:pPr>
+                  <w:r>
+                    <w:t xml:space="preserve">pair_type</w:t>
+                  </w:r>
+                </w:p>
+              </w:tc>
+              <w:tc>
+                <w:tcPr/>
+                <w:p>
+                  <w:pPr>
+                    <w:pStyle w:val="Compact"/>
+                    <w:jc w:val="center"/>
+                  </w:pPr>
+                  <w:r>
+                    <w:t xml:space="preserve">the type of a Hi-C pair</w:t>
+                  </w:r>
+                </w:p>
+              </w:tc>
+            </w:tr>
+            <w:tr>
+              <w:tc>
+                <w:tcPr/>
+                <w:p>
+                  <w:pPr>
+                    <w:pStyle w:val="Compact"/>
+                    <w:jc w:val="right"/>
+                    <w:jc w:val="center"/>
+                  </w:pPr>
+                  <w:r>
+                    <w:t xml:space="preserve">9</w:t>
+                  </w:r>
+                </w:p>
+              </w:tc>
+              <w:tc>
+                <w:tcPr/>
+                <w:p>
+                  <w:pPr>
+                    <w:pStyle w:val="Compact"/>
+                    <w:jc w:val="center"/>
+                  </w:pPr>
+                  <w:r>
+                    <w:t xml:space="preserve">mapq1</w:t>
+                  </w:r>
+                </w:p>
+              </w:tc>
+              <w:tc>
+                <w:tcPr/>
+                <w:p>
+                  <w:pPr>
+                    <w:pStyle w:val="Compact"/>
+                    <w:jc w:val="center"/>
+                  </w:pPr>
+                  <w:r>
+                    <w:t xml:space="preserve">mapq of the first mate</w:t>
+                  </w:r>
+                </w:p>
+              </w:tc>
+            </w:tr>
+            <w:tr>
+              <w:tc>
+                <w:tcPr/>
+                <w:p>
+                  <w:pPr>
+                    <w:pStyle w:val="Compact"/>
+                    <w:jc w:val="right"/>
+                    <w:jc w:val="center"/>
+                  </w:pPr>
+                  <w:r>
+                    <w:t xml:space="preserve">10</w:t>
+                  </w:r>
+                </w:p>
+              </w:tc>
+              <w:tc>
+                <w:tcPr/>
+                <w:p>
+                  <w:pPr>
+                    <w:pStyle w:val="Compact"/>
+                    <w:jc w:val="center"/>
+                  </w:pPr>
+                  <w:r>
+                    <w:t xml:space="preserve">mapq2</w:t>
+                  </w:r>
+                </w:p>
+              </w:tc>
+              <w:tc>
+                <w:tcPr/>
+                <w:p>
+                  <w:pPr>
+                    <w:pStyle w:val="Compact"/>
+                    <w:jc w:val="center"/>
+                  </w:pPr>
+                  <w:r>
+                    <w:t xml:space="preserve">mapq of the second mate</w:t>
+                  </w:r>
+                </w:p>
+              </w:tc>
+            </w:tr>
+          </w:tbl>
+          <w:bookmarkEnd w:id="47"/>
+          <w:p/>
+        </w:tc>
+      </w:tr>
+    </w:tbl>
+    <w:p>
+      <w:pPr>
+        <w:pStyle w:val="BodyText"/>
+      </w:pPr>
+      <w:r>
+        <w:t xml:space="preserve">I initially used</w:t>
+      </w:r>
+      <w:r>
+        <w:t xml:space="preserve"> </w:t>
+      </w:r>
+      <w:r>
+        <w:rPr>
+          <w:rStyle w:val="VerbatimChar"/>
+        </w:rPr>
+        <w:t xml:space="preserve">--walks-policy mask</w:t>
+      </w:r>
+      <w:r>
+        <w:t xml:space="preserve">, reasoning I had plenty of data points and could handle complex walks in a conservative way. Only later I realized the recommendations from</w:t>
+      </w:r>
+      <w:r>
+        <w:t xml:space="preserve"> </w:t>
+      </w:r>
+      <w:r>
+        <w:rPr>
+          <w:i/>
+          <w:iCs/>
+        </w:rPr>
+        <w:t xml:space="preserve">pairtools</w:t>
+      </w:r>
+      <w:r>
+        <w:t xml:space="preserve">, specifically informing that longer reads might have a significant proportion of reads that contain complex walks. With this in mind, I decided to re-parse the alignments into a new set of pairs, and equally apply the recommended filter (next section). As both results are saved, we can compare the two approaches.</w:t>
+      </w:r>
+    </w:p>
+    <w:bookmarkEnd w:id="48"/>
+    <w:bookmarkStart w:id="49" w:name="filter-deduplicate-pairs"/>
+    <w:p>
+      <w:pPr>
+        <w:pStyle w:val="Heading5"/>
+      </w:pPr>
+      <w:r>
+        <w:t xml:space="preserve">Filter (deduplicate) pairs</w:t>
+      </w:r>
     </w:p>
     <w:p>
       <w:pPr>
         <w:pStyle w:val="FirstParagraph"/>
       </w:pPr>
       <w:r>
-        <w:rPr>
-          <w:b/>
-          <w:bCs/>
+        <w:t xml:space="preserve">With</w:t>
+      </w:r>
+      <w:r>
+        <w:t xml:space="preserve"> </w:t>
+      </w:r>
+      <w:r>
+        <w:rPr>
+          <w:i/>
+          <w:iCs/>
         </w:rPr>
         <w:t xml:space="preserve">HiCExplorer</w:t>
       </w:r>
       <w:r>
-        <w:t xml:space="preserve"> </w:t>
-      </w:r>
-      <w:r>
-        <w:t xml:space="preserve">No action is needed, as this step is done implicitly when building the matrix</w:t>
+        <w:t xml:space="preserve">, no action is needed, as this step is done implicitly when building the matrix.</w:t>
       </w:r>
     </w:p>
     <w:p>
@@ -2242,85 +2791,76 @@
       </w:pPr>
       <w:r>
         <w:rPr>
-          <w:b/>
-          <w:bCs/>
-        </w:rPr>
-        <w:t xml:space="preserve">Open2C</w:t>
-      </w:r>
-      <w:r>
-        <w:t xml:space="preserve"> </w:t>
-      </w:r>
-      <w:r>
-        <w:t xml:space="preserve">We need to convert the alignments into ligation events, and distinguish between several types of ligation events. The simplest event is when each side only maps to one unique segment in the genome</w:t>
-      </w:r>
-      <w:r>
-        <w:t xml:space="preserve"> </w:t>
-      </w:r>
-      <w:r>
-        <w:t xml:space="preserve">‘UU’</w:t>
-      </w:r>
-      <w:r>
-        <w:t xml:space="preserve">. Other events, where one or both sides map to multiple segments or the reads are long enough (&gt;150bp) to contain two alignments (multiple ligations) have to be considered as well. Multiple ligations (walks) are treated according to the</w:t>
-      </w:r>
-      <w:r>
-        <w:t xml:space="preserve"> </w:t>
-      </w:r>
-      <w:r>
-        <w:rPr>
-          <w:rStyle w:val="VerbatimChar"/>
-        </w:rPr>
-        <w:t xml:space="preserve">--walks-policy</w:t>
-      </w:r>
-      <w:r>
-        <w:t xml:space="preserve"> </w:t>
-      </w:r>
-      <w:r>
-        <w:t xml:space="preserve">when parsing the alignments into valid pairs (or valid Hi-C contacts). Here,</w:t>
-      </w:r>
-      <w:r>
-        <w:t xml:space="preserve"> </w:t>
-      </w:r>
-      <w:r>
-        <w:rPr>
-          <w:rStyle w:val="VerbatimChar"/>
-        </w:rPr>
-        <w:t xml:space="preserve">mask</w:t>
-      </w:r>
-      <w:r>
-        <w:t xml:space="preserve"> </w:t>
-      </w:r>
-      <w:r>
-        <w:t xml:space="preserve">is the most conservative and masks all complex walks, whereas</w:t>
-      </w:r>
-      <w:r>
-        <w:t xml:space="preserve"> </w:t>
-      </w:r>
-      <w:r>
-        <w:rPr>
-          <w:rStyle w:val="VerbatimChar"/>
-        </w:rPr>
-        <w:t xml:space="preserve">5unique</w:t>
-      </w:r>
-      <w:r>
-        <w:t xml:space="preserve"> </w:t>
-      </w:r>
-      <w:r>
-        <w:t xml:space="preserve">reports the 5’-most unique alignment on each side. The pairs are piped directly into</w:t>
-      </w:r>
-      <w:r>
-        <w:t xml:space="preserve"> </w:t>
-      </w:r>
-      <w:r>
-        <w:rPr>
-          <w:rStyle w:val="VerbatimChar"/>
-        </w:rPr>
-        <w:t xml:space="preserve">pairtools sort</w:t>
-      </w:r>
-      <w:r>
-        <w:t xml:space="preserve"> </w:t>
-      </w:r>
-      <w:r>
-        <w:t xml:space="preserve">after parsing, as the deduplication step requires a sorted set of pairs.</w:t>
+          <w:i/>
+          <w:iCs/>
+        </w:rPr>
+        <w:t xml:space="preserve">pairtools</w:t>
+      </w:r>
+      <w:r>
+        <w:t xml:space="preserve"> </w:t>
+      </w:r>
+      <w:r>
+        <w:t xml:space="preserve">comes with a de-duplication function,</w:t>
+      </w:r>
+      <w:r>
+        <w:t xml:space="preserve"> </w:t>
+      </w:r>
+      <w:r>
+        <w:rPr>
+          <w:rStyle w:val="VerbatimChar"/>
+        </w:rPr>
+        <w:t xml:space="preserve">dedup</w:t>
+      </w:r>
+      <w:r>
+        <w:t xml:space="preserve">, to detect PCR duplication artefacts. At this point we will remove all reads that are mapped to an unplaced scaffold. Even though the publication of</w:t>
+      </w:r>
+      <w:r>
+        <w:t xml:space="preserve"> </w:t>
+      </w:r>
+      <w:r>
+        <w:rPr>
+          <w:i/>
+          <w:iCs/>
+        </w:rPr>
+        <w:t xml:space="preserve">rhemac10</w:t>
+      </w:r>
+      <w:r>
+        <w:t xml:space="preserve"> </w:t>
+      </w:r>
+      <w:r>
+        <w:t xml:space="preserve">assembly states they have closed 99% of the gaps since</w:t>
+      </w:r>
+      <w:r>
+        <w:t xml:space="preserve"> </w:t>
+      </w:r>
+      <w:r>
+        <w:rPr>
+          <w:i/>
+          <w:iCs/>
+        </w:rPr>
+        <w:t xml:space="preserve">rhemac8</w:t>
+      </w:r>
+      <w:r>
+        <w:t xml:space="preserve"> </w:t>
+      </w:r>
+      <w:r>
+        <w:t xml:space="preserve">[ref],</w:t>
+      </w:r>
+      <w:r>
+        <w:t xml:space="preserve"> </w:t>
+      </w:r>
+      <w:r>
+        <w:rPr>
+          <w:i/>
+          <w:iCs/>
+        </w:rPr>
+        <w:t xml:space="preserve">rheMac10</w:t>
+      </w:r>
+      <w:r>
+        <w:t xml:space="preserve"> </w:t>
+      </w:r>
+      <w:r>
+        <w:t xml:space="preserve">still contain more than 2,500 unplaced scaffolds, which are all uninformative when calculating the chromatin compartments as is the goal of this analysis. Therefore, we simply only include the list of conventional chromosomes (1..22, X, Y) when doing the deduplication. Initially, the default values were used to remove duplicates, where pairs with both sides mapped within 3 base pairs from each other are considered duplicates.</w:t>
       </w:r>
     </w:p>
     <w:p>
@@ -2328,123 +2868,6 @@
         <w:pStyle w:val="BodyText"/>
       </w:pPr>
       <w:r>
-        <w:t xml:space="preserve">I initially used</w:t>
-      </w:r>
-      <w:r>
-        <w:t xml:space="preserve"> </w:t>
-      </w:r>
-      <w:r>
-        <w:rPr>
-          <w:rStyle w:val="VerbatimChar"/>
-        </w:rPr>
-        <w:t xml:space="preserve">--walks-policy mask</w:t>
-      </w:r>
-      <w:r>
-        <w:t xml:space="preserve">, reasoning I had plenty of data points and could handle complex walks in a conservative way. Only later I realized the recommendations from</w:t>
-      </w:r>
-      <w:r>
-        <w:t xml:space="preserve"> </w:t>
-      </w:r>
-      <w:r>
-        <w:rPr>
-          <w:i/>
-          <w:iCs/>
-        </w:rPr>
-        <w:t xml:space="preserve">pairtools</w:t>
-      </w:r>
-      <w:r>
-        <w:t xml:space="preserve">, specifically informing that longer reads might have a significant proportion of reads that contain complex walks. With this in mind, I decided to re-parse the alignments into a new set of pairs, and equally apply the recommended filter (next section). As both results are saved, we can compare the two approaches.</w:t>
-      </w:r>
-    </w:p>
-    <w:bookmarkEnd w:id="37"/>
-    <w:bookmarkStart w:id="38" w:name="filter-deduplicate-pairs"/>
-    <w:p>
-      <w:pPr>
-        <w:pStyle w:val="Heading4"/>
-      </w:pPr>
-      <w:r>
-        <w:t xml:space="preserve">Filter (deduplicate) pairs</w:t>
-      </w:r>
-    </w:p>
-    <w:p>
-      <w:pPr>
-        <w:pStyle w:val="FirstParagraph"/>
-      </w:pPr>
-      <w:r>
-        <w:rPr>
-          <w:b/>
-          <w:bCs/>
-        </w:rPr>
-        <w:t xml:space="preserve">HiCExplorer</w:t>
-      </w:r>
-      <w:r>
-        <w:t xml:space="preserve"> </w:t>
-      </w:r>
-      <w:r>
-        <w:t xml:space="preserve">No action is needed, as this step is done implicitly when building the matrix</w:t>
-      </w:r>
-    </w:p>
-    <w:p>
-      <w:pPr>
-        <w:pStyle w:val="BodyText"/>
-      </w:pPr>
-      <w:r>
-        <w:t xml:space="preserve">At this point we will remove all reads that are mapped to an unplaced scaffold. Even though the publication of</w:t>
-      </w:r>
-      <w:r>
-        <w:t xml:space="preserve"> </w:t>
-      </w:r>
-      <w:r>
-        <w:rPr>
-          <w:i/>
-          <w:iCs/>
-        </w:rPr>
-        <w:t xml:space="preserve">rhemac10</w:t>
-      </w:r>
-      <w:r>
-        <w:t xml:space="preserve"> </w:t>
-      </w:r>
-      <w:r>
-        <w:t xml:space="preserve">assembly states they have closed 99% of the gaps since</w:t>
-      </w:r>
-      <w:r>
-        <w:t xml:space="preserve"> </w:t>
-      </w:r>
-      <w:r>
-        <w:rPr>
-          <w:i/>
-          <w:iCs/>
-        </w:rPr>
-        <w:t xml:space="preserve">rhemac8</w:t>
-      </w:r>
-      <w:r>
-        <w:t xml:space="preserve"> </w:t>
-      </w:r>
-      <w:r>
-        <w:t xml:space="preserve">[ref],</w:t>
-      </w:r>
-      <w:r>
-        <w:t xml:space="preserve"> </w:t>
-      </w:r>
-      <w:r>
-        <w:rPr>
-          <w:i/>
-          <w:iCs/>
-        </w:rPr>
-        <w:t xml:space="preserve">rheMac10</w:t>
-      </w:r>
-      <w:r>
-        <w:t xml:space="preserve"> </w:t>
-      </w:r>
-      <w:r>
-        <w:t xml:space="preserve">still contain more than 2,500 unplaced scaffolds, which are all uninformative when calculating the chromatin compartments as is the goal of this analysis. Therefore, we simply only include the list of conventional chromosomes (1..22, X, Y) when doing the deduplication. Initially, the default values were used to remove duplicates, where pairs with both sides mapped within 3 base pairs from each other are considered duplicates.</w:t>
-      </w:r>
-    </w:p>
-    <w:p>
-      <w:pPr>
-        <w:pStyle w:val="BodyText"/>
-      </w:pPr>
-      <w:r>
         <w:rPr>
           <w:rStyle w:val="VerbatimChar"/>
         </w:rPr>
@@ -2469,37 +2892,17 @@
         <w:t xml:space="preserve"> </w:t>
       </w:r>
       <w:r>
-        <w:t xml:space="preserve">I have missed this step, so I have not filtered for mapping quality. I will make a histogram showing the distribution of mapq scores to see the significance of this. Or just rerun that part of the analysis.</w:t>
-      </w:r>
-    </w:p>
-    <w:bookmarkEnd w:id="38"/>
-    <w:bookmarkStart w:id="39" w:name="create-interaction-matrices-coolers"/>
-    <w:p>
-      <w:pPr>
-        <w:pStyle w:val="Heading4"/>
+        <w:t xml:space="preserve">I have missed this step, so I have not filtered for mapping quality. I will make a histogram showing the distribution of mapq scores to see the significance of this.</w:t>
+      </w:r>
+    </w:p>
+    <w:bookmarkEnd w:id="49"/>
+    <w:bookmarkStart w:id="50" w:name="create-interaction-matrices-coolers"/>
+    <w:p>
+      <w:pPr>
+        <w:pStyle w:val="Heading5"/>
       </w:pPr>
       <w:r>
         <w:t xml:space="preserve">Create interaction matrices (coolers)</w:t>
-      </w:r>
-    </w:p>
-    <w:p>
-      <w:pPr>
-        <w:pStyle w:val="FirstParagraph"/>
-      </w:pPr>
-      <w:r>
-        <w:t xml:space="preserve">Needs:</w:t>
-      </w:r>
-    </w:p>
-    <w:p>
-      <w:pPr>
-        <w:pStyle w:val="Compact"/>
-        <w:numPr>
-          <w:ilvl w:val="0"/>
-          <w:numId w:val="1012"/>
-        </w:numPr>
-      </w:pPr>
-      <w:r>
-        <w:t xml:space="preserve">update paragraph on new filters</w:t>
       </w:r>
     </w:p>
     <w:p>
@@ -2715,12 +3118,61 @@
         <w:t xml:space="preserve"> </w:t>
       </w:r>
       <w:r>
-        <w:t xml:space="preserve">scores to convince you [ref]. Otherwise, I will have fixed this issue.</w:t>
-      </w:r>
-    </w:p>
-    <w:bookmarkEnd w:id="39"/>
-    <w:bookmarkEnd w:id="40"/>
-    <w:bookmarkStart w:id="46" w:name="notebook-edits"/>
+        <w:t xml:space="preserve">scores to convince you [ref].</w:t>
+      </w:r>
+    </w:p>
+    <w:p>
+      <w:pPr>
+        <w:pStyle w:val="BodyText"/>
+      </w:pPr>
+      <w:r>
+        <w:t xml:space="preserve">I have re-parsed the alignments and created new coolers, including only the Hi-C contacts where</w:t>
+      </w:r>
+      <w:r>
+        <w:t xml:space="preserve"> </w:t>
+      </w:r>
+      <m:oMath>
+        <m:r>
+          <m:t>m</m:t>
+        </m:r>
+        <m:r>
+          <m:t>a</m:t>
+        </m:r>
+        <m:r>
+          <m:t>p</m:t>
+        </m:r>
+        <m:r>
+          <m:t>q</m:t>
+        </m:r>
+        <m:r>
+          <m:rPr>
+            <m:sty m:val="p"/>
+          </m:rPr>
+          <m:t>≤</m:t>
+        </m:r>
+        <m:r>
+          <m:t>30</m:t>
+        </m:r>
+      </m:oMath>
+      <w:r>
+        <w:t xml:space="preserve">, following the current recommendations from</w:t>
+      </w:r>
+      <w:r>
+        <w:t xml:space="preserve"> </w:t>
+      </w:r>
+      <w:r>
+        <w:rPr>
+          <w:rStyle w:val="VerbatimChar"/>
+        </w:rPr>
+        <w:t xml:space="preserve">cooler</w:t>
+      </w:r>
+      <w:r>
+        <w:t xml:space="preserve">.</w:t>
+      </w:r>
+    </w:p>
+    <w:bookmarkEnd w:id="50"/>
+    <w:bookmarkEnd w:id="51"/>
+    <w:bookmarkStart w:id="57" w:name="notebook-edits"/>
     <w:p>
       <w:pPr>
         <w:pStyle w:val="Heading3"/>
@@ -2794,10 +3246,10 @@
         <w:t xml:space="preserve">.</w:t>
       </w:r>
     </w:p>
-    <w:bookmarkStart w:id="41" w:name="pooling-samples-merging-coolers"/>
-    <w:p>
-      <w:pPr>
-        <w:pStyle w:val="Heading4"/>
+    <w:bookmarkStart w:id="52" w:name="pooling-samples-merging-coolers"/>
+    <w:p>
+      <w:pPr>
+        <w:pStyle w:val="Heading5"/>
       </w:pPr>
       <w:r>
         <w:t xml:space="preserve">Pooling samples (Merging coolers)</w:t>
@@ -2872,11 +3324,11 @@
         <w:t xml:space="preserve">was used to merge all samples in each sub-folder (cell type) to just one interaction matrix for each cell type. The function merges matrices of the same dimensions by simply adding the interaction frequencies of each genomic position together, resulting in less empty positions by chance.</w:t>
       </w:r>
     </w:p>
-    <w:bookmarkEnd w:id="41"/>
-    <w:bookmarkStart w:id="42" w:name="create-multi-resolution-coolers-zoomify"/>
-    <w:p>
-      <w:pPr>
-        <w:pStyle w:val="Heading4"/>
+    <w:bookmarkEnd w:id="52"/>
+    <w:bookmarkStart w:id="53" w:name="create-multi-resolution-coolers-zoomify"/>
+    <w:p>
+      <w:pPr>
+        <w:pStyle w:val="Heading5"/>
       </w:pPr>
       <w:r>
         <w:t xml:space="preserve">Create multi-resolution coolers (zoomify)</w:t>
@@ -2906,11 +3358,11 @@
         <w:t xml:space="preserve">[ref] is that it natively provides support for storing sparse interaction matrices in multiple resolutions in the same file by adding groups to the cooler [ref]. We can then efficiently store resolutions (i.e., different bin sizes) that is multiples of the smallest bin size. We chose to use 10kb, 50kb, 100kb, and 500kb bins, and the resolutions are made by recursively binning the base resolution. We call this process zoomifying.</w:t>
       </w:r>
     </w:p>
-    <w:bookmarkEnd w:id="42"/>
-    <w:bookmarkStart w:id="43" w:name="matrix-balancing-iterative-correction"/>
-    <w:p>
-      <w:pPr>
-        <w:pStyle w:val="Heading4"/>
+    <w:bookmarkEnd w:id="53"/>
+    <w:bookmarkStart w:id="54" w:name="matrix-balancing-iterative-correction"/>
+    <w:p>
+      <w:pPr>
+        <w:pStyle w:val="Heading5"/>
       </w:pPr>
       <w:r>
         <w:t xml:space="preserve">Matrix balancing (Iterative correction)</w:t>
@@ -3080,11 +3532,11 @@
         <w:t xml:space="preserve">flag, and that can be added to another column, so that we can compare the difference between the two methods easily. However, we will only use the default mode for now.</w:t>
       </w:r>
     </w:p>
-    <w:bookmarkEnd w:id="43"/>
-    <w:bookmarkStart w:id="44" w:name="eigendecomposition"/>
-    <w:p>
-      <w:pPr>
-        <w:pStyle w:val="Heading4"/>
+    <w:bookmarkEnd w:id="54"/>
+    <w:bookmarkStart w:id="55" w:name="eigendecomposition"/>
+    <w:p>
+      <w:pPr>
+        <w:pStyle w:val="Heading5"/>
       </w:pPr>
       <w:r>
         <w:t xml:space="preserve">Eigendecomposition</w:t>
@@ -3231,11 +3683,11 @@
         <w:t xml:space="preserve">docs [ref]).</w:t>
       </w:r>
     </w:p>
-    <w:bookmarkEnd w:id="44"/>
-    <w:bookmarkStart w:id="45" w:name="plotting"/>
-    <w:p>
-      <w:pPr>
-        <w:pStyle w:val="Heading4"/>
+    <w:bookmarkEnd w:id="55"/>
+    <w:bookmarkStart w:id="56" w:name="plotting"/>
+    <w:p>
+      <w:pPr>
+        <w:pStyle w:val="Heading5"/>
       </w:pPr>
       <w:r>
         <w:t xml:space="preserve">Plotting</w:t>
@@ -3244,6 +3696,14 @@
     <w:p>
       <w:pPr>
         <w:pStyle w:val="FirstParagraph"/>
+      </w:pPr>
+      <w:r>
+        <w:t xml:space="preserve">We use matplotlib to plot.</w:t>
+      </w:r>
+    </w:p>
+    <w:p>
+      <w:pPr>
+        <w:pStyle w:val="BodyText"/>
       </w:pPr>
       <w:r>
         <w:t xml:space="preserve">Needs:</w:t>
@@ -3254,7 +3714,7 @@
         <w:pStyle w:val="Compact"/>
         <w:numPr>
           <w:ilvl w:val="0"/>
-          <w:numId w:val="1013"/>
+          <w:numId w:val="1001"/>
         </w:numPr>
       </w:pPr>
       <w:r>
@@ -3266,7 +3726,7 @@
         <w:pStyle w:val="Compact"/>
         <w:numPr>
           <w:ilvl w:val="0"/>
-          <w:numId w:val="1014"/>
+          <w:numId w:val="1002"/>
         </w:numPr>
       </w:pPr>
       <w:r>
@@ -3278,11 +3738,11 @@
         <w:br w:type="page"/>
       </w:r>
     </w:p>
-    <w:bookmarkEnd w:id="45"/>
-    <w:bookmarkEnd w:id="46"/>
-    <w:bookmarkEnd w:id="47"/>
-    <w:bookmarkEnd w:id="48"/>
-    <w:bookmarkStart w:id="49" w:name="results"/>
+    <w:bookmarkEnd w:id="56"/>
+    <w:bookmarkEnd w:id="57"/>
+    <w:bookmarkEnd w:id="58"/>
+    <w:bookmarkEnd w:id="59"/>
+    <w:bookmarkStart w:id="60" w:name="results"/>
     <w:p>
       <w:pPr>
         <w:pStyle w:val="Heading1"/>
@@ -3304,8 +3764,8 @@
         <w:br w:type="page"/>
       </w:r>
     </w:p>
-    <w:bookmarkEnd w:id="49"/>
-    <w:bookmarkStart w:id="50" w:name="discussion"/>
+    <w:bookmarkEnd w:id="60"/>
+    <w:bookmarkStart w:id="61" w:name="discussion"/>
     <w:p>
       <w:pPr>
         <w:pStyle w:val="Heading1"/>
@@ -3327,8 +3787,8 @@
         <w:br w:type="page"/>
       </w:r>
     </w:p>
-    <w:bookmarkEnd w:id="50"/>
-    <w:bookmarkStart w:id="68" w:name="bibliography"/>
+    <w:bookmarkEnd w:id="61"/>
+    <w:bookmarkStart w:id="79" w:name="bibliography"/>
     <w:p>
       <w:pPr>
         <w:pStyle w:val="Heading1"/>
@@ -3337,8 +3797,8 @@
         <w:t xml:space="preserve">Bibliography</w:t>
       </w:r>
     </w:p>
-    <w:bookmarkStart w:id="67" w:name="refs"/>
-    <w:bookmarkStart w:id="52" w:name="ref-imakaev_iterative_2012"/>
+    <w:bookmarkStart w:id="78" w:name="refs"/>
+    <w:bookmarkStart w:id="63" w:name="ref-imakaev_iterative_2012"/>
     <w:p>
       <w:pPr>
         <w:pStyle w:val="Bibliography"/>
@@ -3389,7 +3849,7 @@
       <w:r>
         <w:t xml:space="preserve"> </w:t>
       </w:r>
-      <w:hyperlink r:id="rId51">
+      <w:hyperlink r:id="rId62">
         <w:r>
           <w:rPr>
             <w:rStyle w:val="Hyperlink"/>
@@ -3401,8 +3861,8 @@
         <w:t xml:space="preserve">.</w:t>
       </w:r>
     </w:p>
-    <w:bookmarkEnd w:id="52"/>
-    <w:bookmarkStart w:id="54" w:name="ref-jaenike_sex_2001"/>
+    <w:bookmarkEnd w:id="63"/>
+    <w:bookmarkStart w:id="65" w:name="ref-jaenike_sex_2001"/>
     <w:p>
       <w:pPr>
         <w:pStyle w:val="Bibliography"/>
@@ -3456,7 +3916,7 @@
       <w:r>
         <w:t xml:space="preserve"> </w:t>
       </w:r>
-      <w:hyperlink r:id="rId53">
+      <w:hyperlink r:id="rId64">
         <w:r>
           <w:rPr>
             <w:rStyle w:val="Hyperlink"/>
@@ -3468,8 +3928,8 @@
         <w:t xml:space="preserve">.</w:t>
       </w:r>
     </w:p>
-    <w:bookmarkEnd w:id="54"/>
-    <w:bookmarkStart w:id="56" w:name="ref-lieberman_aiden_comprehensive_2009"/>
+    <w:bookmarkEnd w:id="65"/>
+    <w:bookmarkStart w:id="67" w:name="ref-lieberman_aiden_comprehensive_2009"/>
     <w:p>
       <w:pPr>
         <w:pStyle w:val="Bibliography"/>
@@ -3571,7 +4031,7 @@
       <w:r>
         <w:t xml:space="preserve"> </w:t>
       </w:r>
-      <w:hyperlink r:id="rId55">
+      <w:hyperlink r:id="rId66">
         <w:r>
           <w:rPr>
             <w:rStyle w:val="Hyperlink"/>
@@ -3583,8 +4043,8 @@
         <w:t xml:space="preserve">.</w:t>
       </w:r>
     </w:p>
-    <w:bookmarkEnd w:id="56"/>
-    <w:bookmarkStart w:id="58" w:name="ref-munch_group_2024"/>
+    <w:bookmarkEnd w:id="67"/>
+    <w:bookmarkStart w:id="69" w:name="ref-munch_group_2024"/>
     <w:p>
       <w:pPr>
         <w:pStyle w:val="Bibliography"/>
@@ -3601,7 +4061,7 @@
       <w:r>
         <w:t xml:space="preserve"> </w:t>
       </w:r>
-      <w:hyperlink r:id="rId57">
+      <w:hyperlink r:id="rId68">
         <w:r>
           <w:rPr>
             <w:rStyle w:val="Hyperlink"/>
@@ -3613,8 +4073,8 @@
         <w:t xml:space="preserve">.</w:t>
       </w:r>
     </w:p>
-    <w:bookmarkEnd w:id="58"/>
-    <w:bookmarkStart w:id="60" w:name="ref-open2c"/>
+    <w:bookmarkEnd w:id="69"/>
+    <w:bookmarkStart w:id="71" w:name="ref-open2c"/>
     <w:p>
       <w:pPr>
         <w:pStyle w:val="Bibliography"/>
@@ -3674,7 +4134,7 @@
       <w:r>
         <w:t xml:space="preserve"> </w:t>
       </w:r>
-      <w:hyperlink r:id="rId59">
+      <w:hyperlink r:id="rId70">
         <w:r>
           <w:rPr>
             <w:rStyle w:val="Hyperlink"/>
@@ -3686,8 +4146,8 @@
         <w:t xml:space="preserve">.</w:t>
       </w:r>
     </w:p>
-    <w:bookmarkEnd w:id="60"/>
-    <w:bookmarkStart w:id="62" w:name="ref-skov_extraordinary_2023"/>
+    <w:bookmarkEnd w:id="71"/>
+    <w:bookmarkStart w:id="73" w:name="ref-skov_extraordinary_2023"/>
     <w:p>
       <w:pPr>
         <w:pStyle w:val="Bibliography"/>
@@ -3732,7 +4192,7 @@
       <w:r>
         <w:t xml:space="preserve"> </w:t>
       </w:r>
-      <w:hyperlink r:id="rId61">
+      <w:hyperlink r:id="rId72">
         <w:r>
           <w:rPr>
             <w:rStyle w:val="Hyperlink"/>
@@ -3744,8 +4204,8 @@
         <w:t xml:space="preserve">.</w:t>
       </w:r>
     </w:p>
-    <w:bookmarkEnd w:id="62"/>
-    <w:bookmarkStart w:id="64" w:name="ref-sorensen_genome_wide_2023"/>
+    <w:bookmarkEnd w:id="73"/>
+    <w:bookmarkStart w:id="75" w:name="ref-sorensen_genome_wide_2023"/>
     <w:p>
       <w:pPr>
         <w:pStyle w:val="Bibliography"/>
@@ -3778,7 +4238,7 @@
       <w:r>
         <w:t xml:space="preserve"> </w:t>
       </w:r>
-      <w:hyperlink r:id="rId63">
+      <w:hyperlink r:id="rId74">
         <w:r>
           <w:rPr>
             <w:rStyle w:val="Hyperlink"/>
@@ -3790,8 +4250,8 @@
         <w:t xml:space="preserve">.</w:t>
       </w:r>
     </w:p>
-    <w:bookmarkEnd w:id="64"/>
-    <w:bookmarkStart w:id="66" w:name="ref-wang_reprogramming_2019"/>
+    <w:bookmarkEnd w:id="75"/>
+    <w:bookmarkStart w:id="77" w:name="ref-wang_reprogramming_2019"/>
     <w:p>
       <w:pPr>
         <w:pStyle w:val="Bibliography"/>
@@ -3857,7 +4317,7 @@
       <w:r>
         <w:t xml:space="preserve"> </w:t>
       </w:r>
-      <w:hyperlink r:id="rId65">
+      <w:hyperlink r:id="rId76">
         <w:r>
           <w:rPr>
             <w:rStyle w:val="Hyperlink"/>
@@ -3869,9 +4329,9 @@
         <w:t xml:space="preserve">.</w:t>
       </w:r>
     </w:p>
-    <w:bookmarkEnd w:id="66"/>
-    <w:bookmarkEnd w:id="67"/>
-    <w:bookmarkEnd w:id="68"/>
+    <w:bookmarkEnd w:id="77"/>
+    <w:bookmarkEnd w:id="78"/>
+    <w:bookmarkEnd w:id="79"/>
     <w:sectPr/>
   </w:body>
 </w:document>
@@ -3978,82 +4438,6 @@
       </w:pPr>
     </w:lvl>
   </w:abstractNum>
-  <w:abstractNum w:abstractNumId="993">
-    <w:nsid w:val="0000A993"/>
-    <w:multiLevelType w:val="multilevel"/>
-    <w:lvl w:ilvl="0">
-      <w:numFmt w:val="bullet"/>
-      <w:lvlText w:val="☒"/>
-      <w:lvlJc w:val="left"/>
-      <w:pPr>
-        <w:ind w:left="720" w:hanging="360"/>
-      </w:pPr>
-    </w:lvl>
-    <w:lvl w:ilvl="1">
-      <w:numFmt w:val="bullet"/>
-      <w:lvlText w:val="☒"/>
-      <w:lvlJc w:val="left"/>
-      <w:pPr>
-        <w:ind w:left="1440" w:hanging="360"/>
-      </w:pPr>
-    </w:lvl>
-    <w:lvl w:ilvl="2">
-      <w:numFmt w:val="bullet"/>
-      <w:lvlText w:val="☒"/>
-      <w:lvlJc w:val="left"/>
-      <w:pPr>
-        <w:ind w:left="2160" w:hanging="360"/>
-      </w:pPr>
-    </w:lvl>
-    <w:lvl w:ilvl="3">
-      <w:numFmt w:val="bullet"/>
-      <w:lvlText w:val="☒"/>
-      <w:lvlJc w:val="left"/>
-      <w:pPr>
-        <w:ind w:left="2880" w:hanging="360"/>
-      </w:pPr>
-    </w:lvl>
-    <w:lvl w:ilvl="4">
-      <w:numFmt w:val="bullet"/>
-      <w:lvlText w:val="☒"/>
-      <w:lvlJc w:val="left"/>
-      <w:pPr>
-        <w:ind w:left="3600" w:hanging="360"/>
-      </w:pPr>
-    </w:lvl>
-    <w:lvl w:ilvl="5">
-      <w:numFmt w:val="bullet"/>
-      <w:lvlText w:val="☒"/>
-      <w:lvlJc w:val="left"/>
-      <w:pPr>
-        <w:ind w:left="4320" w:hanging="360"/>
-      </w:pPr>
-    </w:lvl>
-    <w:lvl w:ilvl="6">
-      <w:numFmt w:val="bullet"/>
-      <w:lvlText w:val="☒"/>
-      <w:lvlJc w:val="left"/>
-      <w:pPr>
-        <w:ind w:left="5040" w:hanging="360"/>
-      </w:pPr>
-    </w:lvl>
-    <w:lvl w:ilvl="7">
-      <w:numFmt w:val="bullet"/>
-      <w:lvlText w:val="☒"/>
-      <w:lvlJc w:val="left"/>
-      <w:pPr>
-        <w:ind w:left="5760" w:hanging="360"/>
-      </w:pPr>
-    </w:lvl>
-    <w:lvl w:ilvl="8">
-      <w:numFmt w:val="bullet"/>
-      <w:lvlText w:val="☒"/>
-      <w:lvlJc w:val="left"/>
-      <w:pPr>
-        <w:ind w:left="6480" w:hanging="360"/>
-      </w:pPr>
-    </w:lvl>
-  </w:abstractNum>
   <w:abstractNum w:abstractNumId="992">
     <w:nsid w:val="0000A992"/>
     <w:multiLevelType w:val="multilevel"/>
@@ -4130,152 +4514,13 @@
       </w:pPr>
     </w:lvl>
   </w:abstractNum>
-  <w:abstractNum w:abstractNumId="991">
-    <w:nsid w:val="0000A991"/>
-    <w:multiLevelType w:val="multilevel"/>
-    <w:lvl w:ilvl="0">
-      <w:numFmt w:val="bullet"/>
-      <w:lvlText w:val=""/>
-      <w:lvlJc w:val="left"/>
-      <w:pPr>
-        <w:ind w:left="720" w:hanging="360"/>
-      </w:pPr>
-      <w:rPr>
-        <w:rFonts w:ascii="Symbol" w:hAnsi="Symbol" w:cs="Symbol" w:hint="default"/>
-      </w:rPr>
-    </w:lvl>
-    <w:lvl w:ilvl="1">
-      <w:numFmt w:val="bullet"/>
-      <w:lvlText w:val="o"/>
-      <w:lvlJc w:val="left"/>
-      <w:pPr>
-        <w:ind w:left="1440" w:hanging="360"/>
-      </w:pPr>
-      <w:rPr>
-        <w:rFonts w:ascii="Courier New" w:hAnsi="Courier New" w:cs="Courier New" w:hint="default"/>
-      </w:rPr>
-    </w:lvl>
-    <w:lvl w:ilvl="2">
-      <w:numFmt w:val="bullet"/>
-      <w:lvlText w:val=""/>
-      <w:lvlJc w:val="left"/>
-      <w:pPr>
-        <w:ind w:left="2160" w:hanging="360"/>
-      </w:pPr>
-      <w:rPr>
-        <w:rFonts w:ascii="Wingdings" w:hAnsi="Wingdings" w:cs="Wingdings" w:hint="default"/>
-      </w:rPr>
-    </w:lvl>
-    <w:lvl w:ilvl="3">
-      <w:numFmt w:val="bullet"/>
-      <w:lvlText w:val=""/>
-      <w:lvlJc w:val="left"/>
-      <w:pPr>
-        <w:ind w:left="2880" w:hanging="360"/>
-      </w:pPr>
-      <w:rPr>
-        <w:rFonts w:ascii="Symbol" w:hAnsi="Symbol" w:cs="Symbol" w:hint="default"/>
-      </w:rPr>
-    </w:lvl>
-    <w:lvl w:ilvl="4">
-      <w:numFmt w:val="bullet"/>
-      <w:lvlText w:val="o"/>
-      <w:lvlJc w:val="left"/>
-      <w:pPr>
-        <w:ind w:left="3600" w:hanging="360"/>
-      </w:pPr>
-      <w:rPr>
-        <w:rFonts w:ascii="Courier New" w:hAnsi="Courier New" w:cs="Courier New" w:hint="default"/>
-      </w:rPr>
-    </w:lvl>
-    <w:lvl w:ilvl="5">
-      <w:numFmt w:val="bullet"/>
-      <w:lvlText w:val=""/>
-      <w:lvlJc w:val="left"/>
-      <w:pPr>
-        <w:ind w:left="4320" w:hanging="360"/>
-      </w:pPr>
-      <w:rPr>
-        <w:rFonts w:ascii="Wingdings" w:hAnsi="Wingdings" w:cs="Wingdings" w:hint="default"/>
-      </w:rPr>
-    </w:lvl>
-    <w:lvl w:ilvl="6">
-      <w:numFmt w:val="bullet"/>
-      <w:lvlText w:val=""/>
-      <w:lvlJc w:val="left"/>
-      <w:pPr>
-        <w:ind w:left="5040" w:hanging="360"/>
-      </w:pPr>
-      <w:rPr>
-        <w:rFonts w:ascii="Symbol" w:hAnsi="Symbol" w:cs="Symbol" w:hint="default"/>
-      </w:rPr>
-    </w:lvl>
-    <w:lvl w:ilvl="7">
-      <w:numFmt w:val="bullet"/>
-      <w:lvlText w:val="o"/>
-      <w:lvlJc w:val="left"/>
-      <w:pPr>
-        <w:ind w:left="5760" w:hanging="360"/>
-      </w:pPr>
-      <w:rPr>
-        <w:rFonts w:ascii="Courier New" w:hAnsi="Courier New" w:cs="Courier New" w:hint="default"/>
-      </w:rPr>
-    </w:lvl>
-    <w:lvl w:ilvl="8">
-      <w:numFmt w:val="bullet"/>
-      <w:lvlText w:val=""/>
-      <w:lvlJc w:val="left"/>
-      <w:pPr>
-        <w:ind w:left="6480" w:hanging="360"/>
-      </w:pPr>
-      <w:rPr>
-        <w:rFonts w:ascii="Wingdings" w:hAnsi="Wingdings" w:cs="Wingdings" w:hint="default"/>
-      </w:rPr>
-    </w:lvl>
-  </w:abstractNum>
   <w:num w:numId="1000">
     <w:abstractNumId w:val="990"/>
   </w:num>
   <w:num w:numId="1001">
-    <w:abstractNumId w:val="993"/>
+    <w:abstractNumId w:val="992"/>
   </w:num>
   <w:num w:numId="1002">
-    <w:abstractNumId w:val="993"/>
-  </w:num>
-  <w:num w:numId="1003">
-    <w:abstractNumId w:val="993"/>
-  </w:num>
-  <w:num w:numId="1004">
-    <w:abstractNumId w:val="993"/>
-  </w:num>
-  <w:num w:numId="1005">
-    <w:abstractNumId w:val="993"/>
-  </w:num>
-  <w:num w:numId="1006">
-    <w:abstractNumId w:val="993"/>
-  </w:num>
-  <w:num w:numId="1007">
-    <w:abstractNumId w:val="992"/>
-  </w:num>
-  <w:num w:numId="1008">
-    <w:abstractNumId w:val="991"/>
-  </w:num>
-  <w:num w:numId="1009">
-    <w:abstractNumId w:val="993"/>
-  </w:num>
-  <w:num w:numId="1010">
-    <w:abstractNumId w:val="993"/>
-  </w:num>
-  <w:num w:numId="1011">
-    <w:abstractNumId w:val="993"/>
-  </w:num>
-  <w:num w:numId="1012">
-    <w:abstractNumId w:val="992"/>
-  </w:num>
-  <w:num w:numId="1013">
-    <w:abstractNumId w:val="992"/>
-  </w:num>
-  <w:num w:numId="1014">
     <w:abstractNumId w:val="992"/>
   </w:num>
 </w:numbering>

--- a/thesis/index.docx
+++ b/thesis/index.docx
@@ -23,7 +23,7 @@
         <w:pStyle w:val="Date"/>
       </w:pPr>
       <w:r>
-        <w:t xml:space="preserve">2024-12-05</w:t>
+        <w:t xml:space="preserve">2024-12-06</w:t>
       </w:r>
     </w:p>
     <w:p>

--- a/thesis/index.docx
+++ b/thesis/index.docx
@@ -23,7 +23,7 @@
         <w:pStyle w:val="Date"/>
       </w:pPr>
       <w:r>
-        <w:t xml:space="preserve">2024-12-06</w:t>
+        <w:t xml:space="preserve">2024-12-09</w:t>
       </w:r>
     </w:p>
     <w:p>
@@ -574,26 +574,10 @@
           <w:i/>
           <w:iCs/>
         </w:rPr>
-        <w:t xml:space="preserve">papio anubis</w:t>
-      </w:r>
-      <w:r>
-        <w:t xml:space="preserve">, and maybe in</w:t>
-      </w:r>
-      <w:r>
-        <w:t xml:space="preserve"> </w:t>
-      </w:r>
-      <w:r>
-        <w:rPr>
-          <w:i/>
-          <w:iCs/>
-        </w:rPr>
         <w:t xml:space="preserve">human</w:t>
       </w:r>
       <w:r>
-        <w:t xml:space="preserve"> </w:t>
-      </w:r>
-      <w:r>
-        <w:t xml:space="preserve">too. Investigate the biological meaning of the results.</w:t>
+        <w:t xml:space="preserve">. Investigate the biological meaning of the results.</w:t>
       </w:r>
     </w:p>
     <w:p>
@@ -2305,6 +2289,7 @@
                 <w:p>
                   <w:pPr>
                     <w:pStyle w:val="Compact"/>
+                    <w:jc w:val="left"/>
                     <w:jc w:val="center"/>
                   </w:pPr>
                   <w:r>
@@ -2317,6 +2302,7 @@
                 <w:p>
                   <w:pPr>
                     <w:pStyle w:val="Compact"/>
+                    <w:jc w:val="left"/>
                     <w:jc w:val="center"/>
                   </w:pPr>
                   <w:r>
@@ -2344,6 +2330,7 @@
                 <w:p>
                   <w:pPr>
                     <w:pStyle w:val="Compact"/>
+                    <w:jc w:val="left"/>
                     <w:jc w:val="center"/>
                   </w:pPr>
                   <w:r>
@@ -2356,6 +2343,7 @@
                 <w:p>
                   <w:pPr>
                     <w:pStyle w:val="Compact"/>
+                    <w:jc w:val="left"/>
                     <w:jc w:val="center"/>
                   </w:pPr>
                   <w:r>
@@ -2383,6 +2371,7 @@
                 <w:p>
                   <w:pPr>
                     <w:pStyle w:val="Compact"/>
+                    <w:jc w:val="left"/>
                     <w:jc w:val="center"/>
                   </w:pPr>
                   <w:r>
@@ -2395,6 +2384,7 @@
                 <w:p>
                   <w:pPr>
                     <w:pStyle w:val="Compact"/>
+                    <w:jc w:val="left"/>
                     <w:jc w:val="center"/>
                   </w:pPr>
                   <w:r>
@@ -2422,6 +2412,7 @@
                 <w:p>
                   <w:pPr>
                     <w:pStyle w:val="Compact"/>
+                    <w:jc w:val="left"/>
                     <w:jc w:val="center"/>
                   </w:pPr>
                   <w:r>
@@ -2434,6 +2425,7 @@
                 <w:p>
                   <w:pPr>
                     <w:pStyle w:val="Compact"/>
+                    <w:jc w:val="left"/>
                     <w:jc w:val="center"/>
                   </w:pPr>
                   <w:r>
@@ -2461,6 +2453,7 @@
                 <w:p>
                   <w:pPr>
                     <w:pStyle w:val="Compact"/>
+                    <w:jc w:val="left"/>
                     <w:jc w:val="center"/>
                   </w:pPr>
                   <w:r>
@@ -2473,6 +2466,7 @@
                 <w:p>
                   <w:pPr>
                     <w:pStyle w:val="Compact"/>
+                    <w:jc w:val="left"/>
                     <w:jc w:val="center"/>
                   </w:pPr>
                   <w:r>
@@ -2500,6 +2494,7 @@
                 <w:p>
                   <w:pPr>
                     <w:pStyle w:val="Compact"/>
+                    <w:jc w:val="left"/>
                     <w:jc w:val="center"/>
                   </w:pPr>
                   <w:r>
@@ -2512,6 +2507,7 @@
                 <w:p>
                   <w:pPr>
                     <w:pStyle w:val="Compact"/>
+                    <w:jc w:val="left"/>
                     <w:jc w:val="center"/>
                   </w:pPr>
                   <w:r>
@@ -2539,6 +2535,7 @@
                 <w:p>
                   <w:pPr>
                     <w:pStyle w:val="Compact"/>
+                    <w:jc w:val="left"/>
                     <w:jc w:val="center"/>
                   </w:pPr>
                   <w:r>
@@ -2551,6 +2548,7 @@
                 <w:p>
                   <w:pPr>
                     <w:pStyle w:val="Compact"/>
+                    <w:jc w:val="left"/>
                     <w:jc w:val="center"/>
                   </w:pPr>
                   <w:r>
@@ -2578,6 +2576,7 @@
                 <w:p>
                   <w:pPr>
                     <w:pStyle w:val="Compact"/>
+                    <w:jc w:val="left"/>
                     <w:jc w:val="center"/>
                   </w:pPr>
                   <w:r>
@@ -2590,6 +2589,7 @@
                 <w:p>
                   <w:pPr>
                     <w:pStyle w:val="Compact"/>
+                    <w:jc w:val="left"/>
                     <w:jc w:val="center"/>
                   </w:pPr>
                   <w:r>
@@ -2617,6 +2617,7 @@
                 <w:p>
                   <w:pPr>
                     <w:pStyle w:val="Compact"/>
+                    <w:jc w:val="left"/>
                     <w:jc w:val="center"/>
                   </w:pPr>
                   <w:r>
@@ -2629,6 +2630,7 @@
                 <w:p>
                   <w:pPr>
                     <w:pStyle w:val="Compact"/>
+                    <w:jc w:val="left"/>
                     <w:jc w:val="center"/>
                   </w:pPr>
                   <w:r>
@@ -2656,6 +2658,7 @@
                 <w:p>
                   <w:pPr>
                     <w:pStyle w:val="Compact"/>
+                    <w:jc w:val="left"/>
                     <w:jc w:val="center"/>
                   </w:pPr>
                   <w:r>
@@ -2668,6 +2671,7 @@
                 <w:p>
                   <w:pPr>
                     <w:pStyle w:val="Compact"/>
+                    <w:jc w:val="left"/>
                     <w:jc w:val="center"/>
                   </w:pPr>
                   <w:r>
@@ -2695,6 +2699,7 @@
                 <w:p>
                   <w:pPr>
                     <w:pStyle w:val="Compact"/>
+                    <w:jc w:val="left"/>
                     <w:jc w:val="center"/>
                   </w:pPr>
                   <w:r>
@@ -2707,6 +2712,7 @@
                 <w:p>
                   <w:pPr>
                     <w:pStyle w:val="Compact"/>
+                    <w:jc w:val="left"/>
                     <w:jc w:val="center"/>
                   </w:pPr>
                   <w:r>
@@ -2889,10 +2895,7 @@
         <w:t xml:space="preserve">pairtools select</w:t>
       </w:r>
       <w:r>
-        <w:t xml:space="preserve"> </w:t>
-      </w:r>
-      <w:r>
-        <w:t xml:space="preserve">I have missed this step, so I have not filtered for mapping quality. I will make a histogram showing the distribution of mapq scores to see the significance of this.</w:t>
+        <w:t xml:space="preserve">. I have missed this step, so I have not filtered for mapping quality. I will make a histogram showing the distribution of mapq scores to see the significance of this.</w:t>
       </w:r>
     </w:p>
     <w:bookmarkEnd w:id="49"/>
@@ -3683,6 +3686,39 @@
         <w:t xml:space="preserve">docs [ref]).</w:t>
       </w:r>
     </w:p>
+    <w:p>
+      <w:pPr>
+        <w:pStyle w:val="BodyText"/>
+      </w:pPr>
+      <w:r>
+        <w:t xml:space="preserve">Additionally, to mimic the</w:t>
+      </w:r>
+      <w:r>
+        <w:t xml:space="preserve"> </w:t>
+      </w:r>
+      <w:r>
+        <w:rPr>
+          <w:i/>
+          <w:iCs/>
+        </w:rPr>
+        <w:t xml:space="preserve">Local PCA</w:t>
+      </w:r>
+      <w:r>
+        <w:t xml:space="preserve"> </w:t>
+      </w:r>
+      <w:r>
+        <w:t xml:space="preserve">from</w:t>
+      </w:r>
+      <w:r>
+        <w:t xml:space="preserve"> </w:t>
+      </w:r>
+      <w:r>
+        <w:t xml:space="preserve">(Wang et al. 2019)</w:t>
+      </w:r>
+      <w:r>
+        <w:t xml:space="preserve">, I also defined a view of 10 Mb bins.</w:t>
+      </w:r>
+    </w:p>
     <w:bookmarkEnd w:id="55"/>
     <w:bookmarkStart w:id="56" w:name="plotting"/>
     <w:p>
@@ -3698,7 +3734,17 @@
         <w:pStyle w:val="FirstParagraph"/>
       </w:pPr>
       <w:r>
-        <w:t xml:space="preserve">We use matplotlib to plot.</w:t>
+        <w:rPr>
+          <w:i/>
+          <w:iCs/>
+        </w:rPr>
+        <w:t xml:space="preserve">HiCExplorer</w:t>
+      </w:r>
+      <w:r>
+        <w:t xml:space="preserve"> </w:t>
+      </w:r>
+      <w:r>
+        <w:t xml:space="preserve">plots matrices to .png from the command-line.</w:t>
       </w:r>
     </w:p>
     <w:p>
@@ -3706,31 +3752,106 @@
         <w:pStyle w:val="BodyText"/>
       </w:pPr>
       <w:r>
-        <w:t xml:space="preserve">Needs:</w:t>
-      </w:r>
-    </w:p>
-    <w:p>
-      <w:pPr>
-        <w:pStyle w:val="Compact"/>
-        <w:numPr>
-          <w:ilvl w:val="0"/>
-          <w:numId w:val="1001"/>
-        </w:numPr>
-      </w:pPr>
-      <w:r>
-        <w:t xml:space="preserve">HiCExplorer: plot with CLI, writes to pngs</w:t>
-      </w:r>
-    </w:p>
-    <w:p>
-      <w:pPr>
-        <w:pStyle w:val="Compact"/>
-        <w:numPr>
-          <w:ilvl w:val="0"/>
-          <w:numId w:val="1002"/>
-        </w:numPr>
-      </w:pPr>
-      <w:r>
-        <w:t xml:space="preserve">cooler: plot through python API (fetch matrix from cooler)</w:t>
+        <w:t xml:space="preserve">We use matplotlib and seaborn to plot in the</w:t>
+      </w:r>
+      <w:r>
+        <w:t xml:space="preserve"> </w:t>
+      </w:r>
+      <w:r>
+        <w:rPr>
+          <w:i/>
+          <w:iCs/>
+        </w:rPr>
+        <w:t xml:space="preserve">Open2C</w:t>
+      </w:r>
+      <w:r>
+        <w:t xml:space="preserve"> </w:t>
+      </w:r>
+      <w:r>
+        <w:t xml:space="preserve">framework. Utilizing the</w:t>
+      </w:r>
+      <w:r>
+        <w:t xml:space="preserve"> </w:t>
+      </w:r>
+      <w:r>
+        <w:rPr>
+          <w:rStyle w:val="VerbatimChar"/>
+        </w:rPr>
+        <w:t xml:space="preserve">cooler</w:t>
+      </w:r>
+      <w:r>
+        <w:t xml:space="preserve"> </w:t>
+      </w:r>
+      <w:r>
+        <w:t xml:space="preserve">class, we can fetch regions of the matrix without modifying the file. As my analysis is centered around the X chromosome, it is efficiently handled by simply fetching</w:t>
+      </w:r>
+      <w:r>
+        <w:t xml:space="preserve"> </w:t>
+      </w:r>
+      <w:r>
+        <w:t xml:space="preserve">‘chrX’</w:t>
+      </w:r>
+      <w:r>
+        <w:t xml:space="preserve"> </w:t>
+      </w:r>
+      <w:r>
+        <w:t xml:space="preserve">with</w:t>
+      </w:r>
+      <w:r>
+        <w:t xml:space="preserve"> </w:t>
+      </w:r>
+      <w:r>
+        <w:rPr>
+          <w:rStyle w:val="VerbatimChar"/>
+        </w:rPr>
+        <w:t xml:space="preserve">cooler.Cooler.matrix().fetch('chrX')</w:t>
+      </w:r>
+      <w:r>
+        <w:t xml:space="preserve">.</w:t>
+      </w:r>
+    </w:p>
+    <w:p>
+      <w:pPr>
+        <w:pStyle w:val="BodyText"/>
+      </w:pPr>
+      <w:r>
+        <w:t xml:space="preserve">Many methods of the cooler class returns data selectors, which do not retrieve data before it is queried [ref]. This means we can create many selectors at once without overflowing memory, enabling us to plot multiple interaction matrices in the same plot, e.g. the corrected and un-corrected matrices. This is easily done with the</w:t>
+      </w:r>
+      <w:r>
+        <w:t xml:space="preserve"> </w:t>
+      </w:r>
+      <w:r>
+        <w:rPr>
+          <w:rStyle w:val="VerbatimChar"/>
+        </w:rPr>
+        <w:t xml:space="preserve">balance</w:t>
+      </w:r>
+      <w:r>
+        <w:t xml:space="preserve"> </w:t>
+      </w:r>
+      <w:r>
+        <w:t xml:space="preserve">parameter of the matrix selector (</w:t>
+      </w:r>
+      <w:r>
+        <w:rPr>
+          <w:rStyle w:val="VerbatimChar"/>
+        </w:rPr>
+        <w:t xml:space="preserve">.matrix()</w:t>
+      </w:r>
+      <w:r>
+        <w:t xml:space="preserve">), which determines if it should apply the balancing weights to the coordinates and defaults to</w:t>
+      </w:r>
+      <w:r>
+        <w:t xml:space="preserve"> </w:t>
+      </w:r>
+      <w:r>
+        <w:rPr>
+          <w:rStyle w:val="VerbatimChar"/>
+        </w:rPr>
+        <w:t xml:space="preserve">True</w:t>
+      </w:r>
+      <w:r>
+        <w:t xml:space="preserve">.</w:t>
       </w:r>
     </w:p>
     <w:p>
@@ -3742,7 +3863,7 @@
     <w:bookmarkEnd w:id="57"/>
     <w:bookmarkEnd w:id="58"/>
     <w:bookmarkEnd w:id="59"/>
-    <w:bookmarkStart w:id="60" w:name="results"/>
+    <w:bookmarkStart w:id="61" w:name="results"/>
     <w:p>
       <w:pPr>
         <w:pStyle w:val="Heading1"/>
@@ -3751,12 +3872,37 @@
         <w:t xml:space="preserve">Results</w:t>
       </w:r>
     </w:p>
+    <w:bookmarkStart w:id="60" w:name="exploration-with-hicexplorer"/>
+    <w:p>
+      <w:pPr>
+        <w:pStyle w:val="Heading2"/>
+      </w:pPr>
+      <w:r>
+        <w:t xml:space="preserve">Exploration with HicExplorer</w:t>
+      </w:r>
+    </w:p>
+    <w:p>
+      <w:r>
+        <w:br w:type="page"/>
+      </w:r>
+    </w:p>
+    <w:bookmarkEnd w:id="60"/>
+    <w:bookmarkEnd w:id="61"/>
+    <w:bookmarkStart w:id="62" w:name="discussion"/>
+    <w:p>
+      <w:pPr>
+        <w:pStyle w:val="Heading1"/>
+      </w:pPr>
+      <w:r>
+        <w:t xml:space="preserve">Discussion</w:t>
+      </w:r>
+    </w:p>
     <w:p>
       <w:pPr>
         <w:pStyle w:val="FirstParagraph"/>
       </w:pPr>
       <w:r>
-        <w:t xml:space="preserve">Here are the glorious results</w:t>
+        <w:t xml:space="preserve">Here is the discussion</w:t>
       </w:r>
     </w:p>
     <w:p>
@@ -3764,41 +3910,18 @@
         <w:br w:type="page"/>
       </w:r>
     </w:p>
-    <w:bookmarkEnd w:id="60"/>
-    <w:bookmarkStart w:id="61" w:name="discussion"/>
+    <w:bookmarkEnd w:id="62"/>
+    <w:bookmarkStart w:id="80" w:name="bibliography"/>
     <w:p>
       <w:pPr>
         <w:pStyle w:val="Heading1"/>
       </w:pPr>
       <w:r>
-        <w:t xml:space="preserve">Discussion</w:t>
-      </w:r>
-    </w:p>
-    <w:p>
-      <w:pPr>
-        <w:pStyle w:val="FirstParagraph"/>
-      </w:pPr>
-      <w:r>
-        <w:t xml:space="preserve">Here is the discussion</w:t>
-      </w:r>
-    </w:p>
-    <w:p>
-      <w:r>
-        <w:br w:type="page"/>
-      </w:r>
-    </w:p>
-    <w:bookmarkEnd w:id="61"/>
-    <w:bookmarkStart w:id="79" w:name="bibliography"/>
-    <w:p>
-      <w:pPr>
-        <w:pStyle w:val="Heading1"/>
-      </w:pPr>
-      <w:r>
         <w:t xml:space="preserve">Bibliography</w:t>
       </w:r>
     </w:p>
-    <w:bookmarkStart w:id="78" w:name="refs"/>
-    <w:bookmarkStart w:id="63" w:name="ref-imakaev_iterative_2012"/>
+    <w:bookmarkStart w:id="79" w:name="refs"/>
+    <w:bookmarkStart w:id="64" w:name="ref-imakaev_iterative_2012"/>
     <w:p>
       <w:pPr>
         <w:pStyle w:val="Bibliography"/>
@@ -3849,7 +3972,7 @@
       <w:r>
         <w:t xml:space="preserve"> </w:t>
       </w:r>
-      <w:hyperlink r:id="rId62">
+      <w:hyperlink r:id="rId63">
         <w:r>
           <w:rPr>
             <w:rStyle w:val="Hyperlink"/>
@@ -3861,8 +3984,8 @@
         <w:t xml:space="preserve">.</w:t>
       </w:r>
     </w:p>
-    <w:bookmarkEnd w:id="63"/>
-    <w:bookmarkStart w:id="65" w:name="ref-jaenike_sex_2001"/>
+    <w:bookmarkEnd w:id="64"/>
+    <w:bookmarkStart w:id="66" w:name="ref-jaenike_sex_2001"/>
     <w:p>
       <w:pPr>
         <w:pStyle w:val="Bibliography"/>
@@ -3916,7 +4039,7 @@
       <w:r>
         <w:t xml:space="preserve"> </w:t>
       </w:r>
-      <w:hyperlink r:id="rId64">
+      <w:hyperlink r:id="rId65">
         <w:r>
           <w:rPr>
             <w:rStyle w:val="Hyperlink"/>
@@ -3928,8 +4051,8 @@
         <w:t xml:space="preserve">.</w:t>
       </w:r>
     </w:p>
-    <w:bookmarkEnd w:id="65"/>
-    <w:bookmarkStart w:id="67" w:name="ref-lieberman_aiden_comprehensive_2009"/>
+    <w:bookmarkEnd w:id="66"/>
+    <w:bookmarkStart w:id="68" w:name="ref-lieberman_aiden_comprehensive_2009"/>
     <w:p>
       <w:pPr>
         <w:pStyle w:val="Bibliography"/>
@@ -4031,7 +4154,7 @@
       <w:r>
         <w:t xml:space="preserve"> </w:t>
       </w:r>
-      <w:hyperlink r:id="rId66">
+      <w:hyperlink r:id="rId67">
         <w:r>
           <w:rPr>
             <w:rStyle w:val="Hyperlink"/>
@@ -4043,8 +4166,8 @@
         <w:t xml:space="preserve">.</w:t>
       </w:r>
     </w:p>
-    <w:bookmarkEnd w:id="67"/>
-    <w:bookmarkStart w:id="69" w:name="ref-munch_group_2024"/>
+    <w:bookmarkEnd w:id="68"/>
+    <w:bookmarkStart w:id="70" w:name="ref-munch_group_2024"/>
     <w:p>
       <w:pPr>
         <w:pStyle w:val="Bibliography"/>
@@ -4061,7 +4184,7 @@
       <w:r>
         <w:t xml:space="preserve"> </w:t>
       </w:r>
-      <w:hyperlink r:id="rId68">
+      <w:hyperlink r:id="rId69">
         <w:r>
           <w:rPr>
             <w:rStyle w:val="Hyperlink"/>
@@ -4073,8 +4196,8 @@
         <w:t xml:space="preserve">.</w:t>
       </w:r>
     </w:p>
-    <w:bookmarkEnd w:id="69"/>
-    <w:bookmarkStart w:id="71" w:name="ref-open2c"/>
+    <w:bookmarkEnd w:id="70"/>
+    <w:bookmarkStart w:id="72" w:name="ref-open2c"/>
     <w:p>
       <w:pPr>
         <w:pStyle w:val="Bibliography"/>
@@ -4134,7 +4257,7 @@
       <w:r>
         <w:t xml:space="preserve"> </w:t>
       </w:r>
-      <w:hyperlink r:id="rId70">
+      <w:hyperlink r:id="rId71">
         <w:r>
           <w:rPr>
             <w:rStyle w:val="Hyperlink"/>
@@ -4146,8 +4269,8 @@
         <w:t xml:space="preserve">.</w:t>
       </w:r>
     </w:p>
-    <w:bookmarkEnd w:id="71"/>
-    <w:bookmarkStart w:id="73" w:name="ref-skov_extraordinary_2023"/>
+    <w:bookmarkEnd w:id="72"/>
+    <w:bookmarkStart w:id="74" w:name="ref-skov_extraordinary_2023"/>
     <w:p>
       <w:pPr>
         <w:pStyle w:val="Bibliography"/>
@@ -4192,7 +4315,7 @@
       <w:r>
         <w:t xml:space="preserve"> </w:t>
       </w:r>
-      <w:hyperlink r:id="rId72">
+      <w:hyperlink r:id="rId73">
         <w:r>
           <w:rPr>
             <w:rStyle w:val="Hyperlink"/>
@@ -4204,8 +4327,8 @@
         <w:t xml:space="preserve">.</w:t>
       </w:r>
     </w:p>
-    <w:bookmarkEnd w:id="73"/>
-    <w:bookmarkStart w:id="75" w:name="ref-sorensen_genome_wide_2023"/>
+    <w:bookmarkEnd w:id="74"/>
+    <w:bookmarkStart w:id="76" w:name="ref-sorensen_genome_wide_2023"/>
     <w:p>
       <w:pPr>
         <w:pStyle w:val="Bibliography"/>
@@ -4238,7 +4361,7 @@
       <w:r>
         <w:t xml:space="preserve"> </w:t>
       </w:r>
-      <w:hyperlink r:id="rId74">
+      <w:hyperlink r:id="rId75">
         <w:r>
           <w:rPr>
             <w:rStyle w:val="Hyperlink"/>
@@ -4250,8 +4373,8 @@
         <w:t xml:space="preserve">.</w:t>
       </w:r>
     </w:p>
-    <w:bookmarkEnd w:id="75"/>
-    <w:bookmarkStart w:id="77" w:name="ref-wang_reprogramming_2019"/>
+    <w:bookmarkEnd w:id="76"/>
+    <w:bookmarkStart w:id="78" w:name="ref-wang_reprogramming_2019"/>
     <w:p>
       <w:pPr>
         <w:pStyle w:val="Bibliography"/>
@@ -4317,7 +4440,7 @@
       <w:r>
         <w:t xml:space="preserve"> </w:t>
       </w:r>
-      <w:hyperlink r:id="rId76">
+      <w:hyperlink r:id="rId77">
         <w:r>
           <w:rPr>
             <w:rStyle w:val="Hyperlink"/>
@@ -4329,9 +4452,9 @@
         <w:t xml:space="preserve">.</w:t>
       </w:r>
     </w:p>
-    <w:bookmarkEnd w:id="77"/>
     <w:bookmarkEnd w:id="78"/>
     <w:bookmarkEnd w:id="79"/>
+    <w:bookmarkEnd w:id="80"/>
     <w:sectPr/>
   </w:body>
 </w:document>
@@ -4438,90 +4561,8 @@
       </w:pPr>
     </w:lvl>
   </w:abstractNum>
-  <w:abstractNum w:abstractNumId="992">
-    <w:nsid w:val="0000A992"/>
-    <w:multiLevelType w:val="multilevel"/>
-    <w:lvl w:ilvl="0">
-      <w:numFmt w:val="bullet"/>
-      <w:lvlText w:val="☐"/>
-      <w:lvlJc w:val="left"/>
-      <w:pPr>
-        <w:ind w:left="720" w:hanging="360"/>
-      </w:pPr>
-    </w:lvl>
-    <w:lvl w:ilvl="1">
-      <w:numFmt w:val="bullet"/>
-      <w:lvlText w:val="☐"/>
-      <w:lvlJc w:val="left"/>
-      <w:pPr>
-        <w:ind w:left="1440" w:hanging="360"/>
-      </w:pPr>
-    </w:lvl>
-    <w:lvl w:ilvl="2">
-      <w:numFmt w:val="bullet"/>
-      <w:lvlText w:val="☐"/>
-      <w:lvlJc w:val="left"/>
-      <w:pPr>
-        <w:ind w:left="2160" w:hanging="360"/>
-      </w:pPr>
-    </w:lvl>
-    <w:lvl w:ilvl="3">
-      <w:numFmt w:val="bullet"/>
-      <w:lvlText w:val="☐"/>
-      <w:lvlJc w:val="left"/>
-      <w:pPr>
-        <w:ind w:left="2880" w:hanging="360"/>
-      </w:pPr>
-    </w:lvl>
-    <w:lvl w:ilvl="4">
-      <w:numFmt w:val="bullet"/>
-      <w:lvlText w:val="☐"/>
-      <w:lvlJc w:val="left"/>
-      <w:pPr>
-        <w:ind w:left="3600" w:hanging="360"/>
-      </w:pPr>
-    </w:lvl>
-    <w:lvl w:ilvl="5">
-      <w:numFmt w:val="bullet"/>
-      <w:lvlText w:val="☐"/>
-      <w:lvlJc w:val="left"/>
-      <w:pPr>
-        <w:ind w:left="4320" w:hanging="360"/>
-      </w:pPr>
-    </w:lvl>
-    <w:lvl w:ilvl="6">
-      <w:numFmt w:val="bullet"/>
-      <w:lvlText w:val="☐"/>
-      <w:lvlJc w:val="left"/>
-      <w:pPr>
-        <w:ind w:left="5040" w:hanging="360"/>
-      </w:pPr>
-    </w:lvl>
-    <w:lvl w:ilvl="7">
-      <w:numFmt w:val="bullet"/>
-      <w:lvlText w:val="☐"/>
-      <w:lvlJc w:val="left"/>
-      <w:pPr>
-        <w:ind w:left="5760" w:hanging="360"/>
-      </w:pPr>
-    </w:lvl>
-    <w:lvl w:ilvl="8">
-      <w:numFmt w:val="bullet"/>
-      <w:lvlText w:val="☐"/>
-      <w:lvlJc w:val="left"/>
-      <w:pPr>
-        <w:ind w:left="6480" w:hanging="360"/>
-      </w:pPr>
-    </w:lvl>
-  </w:abstractNum>
   <w:num w:numId="1000">
     <w:abstractNumId w:val="990"/>
-  </w:num>
-  <w:num w:numId="1001">
-    <w:abstractNumId w:val="992"/>
-  </w:num>
-  <w:num w:numId="1002">
-    <w:abstractNumId w:val="992"/>
   </w:num>
 </w:numbering>
 </file>
